--- a/docs/developpement/phases/word/PHASE_14_MODE_FORMATION_FACTICE.docx
+++ b/docs/developpement/phases/word/PHASE_14_MODE_FORMATION_FACTICE.docx
@@ -20,7 +20,7 @@
       <w:r>
         <w:t xml:space="preserve">FlaiX Expert · dossier de développement · généré le 2026-10-04 depuis le dépôt </w:t>
       </w:r>
-      <w:hyperlink w:history="1" r:id="rIdvxlmjotq33dy2snoatlem">
+      <w:hyperlink w:history="1" r:id="rId7hceqjldw6sbm8h9vilbc">
         <w:r>
           <w:rPr>
             <w:rStyle w:val="Hyperlink"/>
@@ -672,7 +672,7 @@
           <w:numId w:val="2"/>
         </w:numPr>
       </w:pPr>
-      <w:hyperlink w:history="1" r:id="rIdu7ptzhufz9bi6inycfooz">
+      <w:hyperlink w:history="1" r:id="rIdicabosh3un7k1snsbpu71">
         <w:r>
           <w:rPr>
             <w:rStyle w:val="Hyperlink"/>
@@ -692,7 +692,7 @@
           <w:numId w:val="2"/>
         </w:numPr>
       </w:pPr>
-      <w:hyperlink w:history="1" r:id="rIdmfeionjsqct3oqurso7i_">
+      <w:hyperlink w:history="1" r:id="rIdtvt5a1_rubmoyj6qz-2a9">
         <w:r>
           <w:rPr>
             <w:rStyle w:val="Hyperlink"/>
@@ -712,7 +712,7 @@
           <w:numId w:val="2"/>
         </w:numPr>
       </w:pPr>
-      <w:hyperlink w:history="1" r:id="rIdnf6rjkocpon5huk3iiahb">
+      <w:hyperlink w:history="1" r:id="rIds7aykhf8uvugwq_hfsfx4">
         <w:r>
           <w:rPr>
             <w:rStyle w:val="Hyperlink"/>
@@ -760,7 +760,7 @@
       <w:r>
         <w:t xml:space="preserve"> — créé — </w:t>
       </w:r>
-      <w:hyperlink w:history="1" r:id="rIdrbsqbtujdb5i8y6ez8m_n">
+      <w:hyperlink w:history="1" r:id="rIdrhoy4a2pg_s-psi2w4les">
         <w:r>
           <w:rPr>
             <w:rStyle w:val="Hyperlink"/>
@@ -797,7 +797,7 @@
       <w:r>
         <w:t xml:space="preserve"> — créé — </w:t>
       </w:r>
-      <w:hyperlink w:history="1" r:id="rIdmibthxs8h1nyl2mzshxeh">
+      <w:hyperlink w:history="1" r:id="rIder23xh1el_zox5kbovkjg">
         <w:r>
           <w:rPr>
             <w:rStyle w:val="Hyperlink"/>
@@ -834,7 +834,7 @@
       <w:r>
         <w:t xml:space="preserve"> — modifié — </w:t>
       </w:r>
-      <w:hyperlink w:history="1" r:id="rIdiyafpovegziatpsmpjgs9">
+      <w:hyperlink w:history="1" r:id="rId2x6sslneibttrwio4ehfi">
         <w:r>
           <w:rPr>
             <w:rStyle w:val="Hyperlink"/>
@@ -863,7 +863,7 @@
       <w:r>
         <w:t xml:space="preserve"> — modifié — </w:t>
       </w:r>
-      <w:hyperlink w:history="1" r:id="rIdfitblflqjjyrvkl3mdq0x">
+      <w:hyperlink w:history="1" r:id="rIdi2yys-rt7ufh3yjwp86gm">
         <w:r>
           <w:rPr>
             <w:rStyle w:val="Hyperlink"/>
@@ -900,7 +900,7 @@
       <w:r>
         <w:t xml:space="preserve"> — modifié — </w:t>
       </w:r>
-      <w:hyperlink w:history="1" r:id="rIdhbt3rfir7vjqzglvs8rwn">
+      <w:hyperlink w:history="1" r:id="rId7pjyxux5urfyzpwht-uyz">
         <w:r>
           <w:rPr>
             <w:rStyle w:val="Hyperlink"/>
@@ -929,7 +929,7 @@
       <w:r>
         <w:t xml:space="preserve"> — modifié — </w:t>
       </w:r>
-      <w:hyperlink w:history="1" r:id="rIdoosezdy-vhlkhsj9slbmj">
+      <w:hyperlink w:history="1" r:id="rIdvfbckzewilqfj2kktze6d">
         <w:r>
           <w:rPr>
             <w:rStyle w:val="Hyperlink"/>
@@ -958,7 +958,7 @@
       <w:r>
         <w:t xml:space="preserve"> — modifié — </w:t>
       </w:r>
-      <w:hyperlink w:history="1" r:id="rIdd0jpld3bnvmwgkt_i1jv8">
+      <w:hyperlink w:history="1" r:id="rIdhniyjvenodgn1jokzzzfl">
         <w:r>
           <w:rPr>
             <w:rStyle w:val="Hyperlink"/>
@@ -987,7 +987,7 @@
       <w:r>
         <w:t xml:space="preserve"> — modifié — </w:t>
       </w:r>
-      <w:hyperlink w:history="1" r:id="rIdkg1cqnxi7y_l7tvvelrro">
+      <w:hyperlink w:history="1" r:id="rIdovwhkt976tlpcazve3qyn">
         <w:r>
           <w:rPr>
             <w:rStyle w:val="Hyperlink"/>
@@ -1016,7 +1016,7 @@
       <w:r>
         <w:t xml:space="preserve"> — modifié — </w:t>
       </w:r>
-      <w:hyperlink w:history="1" r:id="rIduabneozf1f3l4y2qmhqzn">
+      <w:hyperlink w:history="1" r:id="rId23_uhd4rch4t2i97zih8e">
         <w:r>
           <w:rPr>
             <w:rStyle w:val="Hyperlink"/>
@@ -1045,7 +1045,7 @@
       <w:r>
         <w:t xml:space="preserve"> — créé — </w:t>
       </w:r>
-      <w:hyperlink w:history="1" r:id="rIdr3gxddk4seqz85arbr-d6">
+      <w:hyperlink w:history="1" r:id="rIdim1kmqf764ivj6b0jhevx">
         <w:r>
           <w:rPr>
             <w:rStyle w:val="Hyperlink"/>
@@ -1074,7 +1074,7 @@
       <w:r>
         <w:t xml:space="preserve"> — modifié — </w:t>
       </w:r>
-      <w:hyperlink w:history="1" r:id="rIdv01w86_1impqoloqpiq1v">
+      <w:hyperlink w:history="1" r:id="rIdkigo55j_cotnng4xfcmc7">
         <w:r>
           <w:rPr>
             <w:rStyle w:val="Hyperlink"/>
@@ -1111,7 +1111,7 @@
       <w:r>
         <w:t xml:space="preserve"> — modifié — </w:t>
       </w:r>
-      <w:hyperlink w:history="1" r:id="rIdcqbn0zrneyoqqkreb7ku6">
+      <w:hyperlink w:history="1" r:id="rIdcy3ha2jucs7i92tzwlmyj">
         <w:r>
           <w:rPr>
             <w:rStyle w:val="Hyperlink"/>
@@ -1140,7 +1140,7 @@
       <w:r>
         <w:t xml:space="preserve"> — modifié — </w:t>
       </w:r>
-      <w:hyperlink w:history="1" r:id="rIdqamkwav60jnknsxyem9sa">
+      <w:hyperlink w:history="1" r:id="rIdwwtr78fvf7wzvfpvlslnd">
         <w:r>
           <w:rPr>
             <w:rStyle w:val="Hyperlink"/>
@@ -1169,7 +1169,7 @@
       <w:r>
         <w:t xml:space="preserve"> — créé — </w:t>
       </w:r>
-      <w:hyperlink w:history="1" r:id="rIdhp3scgpnorjdl49qks12k">
+      <w:hyperlink w:history="1" r:id="rIdbekqjiap41jwecbth0nj_">
         <w:r>
           <w:rPr>
             <w:rStyle w:val="Hyperlink"/>
@@ -1198,7 +1198,7 @@
       <w:r>
         <w:t xml:space="preserve"> — modifié — </w:t>
       </w:r>
-      <w:hyperlink w:history="1" r:id="rId-nnx-w8dut9ufc8utsfcz">
+      <w:hyperlink w:history="1" r:id="rIdnung89jryvdherwswszdd">
         <w:r>
           <w:rPr>
             <w:rStyle w:val="Hyperlink"/>
@@ -1227,7 +1227,7 @@
       <w:r>
         <w:t xml:space="preserve"> — modifié — </w:t>
       </w:r>
-      <w:hyperlink w:history="1" r:id="rIdr3atcbubtl7cvrjumi3rs">
+      <w:hyperlink w:history="1" r:id="rIdxxk25rxa2qiwht10mtofs">
         <w:r>
           <w:rPr>
             <w:rStyle w:val="Hyperlink"/>
@@ -1256,7 +1256,7 @@
       <w:r>
         <w:t xml:space="preserve"> — modifié — </w:t>
       </w:r>
-      <w:hyperlink w:history="1" r:id="rIdenalwukrtvvmnpzav0yex">
+      <w:hyperlink w:history="1" r:id="rId1e7zyqxjuz4osa-quzfiq">
         <w:r>
           <w:rPr>
             <w:rStyle w:val="Hyperlink"/>
@@ -1285,7 +1285,7 @@
       <w:r>
         <w:t xml:space="preserve"> — modifié — </w:t>
       </w:r>
-      <w:hyperlink w:history="1" r:id="rId1jf-wydrgpg4s_7ajqwq8">
+      <w:hyperlink w:history="1" r:id="rId9nn9d0zj3nxgip7gbgx--">
         <w:r>
           <w:rPr>
             <w:rStyle w:val="Hyperlink"/>
@@ -1314,7 +1314,7 @@
       <w:r>
         <w:t xml:space="preserve"> — modifié — </w:t>
       </w:r>
-      <w:hyperlink w:history="1" r:id="rIdfeck4ulk0tmwbslleinm5">
+      <w:hyperlink w:history="1" r:id="rIdnfnz9r9jmr2ypvwqhsjrr">
         <w:r>
           <w:rPr>
             <w:rStyle w:val="Hyperlink"/>
@@ -1343,7 +1343,7 @@
       <w:r>
         <w:t xml:space="preserve"> — créé — </w:t>
       </w:r>
-      <w:hyperlink w:history="1" r:id="rId9vwwlgeivkuzuwuvgberx">
+      <w:hyperlink w:history="1" r:id="rIdesxzcf20drowndcuskssy">
         <w:r>
           <w:rPr>
             <w:rStyle w:val="Hyperlink"/>
@@ -1372,7 +1372,7 @@
       <w:r>
         <w:t xml:space="preserve"> — modifié — </w:t>
       </w:r>
-      <w:hyperlink w:history="1" r:id="rIdcxj_p3sodn2d2lha8zbao">
+      <w:hyperlink w:history="1" r:id="rId4ck9uuanmpe6tjnbfs7ek">
         <w:r>
           <w:rPr>
             <w:rStyle w:val="Hyperlink"/>
@@ -1401,7 +1401,7 @@
       <w:r>
         <w:t xml:space="preserve"> — modifié — </w:t>
       </w:r>
-      <w:hyperlink w:history="1" r:id="rIdkwte43coat0eb9ihweu7f">
+      <w:hyperlink w:history="1" r:id="rIdwmlcjhmldhlhubdaicyq9">
         <w:r>
           <w:rPr>
             <w:rStyle w:val="Hyperlink"/>
@@ -1430,7 +1430,7 @@
       <w:r>
         <w:t xml:space="preserve"> — modifié — </w:t>
       </w:r>
-      <w:hyperlink w:history="1" r:id="rIdrfbobbg2n1al9eejcwgim">
+      <w:hyperlink w:history="1" r:id="rIdi1dd2vbpq1zojossyrvuc">
         <w:r>
           <w:rPr>
             <w:rStyle w:val="Hyperlink"/>
@@ -1459,7 +1459,7 @@
       <w:r>
         <w:t xml:space="preserve"> — modifié — </w:t>
       </w:r>
-      <w:hyperlink w:history="1" r:id="rId0f9fsz9sckmrsz65zqdja">
+      <w:hyperlink w:history="1" r:id="rId77jdcadu8_szubjk-hp14">
         <w:r>
           <w:rPr>
             <w:rStyle w:val="Hyperlink"/>
@@ -1496,7 +1496,7 @@
       <w:r>
         <w:t xml:space="preserve"> — modifié — </w:t>
       </w:r>
-      <w:hyperlink w:history="1" r:id="rIdiy3okrkttckrcugfejxkq">
+      <w:hyperlink w:history="1" r:id="rIdjbpa1k-7t-yro0vpuubyr">
         <w:r>
           <w:rPr>
             <w:rStyle w:val="Hyperlink"/>
@@ -1525,7 +1525,7 @@
       <w:r>
         <w:t xml:space="preserve"> — modifié — </w:t>
       </w:r>
-      <w:hyperlink w:history="1" r:id="rIdn4atbunlyj5gchaj8poiz">
+      <w:hyperlink w:history="1" r:id="rIdvw7bhrntvquoz0wtmf8it">
         <w:r>
           <w:rPr>
             <w:rStyle w:val="Hyperlink"/>
@@ -1554,7 +1554,7 @@
       <w:r>
         <w:t xml:space="preserve"> — modifié — </w:t>
       </w:r>
-      <w:hyperlink w:history="1" r:id="rIdpp_d1iduaf9szallifflb">
+      <w:hyperlink w:history="1" r:id="rId60g0r0jtfppjctgw7graq">
         <w:r>
           <w:rPr>
             <w:rStyle w:val="Hyperlink"/>

--- a/docs/developpement/phases/word/PHASE_14_MODE_FORMATION_FACTICE.docx
+++ b/docs/developpement/phases/word/PHASE_14_MODE_FORMATION_FACTICE.docx
@@ -20,7 +20,7 @@
       <w:r>
         <w:t xml:space="preserve">FlaiX Expert · dossier de développement · généré le 2026-10-04 depuis le dépôt </w:t>
       </w:r>
-      <w:hyperlink w:history="1" r:id="rId7hceqjldw6sbm8h9vilbc">
+      <w:hyperlink w:history="1" r:id="rIdqjtbtbsnip3vevsskenb8">
         <w:r>
           <w:rPr>
             <w:rStyle w:val="Hyperlink"/>
@@ -672,7 +672,7 @@
           <w:numId w:val="2"/>
         </w:numPr>
       </w:pPr>
-      <w:hyperlink w:history="1" r:id="rIdicabosh3un7k1snsbpu71">
+      <w:hyperlink w:history="1" r:id="rIden_novm1x2ni9nddgmwj4">
         <w:r>
           <w:rPr>
             <w:rStyle w:val="Hyperlink"/>
@@ -692,7 +692,7 @@
           <w:numId w:val="2"/>
         </w:numPr>
       </w:pPr>
-      <w:hyperlink w:history="1" r:id="rIdtvt5a1_rubmoyj6qz-2a9">
+      <w:hyperlink w:history="1" r:id="rIdq1h24hhsckibf_yn7gatq">
         <w:r>
           <w:rPr>
             <w:rStyle w:val="Hyperlink"/>
@@ -712,7 +712,7 @@
           <w:numId w:val="2"/>
         </w:numPr>
       </w:pPr>
-      <w:hyperlink w:history="1" r:id="rIds7aykhf8uvugwq_hfsfx4">
+      <w:hyperlink w:history="1" r:id="rId3svk92aqtl5txlsdvxksc">
         <w:r>
           <w:rPr>
             <w:rStyle w:val="Hyperlink"/>
@@ -760,7 +760,7 @@
       <w:r>
         <w:t xml:space="preserve"> — créé — </w:t>
       </w:r>
-      <w:hyperlink w:history="1" r:id="rIdrhoy4a2pg_s-psi2w4les">
+      <w:hyperlink w:history="1" r:id="rIdrprvm1hpt52l1t35ocayq">
         <w:r>
           <w:rPr>
             <w:rStyle w:val="Hyperlink"/>
@@ -797,7 +797,7 @@
       <w:r>
         <w:t xml:space="preserve"> — créé — </w:t>
       </w:r>
-      <w:hyperlink w:history="1" r:id="rIder23xh1el_zox5kbovkjg">
+      <w:hyperlink w:history="1" r:id="rIdpiwpbw4a5ptajohvcxahi">
         <w:r>
           <w:rPr>
             <w:rStyle w:val="Hyperlink"/>
@@ -834,7 +834,7 @@
       <w:r>
         <w:t xml:space="preserve"> — modifié — </w:t>
       </w:r>
-      <w:hyperlink w:history="1" r:id="rId2x6sslneibttrwio4ehfi">
+      <w:hyperlink w:history="1" r:id="rIdg_yzfdldbh-rxa34vwdh3">
         <w:r>
           <w:rPr>
             <w:rStyle w:val="Hyperlink"/>
@@ -863,7 +863,7 @@
       <w:r>
         <w:t xml:space="preserve"> — modifié — </w:t>
       </w:r>
-      <w:hyperlink w:history="1" r:id="rIdi2yys-rt7ufh3yjwp86gm">
+      <w:hyperlink w:history="1" r:id="rIdbditfnyq5cztfunqyk5cp">
         <w:r>
           <w:rPr>
             <w:rStyle w:val="Hyperlink"/>
@@ -900,7 +900,7 @@
       <w:r>
         <w:t xml:space="preserve"> — modifié — </w:t>
       </w:r>
-      <w:hyperlink w:history="1" r:id="rId7pjyxux5urfyzpwht-uyz">
+      <w:hyperlink w:history="1" r:id="rIdmhtr1cjhi3mlchudv2s1b">
         <w:r>
           <w:rPr>
             <w:rStyle w:val="Hyperlink"/>
@@ -929,7 +929,7 @@
       <w:r>
         <w:t xml:space="preserve"> — modifié — </w:t>
       </w:r>
-      <w:hyperlink w:history="1" r:id="rIdvfbckzewilqfj2kktze6d">
+      <w:hyperlink w:history="1" r:id="rIdzhpaq-1rhtgshlre-a3z1">
         <w:r>
           <w:rPr>
             <w:rStyle w:val="Hyperlink"/>
@@ -958,7 +958,7 @@
       <w:r>
         <w:t xml:space="preserve"> — modifié — </w:t>
       </w:r>
-      <w:hyperlink w:history="1" r:id="rIdhniyjvenodgn1jokzzzfl">
+      <w:hyperlink w:history="1" r:id="rId3iw6cstaprxo5vcuxtwez">
         <w:r>
           <w:rPr>
             <w:rStyle w:val="Hyperlink"/>
@@ -987,7 +987,7 @@
       <w:r>
         <w:t xml:space="preserve"> — modifié — </w:t>
       </w:r>
-      <w:hyperlink w:history="1" r:id="rIdovwhkt976tlpcazve3qyn">
+      <w:hyperlink w:history="1" r:id="rId7k9qw66wijfmojc2pouux">
         <w:r>
           <w:rPr>
             <w:rStyle w:val="Hyperlink"/>
@@ -1016,7 +1016,7 @@
       <w:r>
         <w:t xml:space="preserve"> — modifié — </w:t>
       </w:r>
-      <w:hyperlink w:history="1" r:id="rId23_uhd4rch4t2i97zih8e">
+      <w:hyperlink w:history="1" r:id="rIdvyuwbkrgusjskznukybfj">
         <w:r>
           <w:rPr>
             <w:rStyle w:val="Hyperlink"/>
@@ -1045,7 +1045,7 @@
       <w:r>
         <w:t xml:space="preserve"> — créé — </w:t>
       </w:r>
-      <w:hyperlink w:history="1" r:id="rIdim1kmqf764ivj6b0jhevx">
+      <w:hyperlink w:history="1" r:id="rIddz-gusu5lpuauj-jana-b">
         <w:r>
           <w:rPr>
             <w:rStyle w:val="Hyperlink"/>
@@ -1074,7 +1074,7 @@
       <w:r>
         <w:t xml:space="preserve"> — modifié — </w:t>
       </w:r>
-      <w:hyperlink w:history="1" r:id="rIdkigo55j_cotnng4xfcmc7">
+      <w:hyperlink w:history="1" r:id="rIdtrlrj5cbimhnhizweh9jq">
         <w:r>
           <w:rPr>
             <w:rStyle w:val="Hyperlink"/>
@@ -1111,7 +1111,7 @@
       <w:r>
         <w:t xml:space="preserve"> — modifié — </w:t>
       </w:r>
-      <w:hyperlink w:history="1" r:id="rIdcy3ha2jucs7i92tzwlmyj">
+      <w:hyperlink w:history="1" r:id="rId0rzflh27mbujwaaj1vmuz">
         <w:r>
           <w:rPr>
             <w:rStyle w:val="Hyperlink"/>
@@ -1140,7 +1140,7 @@
       <w:r>
         <w:t xml:space="preserve"> — modifié — </w:t>
       </w:r>
-      <w:hyperlink w:history="1" r:id="rIdwwtr78fvf7wzvfpvlslnd">
+      <w:hyperlink w:history="1" r:id="rIdvhk5ngrv1hs2mvtxe00r5">
         <w:r>
           <w:rPr>
             <w:rStyle w:val="Hyperlink"/>
@@ -1169,7 +1169,7 @@
       <w:r>
         <w:t xml:space="preserve"> — créé — </w:t>
       </w:r>
-      <w:hyperlink w:history="1" r:id="rIdbekqjiap41jwecbth0nj_">
+      <w:hyperlink w:history="1" r:id="rIdkyoqryjmpck_rfaf-u2i9">
         <w:r>
           <w:rPr>
             <w:rStyle w:val="Hyperlink"/>
@@ -1198,7 +1198,7 @@
       <w:r>
         <w:t xml:space="preserve"> — modifié — </w:t>
       </w:r>
-      <w:hyperlink w:history="1" r:id="rIdnung89jryvdherwswszdd">
+      <w:hyperlink w:history="1" r:id="rIdfjdaoyeidps88z2cym0wy">
         <w:r>
           <w:rPr>
             <w:rStyle w:val="Hyperlink"/>
@@ -1227,7 +1227,7 @@
       <w:r>
         <w:t xml:space="preserve"> — modifié — </w:t>
       </w:r>
-      <w:hyperlink w:history="1" r:id="rIdxxk25rxa2qiwht10mtofs">
+      <w:hyperlink w:history="1" r:id="rIdq6ctrt5b1iuzv4yq92ydt">
         <w:r>
           <w:rPr>
             <w:rStyle w:val="Hyperlink"/>
@@ -1256,7 +1256,7 @@
       <w:r>
         <w:t xml:space="preserve"> — modifié — </w:t>
       </w:r>
-      <w:hyperlink w:history="1" r:id="rId1e7zyqxjuz4osa-quzfiq">
+      <w:hyperlink w:history="1" r:id="rIdirblmele-cwyag-v_dyaa">
         <w:r>
           <w:rPr>
             <w:rStyle w:val="Hyperlink"/>
@@ -1285,7 +1285,7 @@
       <w:r>
         <w:t xml:space="preserve"> — modifié — </w:t>
       </w:r>
-      <w:hyperlink w:history="1" r:id="rId9nn9d0zj3nxgip7gbgx--">
+      <w:hyperlink w:history="1" r:id="rId0lzfknd9i_66ejdmdyfoy">
         <w:r>
           <w:rPr>
             <w:rStyle w:val="Hyperlink"/>
@@ -1314,7 +1314,7 @@
       <w:r>
         <w:t xml:space="preserve"> — modifié — </w:t>
       </w:r>
-      <w:hyperlink w:history="1" r:id="rIdnfnz9r9jmr2ypvwqhsjrr">
+      <w:hyperlink w:history="1" r:id="rIdp205egjuyc5vkjne2lmye">
         <w:r>
           <w:rPr>
             <w:rStyle w:val="Hyperlink"/>
@@ -1343,7 +1343,7 @@
       <w:r>
         <w:t xml:space="preserve"> — créé — </w:t>
       </w:r>
-      <w:hyperlink w:history="1" r:id="rIdesxzcf20drowndcuskssy">
+      <w:hyperlink w:history="1" r:id="rIdecv8wwiowb6osrqqonh2x">
         <w:r>
           <w:rPr>
             <w:rStyle w:val="Hyperlink"/>
@@ -1372,7 +1372,7 @@
       <w:r>
         <w:t xml:space="preserve"> — modifié — </w:t>
       </w:r>
-      <w:hyperlink w:history="1" r:id="rId4ck9uuanmpe6tjnbfs7ek">
+      <w:hyperlink w:history="1" r:id="rIdaszwezvtv5910qn4qhzxb">
         <w:r>
           <w:rPr>
             <w:rStyle w:val="Hyperlink"/>
@@ -1401,7 +1401,7 @@
       <w:r>
         <w:t xml:space="preserve"> — modifié — </w:t>
       </w:r>
-      <w:hyperlink w:history="1" r:id="rIdwmlcjhmldhlhubdaicyq9">
+      <w:hyperlink w:history="1" r:id="rIdyrcpnjbc_z0ad1nxbffcu">
         <w:r>
           <w:rPr>
             <w:rStyle w:val="Hyperlink"/>
@@ -1430,7 +1430,7 @@
       <w:r>
         <w:t xml:space="preserve"> — modifié — </w:t>
       </w:r>
-      <w:hyperlink w:history="1" r:id="rIdi1dd2vbpq1zojossyrvuc">
+      <w:hyperlink w:history="1" r:id="rIdy6sv6dvru0cglazzx-gmt">
         <w:r>
           <w:rPr>
             <w:rStyle w:val="Hyperlink"/>
@@ -1459,7 +1459,7 @@
       <w:r>
         <w:t xml:space="preserve"> — modifié — </w:t>
       </w:r>
-      <w:hyperlink w:history="1" r:id="rId77jdcadu8_szubjk-hp14">
+      <w:hyperlink w:history="1" r:id="rIdzlve_9zrnecm6n5sspuoe">
         <w:r>
           <w:rPr>
             <w:rStyle w:val="Hyperlink"/>
@@ -1496,7 +1496,7 @@
       <w:r>
         <w:t xml:space="preserve"> — modifié — </w:t>
       </w:r>
-      <w:hyperlink w:history="1" r:id="rIdjbpa1k-7t-yro0vpuubyr">
+      <w:hyperlink w:history="1" r:id="rIdk28exmwydgvucvsyznat8">
         <w:r>
           <w:rPr>
             <w:rStyle w:val="Hyperlink"/>
@@ -1525,7 +1525,7 @@
       <w:r>
         <w:t xml:space="preserve"> — modifié — </w:t>
       </w:r>
-      <w:hyperlink w:history="1" r:id="rIdvw7bhrntvquoz0wtmf8it">
+      <w:hyperlink w:history="1" r:id="rId3mgl-pvx-umin5hkqdnvx">
         <w:r>
           <w:rPr>
             <w:rStyle w:val="Hyperlink"/>
@@ -1554,7 +1554,7 @@
       <w:r>
         <w:t xml:space="preserve"> — modifié — </w:t>
       </w:r>
-      <w:hyperlink w:history="1" r:id="rId60g0r0jtfppjctgw7graq">
+      <w:hyperlink w:history="1" r:id="rIdnk0226owgrt9_mcyxmuq_">
         <w:r>
           <w:rPr>
             <w:rStyle w:val="Hyperlink"/>

--- a/docs/developpement/phases/word/PHASE_14_MODE_FORMATION_FACTICE.docx
+++ b/docs/developpement/phases/word/PHASE_14_MODE_FORMATION_FACTICE.docx
@@ -20,7 +20,7 @@
       <w:r>
         <w:t xml:space="preserve">FlaiX Expert · dossier de développement · généré le 2026-10-04 depuis le dépôt </w:t>
       </w:r>
-      <w:hyperlink w:history="1" r:id="rIdqjtbtbsnip3vevsskenb8">
+      <w:hyperlink w:history="1" r:id="rIdebtbyv_q9n2pcebdlpjo3">
         <w:r>
           <w:rPr>
             <w:rStyle w:val="Hyperlink"/>
@@ -672,7 +672,7 @@
           <w:numId w:val="2"/>
         </w:numPr>
       </w:pPr>
-      <w:hyperlink w:history="1" r:id="rIden_novm1x2ni9nddgmwj4">
+      <w:hyperlink w:history="1" r:id="rIdew05eqm4ev-yp_9exioc4">
         <w:r>
           <w:rPr>
             <w:rStyle w:val="Hyperlink"/>
@@ -692,7 +692,7 @@
           <w:numId w:val="2"/>
         </w:numPr>
       </w:pPr>
-      <w:hyperlink w:history="1" r:id="rIdq1h24hhsckibf_yn7gatq">
+      <w:hyperlink w:history="1" r:id="rIdxooyw0ljywflln1thyhem">
         <w:r>
           <w:rPr>
             <w:rStyle w:val="Hyperlink"/>
@@ -712,7 +712,7 @@
           <w:numId w:val="2"/>
         </w:numPr>
       </w:pPr>
-      <w:hyperlink w:history="1" r:id="rId3svk92aqtl5txlsdvxksc">
+      <w:hyperlink w:history="1" r:id="rIdly8pjnfzgkyuxcv814qen">
         <w:r>
           <w:rPr>
             <w:rStyle w:val="Hyperlink"/>
@@ -760,7 +760,7 @@
       <w:r>
         <w:t xml:space="preserve"> — créé — </w:t>
       </w:r>
-      <w:hyperlink w:history="1" r:id="rIdrprvm1hpt52l1t35ocayq">
+      <w:hyperlink w:history="1" r:id="rIdlpjoffe8svozmv7yj38gj">
         <w:r>
           <w:rPr>
             <w:rStyle w:val="Hyperlink"/>
@@ -797,7 +797,7 @@
       <w:r>
         <w:t xml:space="preserve"> — créé — </w:t>
       </w:r>
-      <w:hyperlink w:history="1" r:id="rIdpiwpbw4a5ptajohvcxahi">
+      <w:hyperlink w:history="1" r:id="rIdbzcbc5nxul8sio2fummq2">
         <w:r>
           <w:rPr>
             <w:rStyle w:val="Hyperlink"/>
@@ -834,7 +834,7 @@
       <w:r>
         <w:t xml:space="preserve"> — modifié — </w:t>
       </w:r>
-      <w:hyperlink w:history="1" r:id="rIdg_yzfdldbh-rxa34vwdh3">
+      <w:hyperlink w:history="1" r:id="rIdfgu4dkxskmehnsb1v8x05">
         <w:r>
           <w:rPr>
             <w:rStyle w:val="Hyperlink"/>
@@ -863,7 +863,7 @@
       <w:r>
         <w:t xml:space="preserve"> — modifié — </w:t>
       </w:r>
-      <w:hyperlink w:history="1" r:id="rIdbditfnyq5cztfunqyk5cp">
+      <w:hyperlink w:history="1" r:id="rIdd_sxtl0pkmscg93ecxruf">
         <w:r>
           <w:rPr>
             <w:rStyle w:val="Hyperlink"/>
@@ -900,7 +900,7 @@
       <w:r>
         <w:t xml:space="preserve"> — modifié — </w:t>
       </w:r>
-      <w:hyperlink w:history="1" r:id="rIdmhtr1cjhi3mlchudv2s1b">
+      <w:hyperlink w:history="1" r:id="rIddgxj4ftbbo1klyrzlx7_e">
         <w:r>
           <w:rPr>
             <w:rStyle w:val="Hyperlink"/>
@@ -929,7 +929,7 @@
       <w:r>
         <w:t xml:space="preserve"> — modifié — </w:t>
       </w:r>
-      <w:hyperlink w:history="1" r:id="rIdzhpaq-1rhtgshlre-a3z1">
+      <w:hyperlink w:history="1" r:id="rIdqcx1bb9tilrnxu9h4e6oj">
         <w:r>
           <w:rPr>
             <w:rStyle w:val="Hyperlink"/>
@@ -958,7 +958,7 @@
       <w:r>
         <w:t xml:space="preserve"> — modifié — </w:t>
       </w:r>
-      <w:hyperlink w:history="1" r:id="rId3iw6cstaprxo5vcuxtwez">
+      <w:hyperlink w:history="1" r:id="rIdugzitwnpbpdp9ad225ngd">
         <w:r>
           <w:rPr>
             <w:rStyle w:val="Hyperlink"/>
@@ -987,7 +987,7 @@
       <w:r>
         <w:t xml:space="preserve"> — modifié — </w:t>
       </w:r>
-      <w:hyperlink w:history="1" r:id="rId7k9qw66wijfmojc2pouux">
+      <w:hyperlink w:history="1" r:id="rIdgys9iqesjccyctjkfoojb">
         <w:r>
           <w:rPr>
             <w:rStyle w:val="Hyperlink"/>
@@ -1016,7 +1016,7 @@
       <w:r>
         <w:t xml:space="preserve"> — modifié — </w:t>
       </w:r>
-      <w:hyperlink w:history="1" r:id="rIdvyuwbkrgusjskznukybfj">
+      <w:hyperlink w:history="1" r:id="rIdy-n1ywakbjjj62me_jpmw">
         <w:r>
           <w:rPr>
             <w:rStyle w:val="Hyperlink"/>
@@ -1045,7 +1045,7 @@
       <w:r>
         <w:t xml:space="preserve"> — créé — </w:t>
       </w:r>
-      <w:hyperlink w:history="1" r:id="rIddz-gusu5lpuauj-jana-b">
+      <w:hyperlink w:history="1" r:id="rIdi0pdnpkdf7rvxnw65my3o">
         <w:r>
           <w:rPr>
             <w:rStyle w:val="Hyperlink"/>
@@ -1074,7 +1074,7 @@
       <w:r>
         <w:t xml:space="preserve"> — modifié — </w:t>
       </w:r>
-      <w:hyperlink w:history="1" r:id="rIdtrlrj5cbimhnhizweh9jq">
+      <w:hyperlink w:history="1" r:id="rIdcbhaunl-qww049v-aokop">
         <w:r>
           <w:rPr>
             <w:rStyle w:val="Hyperlink"/>
@@ -1111,7 +1111,7 @@
       <w:r>
         <w:t xml:space="preserve"> — modifié — </w:t>
       </w:r>
-      <w:hyperlink w:history="1" r:id="rId0rzflh27mbujwaaj1vmuz">
+      <w:hyperlink w:history="1" r:id="rId-ifulew6xrsnvgifrtrbz">
         <w:r>
           <w:rPr>
             <w:rStyle w:val="Hyperlink"/>
@@ -1140,7 +1140,7 @@
       <w:r>
         <w:t xml:space="preserve"> — modifié — </w:t>
       </w:r>
-      <w:hyperlink w:history="1" r:id="rIdvhk5ngrv1hs2mvtxe00r5">
+      <w:hyperlink w:history="1" r:id="rIdmmy38q3qkwbvyyqnd5juj">
         <w:r>
           <w:rPr>
             <w:rStyle w:val="Hyperlink"/>
@@ -1169,7 +1169,7 @@
       <w:r>
         <w:t xml:space="preserve"> — créé — </w:t>
       </w:r>
-      <w:hyperlink w:history="1" r:id="rIdkyoqryjmpck_rfaf-u2i9">
+      <w:hyperlink w:history="1" r:id="rIdioy9nuzckqzqv6f6d2ghl">
         <w:r>
           <w:rPr>
             <w:rStyle w:val="Hyperlink"/>
@@ -1198,7 +1198,7 @@
       <w:r>
         <w:t xml:space="preserve"> — modifié — </w:t>
       </w:r>
-      <w:hyperlink w:history="1" r:id="rIdfjdaoyeidps88z2cym0wy">
+      <w:hyperlink w:history="1" r:id="rId5ed0sj49fudsozqsoizxv">
         <w:r>
           <w:rPr>
             <w:rStyle w:val="Hyperlink"/>
@@ -1227,7 +1227,7 @@
       <w:r>
         <w:t xml:space="preserve"> — modifié — </w:t>
       </w:r>
-      <w:hyperlink w:history="1" r:id="rIdq6ctrt5b1iuzv4yq92ydt">
+      <w:hyperlink w:history="1" r:id="rIdx1sdfhup11et47bry85ye">
         <w:r>
           <w:rPr>
             <w:rStyle w:val="Hyperlink"/>
@@ -1256,7 +1256,7 @@
       <w:r>
         <w:t xml:space="preserve"> — modifié — </w:t>
       </w:r>
-      <w:hyperlink w:history="1" r:id="rIdirblmele-cwyag-v_dyaa">
+      <w:hyperlink w:history="1" r:id="rId2wqknvjmhusde6vanu9yk">
         <w:r>
           <w:rPr>
             <w:rStyle w:val="Hyperlink"/>
@@ -1285,7 +1285,7 @@
       <w:r>
         <w:t xml:space="preserve"> — modifié — </w:t>
       </w:r>
-      <w:hyperlink w:history="1" r:id="rId0lzfknd9i_66ejdmdyfoy">
+      <w:hyperlink w:history="1" r:id="rId4amwidz_xn55jamunx1nt">
         <w:r>
           <w:rPr>
             <w:rStyle w:val="Hyperlink"/>
@@ -1314,7 +1314,7 @@
       <w:r>
         <w:t xml:space="preserve"> — modifié — </w:t>
       </w:r>
-      <w:hyperlink w:history="1" r:id="rIdp205egjuyc5vkjne2lmye">
+      <w:hyperlink w:history="1" r:id="rIdfefplqlgwhrz55nctetfd">
         <w:r>
           <w:rPr>
             <w:rStyle w:val="Hyperlink"/>
@@ -1343,7 +1343,7 @@
       <w:r>
         <w:t xml:space="preserve"> — créé — </w:t>
       </w:r>
-      <w:hyperlink w:history="1" r:id="rIdecv8wwiowb6osrqqonh2x">
+      <w:hyperlink w:history="1" r:id="rIdfh34gofpoufgxhmpj5tba">
         <w:r>
           <w:rPr>
             <w:rStyle w:val="Hyperlink"/>
@@ -1372,7 +1372,7 @@
       <w:r>
         <w:t xml:space="preserve"> — modifié — </w:t>
       </w:r>
-      <w:hyperlink w:history="1" r:id="rIdaszwezvtv5910qn4qhzxb">
+      <w:hyperlink w:history="1" r:id="rIdusjr8lwasov96xqv74rcg">
         <w:r>
           <w:rPr>
             <w:rStyle w:val="Hyperlink"/>
@@ -1401,7 +1401,7 @@
       <w:r>
         <w:t xml:space="preserve"> — modifié — </w:t>
       </w:r>
-      <w:hyperlink w:history="1" r:id="rIdyrcpnjbc_z0ad1nxbffcu">
+      <w:hyperlink w:history="1" r:id="rIdpssul0jt2nsprivzglw6d">
         <w:r>
           <w:rPr>
             <w:rStyle w:val="Hyperlink"/>
@@ -1430,7 +1430,7 @@
       <w:r>
         <w:t xml:space="preserve"> — modifié — </w:t>
       </w:r>
-      <w:hyperlink w:history="1" r:id="rIdy6sv6dvru0cglazzx-gmt">
+      <w:hyperlink w:history="1" r:id="rId37grvujapmt9a_myfqx8l">
         <w:r>
           <w:rPr>
             <w:rStyle w:val="Hyperlink"/>
@@ -1459,7 +1459,7 @@
       <w:r>
         <w:t xml:space="preserve"> — modifié — </w:t>
       </w:r>
-      <w:hyperlink w:history="1" r:id="rIdzlve_9zrnecm6n5sspuoe">
+      <w:hyperlink w:history="1" r:id="rIdaax9lalsb74lojdopfpri">
         <w:r>
           <w:rPr>
             <w:rStyle w:val="Hyperlink"/>
@@ -1496,7 +1496,7 @@
       <w:r>
         <w:t xml:space="preserve"> — modifié — </w:t>
       </w:r>
-      <w:hyperlink w:history="1" r:id="rIdk28exmwydgvucvsyznat8">
+      <w:hyperlink w:history="1" r:id="rIdfiur7x6jrwc1-savbhdgm">
         <w:r>
           <w:rPr>
             <w:rStyle w:val="Hyperlink"/>
@@ -1525,7 +1525,7 @@
       <w:r>
         <w:t xml:space="preserve"> — modifié — </w:t>
       </w:r>
-      <w:hyperlink w:history="1" r:id="rId3mgl-pvx-umin5hkqdnvx">
+      <w:hyperlink w:history="1" r:id="rId82-b_p11ms3y4wttx_umk">
         <w:r>
           <w:rPr>
             <w:rStyle w:val="Hyperlink"/>
@@ -1554,7 +1554,7 @@
       <w:r>
         <w:t xml:space="preserve"> — modifié — </w:t>
       </w:r>
-      <w:hyperlink w:history="1" r:id="rIdnk0226owgrt9_mcyxmuq_">
+      <w:hyperlink w:history="1" r:id="rIdpyviqf2qrzb3cj60hbhxt">
         <w:r>
           <w:rPr>
             <w:rStyle w:val="Hyperlink"/>

--- a/docs/developpement/phases/word/PHASE_14_MODE_FORMATION_FACTICE.docx
+++ b/docs/developpement/phases/word/PHASE_14_MODE_FORMATION_FACTICE.docx
@@ -20,7 +20,7 @@
       <w:r>
         <w:t xml:space="preserve">FlaiX Expert · dossier de développement · généré le 2026-10-04 depuis le dépôt </w:t>
       </w:r>
-      <w:hyperlink w:history="1" r:id="rIdebtbyv_q9n2pcebdlpjo3">
+      <w:hyperlink w:history="1" r:id="rIduw_4il2ntetcyvpuldbgi">
         <w:r>
           <w:rPr>
             <w:rStyle w:val="Hyperlink"/>
@@ -672,7 +672,7 @@
           <w:numId w:val="2"/>
         </w:numPr>
       </w:pPr>
-      <w:hyperlink w:history="1" r:id="rIdew05eqm4ev-yp_9exioc4">
+      <w:hyperlink w:history="1" r:id="rIdgxpjcr_vgtzqwubnetmeb">
         <w:r>
           <w:rPr>
             <w:rStyle w:val="Hyperlink"/>
@@ -692,7 +692,7 @@
           <w:numId w:val="2"/>
         </w:numPr>
       </w:pPr>
-      <w:hyperlink w:history="1" r:id="rIdxooyw0ljywflln1thyhem">
+      <w:hyperlink w:history="1" r:id="rId7ejwsktwnnowprkpvtrgk">
         <w:r>
           <w:rPr>
             <w:rStyle w:val="Hyperlink"/>
@@ -712,7 +712,7 @@
           <w:numId w:val="2"/>
         </w:numPr>
       </w:pPr>
-      <w:hyperlink w:history="1" r:id="rIdly8pjnfzgkyuxcv814qen">
+      <w:hyperlink w:history="1" r:id="rId3vp2xirwc7g1yedwxkffp">
         <w:r>
           <w:rPr>
             <w:rStyle w:val="Hyperlink"/>
@@ -760,7 +760,7 @@
       <w:r>
         <w:t xml:space="preserve"> — créé — </w:t>
       </w:r>
-      <w:hyperlink w:history="1" r:id="rIdlpjoffe8svozmv7yj38gj">
+      <w:hyperlink w:history="1" r:id="rIdurwdm8b6-dui-asw2l1-j">
         <w:r>
           <w:rPr>
             <w:rStyle w:val="Hyperlink"/>
@@ -797,7 +797,7 @@
       <w:r>
         <w:t xml:space="preserve"> — créé — </w:t>
       </w:r>
-      <w:hyperlink w:history="1" r:id="rIdbzcbc5nxul8sio2fummq2">
+      <w:hyperlink w:history="1" r:id="rIddv1rd7_avijpze8siazll">
         <w:r>
           <w:rPr>
             <w:rStyle w:val="Hyperlink"/>
@@ -834,7 +834,7 @@
       <w:r>
         <w:t xml:space="preserve"> — modifié — </w:t>
       </w:r>
-      <w:hyperlink w:history="1" r:id="rIdfgu4dkxskmehnsb1v8x05">
+      <w:hyperlink w:history="1" r:id="rIdybefqfpvje37t1n8b2nuh">
         <w:r>
           <w:rPr>
             <w:rStyle w:val="Hyperlink"/>
@@ -863,7 +863,7 @@
       <w:r>
         <w:t xml:space="preserve"> — modifié — </w:t>
       </w:r>
-      <w:hyperlink w:history="1" r:id="rIdd_sxtl0pkmscg93ecxruf">
+      <w:hyperlink w:history="1" r:id="rId_mdita8evr4rtjnlpj1ij">
         <w:r>
           <w:rPr>
             <w:rStyle w:val="Hyperlink"/>
@@ -900,7 +900,7 @@
       <w:r>
         <w:t xml:space="preserve"> — modifié — </w:t>
       </w:r>
-      <w:hyperlink w:history="1" r:id="rIddgxj4ftbbo1klyrzlx7_e">
+      <w:hyperlink w:history="1" r:id="rIdik9vmfyelv4s4l6yhw0xi">
         <w:r>
           <w:rPr>
             <w:rStyle w:val="Hyperlink"/>
@@ -929,7 +929,7 @@
       <w:r>
         <w:t xml:space="preserve"> — modifié — </w:t>
       </w:r>
-      <w:hyperlink w:history="1" r:id="rIdqcx1bb9tilrnxu9h4e6oj">
+      <w:hyperlink w:history="1" r:id="rIdgefkpvnlqsl8na-_za_4w">
         <w:r>
           <w:rPr>
             <w:rStyle w:val="Hyperlink"/>
@@ -958,7 +958,7 @@
       <w:r>
         <w:t xml:space="preserve"> — modifié — </w:t>
       </w:r>
-      <w:hyperlink w:history="1" r:id="rIdugzitwnpbpdp9ad225ngd">
+      <w:hyperlink w:history="1" r:id="rIdppl79c38gk-x2gthd_itd">
         <w:r>
           <w:rPr>
             <w:rStyle w:val="Hyperlink"/>
@@ -987,7 +987,7 @@
       <w:r>
         <w:t xml:space="preserve"> — modifié — </w:t>
       </w:r>
-      <w:hyperlink w:history="1" r:id="rIdgys9iqesjccyctjkfoojb">
+      <w:hyperlink w:history="1" r:id="rId5hpwfn8zpl6zgagwc7pld">
         <w:r>
           <w:rPr>
             <w:rStyle w:val="Hyperlink"/>
@@ -1016,7 +1016,7 @@
       <w:r>
         <w:t xml:space="preserve"> — modifié — </w:t>
       </w:r>
-      <w:hyperlink w:history="1" r:id="rIdy-n1ywakbjjj62me_jpmw">
+      <w:hyperlink w:history="1" r:id="rIdu_n28naq4dhlcmwelnh0t">
         <w:r>
           <w:rPr>
             <w:rStyle w:val="Hyperlink"/>
@@ -1045,7 +1045,7 @@
       <w:r>
         <w:t xml:space="preserve"> — créé — </w:t>
       </w:r>
-      <w:hyperlink w:history="1" r:id="rIdi0pdnpkdf7rvxnw65my3o">
+      <w:hyperlink w:history="1" r:id="rId-gtxlld8skyabqdye9x6i">
         <w:r>
           <w:rPr>
             <w:rStyle w:val="Hyperlink"/>
@@ -1074,7 +1074,7 @@
       <w:r>
         <w:t xml:space="preserve"> — modifié — </w:t>
       </w:r>
-      <w:hyperlink w:history="1" r:id="rIdcbhaunl-qww049v-aokop">
+      <w:hyperlink w:history="1" r:id="rIdivunqbehahw3hbsooxo7p">
         <w:r>
           <w:rPr>
             <w:rStyle w:val="Hyperlink"/>
@@ -1111,7 +1111,7 @@
       <w:r>
         <w:t xml:space="preserve"> — modifié — </w:t>
       </w:r>
-      <w:hyperlink w:history="1" r:id="rId-ifulew6xrsnvgifrtrbz">
+      <w:hyperlink w:history="1" r:id="rIdejsndmr84tdjtqxu-llps">
         <w:r>
           <w:rPr>
             <w:rStyle w:val="Hyperlink"/>
@@ -1140,7 +1140,7 @@
       <w:r>
         <w:t xml:space="preserve"> — modifié — </w:t>
       </w:r>
-      <w:hyperlink w:history="1" r:id="rIdmmy38q3qkwbvyyqnd5juj">
+      <w:hyperlink w:history="1" r:id="rIdbkomwmip1ec96boxd-wzm">
         <w:r>
           <w:rPr>
             <w:rStyle w:val="Hyperlink"/>
@@ -1169,7 +1169,7 @@
       <w:r>
         <w:t xml:space="preserve"> — créé — </w:t>
       </w:r>
-      <w:hyperlink w:history="1" r:id="rIdioy9nuzckqzqv6f6d2ghl">
+      <w:hyperlink w:history="1" r:id="rIdiqcwzybjzjbtfw3ulv7tp">
         <w:r>
           <w:rPr>
             <w:rStyle w:val="Hyperlink"/>
@@ -1198,7 +1198,7 @@
       <w:r>
         <w:t xml:space="preserve"> — modifié — </w:t>
       </w:r>
-      <w:hyperlink w:history="1" r:id="rId5ed0sj49fudsozqsoizxv">
+      <w:hyperlink w:history="1" r:id="rIdwr1kbiw_vzuqwthd2jykr">
         <w:r>
           <w:rPr>
             <w:rStyle w:val="Hyperlink"/>
@@ -1227,7 +1227,7 @@
       <w:r>
         <w:t xml:space="preserve"> — modifié — </w:t>
       </w:r>
-      <w:hyperlink w:history="1" r:id="rIdx1sdfhup11et47bry85ye">
+      <w:hyperlink w:history="1" r:id="rId7wp5vxkqzdn6rekmjksiz">
         <w:r>
           <w:rPr>
             <w:rStyle w:val="Hyperlink"/>
@@ -1256,7 +1256,7 @@
       <w:r>
         <w:t xml:space="preserve"> — modifié — </w:t>
       </w:r>
-      <w:hyperlink w:history="1" r:id="rId2wqknvjmhusde6vanu9yk">
+      <w:hyperlink w:history="1" r:id="rId5rx97y1lyr30tkflqlzjk">
         <w:r>
           <w:rPr>
             <w:rStyle w:val="Hyperlink"/>
@@ -1285,7 +1285,7 @@
       <w:r>
         <w:t xml:space="preserve"> — modifié — </w:t>
       </w:r>
-      <w:hyperlink w:history="1" r:id="rId4amwidz_xn55jamunx1nt">
+      <w:hyperlink w:history="1" r:id="rIdplz5fidyqe7by6anaedsn">
         <w:r>
           <w:rPr>
             <w:rStyle w:val="Hyperlink"/>
@@ -1314,7 +1314,7 @@
       <w:r>
         <w:t xml:space="preserve"> — modifié — </w:t>
       </w:r>
-      <w:hyperlink w:history="1" r:id="rIdfefplqlgwhrz55nctetfd">
+      <w:hyperlink w:history="1" r:id="rIdf_8wuvn323tpr6iy3kzg4">
         <w:r>
           <w:rPr>
             <w:rStyle w:val="Hyperlink"/>
@@ -1343,7 +1343,7 @@
       <w:r>
         <w:t xml:space="preserve"> — créé — </w:t>
       </w:r>
-      <w:hyperlink w:history="1" r:id="rIdfh34gofpoufgxhmpj5tba">
+      <w:hyperlink w:history="1" r:id="rIdvm9aswbwtly3q2ufzbxeb">
         <w:r>
           <w:rPr>
             <w:rStyle w:val="Hyperlink"/>
@@ -1372,7 +1372,7 @@
       <w:r>
         <w:t xml:space="preserve"> — modifié — </w:t>
       </w:r>
-      <w:hyperlink w:history="1" r:id="rIdusjr8lwasov96xqv74rcg">
+      <w:hyperlink w:history="1" r:id="rIdx29dvllnab54skhha8xlu">
         <w:r>
           <w:rPr>
             <w:rStyle w:val="Hyperlink"/>
@@ -1401,7 +1401,7 @@
       <w:r>
         <w:t xml:space="preserve"> — modifié — </w:t>
       </w:r>
-      <w:hyperlink w:history="1" r:id="rIdpssul0jt2nsprivzglw6d">
+      <w:hyperlink w:history="1" r:id="rIdxpjqn_d5d3gejzhbgrgak">
         <w:r>
           <w:rPr>
             <w:rStyle w:val="Hyperlink"/>
@@ -1430,7 +1430,7 @@
       <w:r>
         <w:t xml:space="preserve"> — modifié — </w:t>
       </w:r>
-      <w:hyperlink w:history="1" r:id="rId37grvujapmt9a_myfqx8l">
+      <w:hyperlink w:history="1" r:id="rId5vejo3rfmunbk1whhsjbz">
         <w:r>
           <w:rPr>
             <w:rStyle w:val="Hyperlink"/>
@@ -1459,7 +1459,7 @@
       <w:r>
         <w:t xml:space="preserve"> — modifié — </w:t>
       </w:r>
-      <w:hyperlink w:history="1" r:id="rIdaax9lalsb74lojdopfpri">
+      <w:hyperlink w:history="1" r:id="rIduulzdy16dn2efofb6-kwj">
         <w:r>
           <w:rPr>
             <w:rStyle w:val="Hyperlink"/>
@@ -1496,7 +1496,7 @@
       <w:r>
         <w:t xml:space="preserve"> — modifié — </w:t>
       </w:r>
-      <w:hyperlink w:history="1" r:id="rIdfiur7x6jrwc1-savbhdgm">
+      <w:hyperlink w:history="1" r:id="rId-qotmj28fymdnrezmvutk">
         <w:r>
           <w:rPr>
             <w:rStyle w:val="Hyperlink"/>
@@ -1525,7 +1525,7 @@
       <w:r>
         <w:t xml:space="preserve"> — modifié — </w:t>
       </w:r>
-      <w:hyperlink w:history="1" r:id="rId82-b_p11ms3y4wttx_umk">
+      <w:hyperlink w:history="1" r:id="rId3bkje2zzicsoxubrj_rso">
         <w:r>
           <w:rPr>
             <w:rStyle w:val="Hyperlink"/>
@@ -1554,7 +1554,7 @@
       <w:r>
         <w:t xml:space="preserve"> — modifié — </w:t>
       </w:r>
-      <w:hyperlink w:history="1" r:id="rIdpyviqf2qrzb3cj60hbhxt">
+      <w:hyperlink w:history="1" r:id="rIdsk9lm7o2exncwbytjoejg">
         <w:r>
           <w:rPr>
             <w:rStyle w:val="Hyperlink"/>
@@ -1634,7 +1634,7 @@
         </w:numPr>
       </w:pPr>
       <w:r>
-        <w:t xml:space="preserve">B4 [F] — ventes, clôture de caisse et Z du match en formation : aucun effet sur le vrai lieu</w:t>
+        <w:t xml:space="preserve">B4 [F] — ventes, clôture de caisse et Z de l'événement en formation : aucun effet sur le vrai lieu</w:t>
       </w:r>
     </w:p>
     <w:p>

--- a/docs/developpement/phases/word/PHASE_14_MODE_FORMATION_FACTICE.docx
+++ b/docs/developpement/phases/word/PHASE_14_MODE_FORMATION_FACTICE.docx
@@ -20,7 +20,7 @@
       <w:r>
         <w:t xml:space="preserve">FlaiX Expert · dossier de développement · généré le 2026-10-04 depuis le dépôt </w:t>
       </w:r>
-      <w:hyperlink w:history="1" r:id="rIduw_4il2ntetcyvpuldbgi">
+      <w:hyperlink w:history="1" r:id="rId-oyrkbqajj34lieemgext">
         <w:r>
           <w:rPr>
             <w:rStyle w:val="Hyperlink"/>
@@ -672,7 +672,7 @@
           <w:numId w:val="2"/>
         </w:numPr>
       </w:pPr>
-      <w:hyperlink w:history="1" r:id="rIdgxpjcr_vgtzqwubnetmeb">
+      <w:hyperlink w:history="1" r:id="rIdcldcdu5jlgxiayasv0m7j">
         <w:r>
           <w:rPr>
             <w:rStyle w:val="Hyperlink"/>
@@ -692,7 +692,7 @@
           <w:numId w:val="2"/>
         </w:numPr>
       </w:pPr>
-      <w:hyperlink w:history="1" r:id="rId7ejwsktwnnowprkpvtrgk">
+      <w:hyperlink w:history="1" r:id="rId-u9-08tj5fl87ti9xgxvn">
         <w:r>
           <w:rPr>
             <w:rStyle w:val="Hyperlink"/>
@@ -712,7 +712,7 @@
           <w:numId w:val="2"/>
         </w:numPr>
       </w:pPr>
-      <w:hyperlink w:history="1" r:id="rId3vp2xirwc7g1yedwxkffp">
+      <w:hyperlink w:history="1" r:id="rIdkasp5-d8aq0ptzjkxkzdj">
         <w:r>
           <w:rPr>
             <w:rStyle w:val="Hyperlink"/>
@@ -760,7 +760,7 @@
       <w:r>
         <w:t xml:space="preserve"> — créé — </w:t>
       </w:r>
-      <w:hyperlink w:history="1" r:id="rIdurwdm8b6-dui-asw2l1-j">
+      <w:hyperlink w:history="1" r:id="rIdq5tybxoxc4imvdcnwtpgp">
         <w:r>
           <w:rPr>
             <w:rStyle w:val="Hyperlink"/>
@@ -797,7 +797,7 @@
       <w:r>
         <w:t xml:space="preserve"> — créé — </w:t>
       </w:r>
-      <w:hyperlink w:history="1" r:id="rIddv1rd7_avijpze8siazll">
+      <w:hyperlink w:history="1" r:id="rIdevh_yizjbnmrnj9v6v55t">
         <w:r>
           <w:rPr>
             <w:rStyle w:val="Hyperlink"/>
@@ -834,7 +834,7 @@
       <w:r>
         <w:t xml:space="preserve"> — modifié — </w:t>
       </w:r>
-      <w:hyperlink w:history="1" r:id="rIdybefqfpvje37t1n8b2nuh">
+      <w:hyperlink w:history="1" r:id="rIdpvl8-tslomecgzqvtmwi4">
         <w:r>
           <w:rPr>
             <w:rStyle w:val="Hyperlink"/>
@@ -863,7 +863,7 @@
       <w:r>
         <w:t xml:space="preserve"> — modifié — </w:t>
       </w:r>
-      <w:hyperlink w:history="1" r:id="rId_mdita8evr4rtjnlpj1ij">
+      <w:hyperlink w:history="1" r:id="rIdpui3ssvfhn597gxqys1hm">
         <w:r>
           <w:rPr>
             <w:rStyle w:val="Hyperlink"/>
@@ -900,7 +900,7 @@
       <w:r>
         <w:t xml:space="preserve"> — modifié — </w:t>
       </w:r>
-      <w:hyperlink w:history="1" r:id="rIdik9vmfyelv4s4l6yhw0xi">
+      <w:hyperlink w:history="1" r:id="rIdu8rztayr_mbwf2hkzs6js">
         <w:r>
           <w:rPr>
             <w:rStyle w:val="Hyperlink"/>
@@ -929,7 +929,7 @@
       <w:r>
         <w:t xml:space="preserve"> — modifié — </w:t>
       </w:r>
-      <w:hyperlink w:history="1" r:id="rIdgefkpvnlqsl8na-_za_4w">
+      <w:hyperlink w:history="1" r:id="rIdhkxhlzxuetjo00w4enkh2">
         <w:r>
           <w:rPr>
             <w:rStyle w:val="Hyperlink"/>
@@ -958,7 +958,7 @@
       <w:r>
         <w:t xml:space="preserve"> — modifié — </w:t>
       </w:r>
-      <w:hyperlink w:history="1" r:id="rIdppl79c38gk-x2gthd_itd">
+      <w:hyperlink w:history="1" r:id="rIdryd2exl5tbaii5b-xvoaf">
         <w:r>
           <w:rPr>
             <w:rStyle w:val="Hyperlink"/>
@@ -987,7 +987,7 @@
       <w:r>
         <w:t xml:space="preserve"> — modifié — </w:t>
       </w:r>
-      <w:hyperlink w:history="1" r:id="rId5hpwfn8zpl6zgagwc7pld">
+      <w:hyperlink w:history="1" r:id="rIdaerzjhze3s65hl19qku8k">
         <w:r>
           <w:rPr>
             <w:rStyle w:val="Hyperlink"/>
@@ -1016,7 +1016,7 @@
       <w:r>
         <w:t xml:space="preserve"> — modifié — </w:t>
       </w:r>
-      <w:hyperlink w:history="1" r:id="rIdu_n28naq4dhlcmwelnh0t">
+      <w:hyperlink w:history="1" r:id="rIdq_a2vinfqsnx870w1byqy">
         <w:r>
           <w:rPr>
             <w:rStyle w:val="Hyperlink"/>
@@ -1045,7 +1045,7 @@
       <w:r>
         <w:t xml:space="preserve"> — créé — </w:t>
       </w:r>
-      <w:hyperlink w:history="1" r:id="rId-gtxlld8skyabqdye9x6i">
+      <w:hyperlink w:history="1" r:id="rIdc1-qnxqcqvlzqywb9d6dt">
         <w:r>
           <w:rPr>
             <w:rStyle w:val="Hyperlink"/>
@@ -1074,7 +1074,7 @@
       <w:r>
         <w:t xml:space="preserve"> — modifié — </w:t>
       </w:r>
-      <w:hyperlink w:history="1" r:id="rIdivunqbehahw3hbsooxo7p">
+      <w:hyperlink w:history="1" r:id="rIdwqq8zq1x94wiuufvhwnme">
         <w:r>
           <w:rPr>
             <w:rStyle w:val="Hyperlink"/>
@@ -1111,7 +1111,7 @@
       <w:r>
         <w:t xml:space="preserve"> — modifié — </w:t>
       </w:r>
-      <w:hyperlink w:history="1" r:id="rIdejsndmr84tdjtqxu-llps">
+      <w:hyperlink w:history="1" r:id="rIdk6tyoeumiy9waam7bya2_">
         <w:r>
           <w:rPr>
             <w:rStyle w:val="Hyperlink"/>
@@ -1140,7 +1140,7 @@
       <w:r>
         <w:t xml:space="preserve"> — modifié — </w:t>
       </w:r>
-      <w:hyperlink w:history="1" r:id="rIdbkomwmip1ec96boxd-wzm">
+      <w:hyperlink w:history="1" r:id="rIdivojcvu3jkkssd_3im1ql">
         <w:r>
           <w:rPr>
             <w:rStyle w:val="Hyperlink"/>
@@ -1169,7 +1169,7 @@
       <w:r>
         <w:t xml:space="preserve"> — créé — </w:t>
       </w:r>
-      <w:hyperlink w:history="1" r:id="rIdiqcwzybjzjbtfw3ulv7tp">
+      <w:hyperlink w:history="1" r:id="rIdyzf6uneuifvpqpcb8mk7s">
         <w:r>
           <w:rPr>
             <w:rStyle w:val="Hyperlink"/>
@@ -1198,7 +1198,7 @@
       <w:r>
         <w:t xml:space="preserve"> — modifié — </w:t>
       </w:r>
-      <w:hyperlink w:history="1" r:id="rIdwr1kbiw_vzuqwthd2jykr">
+      <w:hyperlink w:history="1" r:id="rIdnfma1lpj1ttiitdkwbhfd">
         <w:r>
           <w:rPr>
             <w:rStyle w:val="Hyperlink"/>
@@ -1227,7 +1227,7 @@
       <w:r>
         <w:t xml:space="preserve"> — modifié — </w:t>
       </w:r>
-      <w:hyperlink w:history="1" r:id="rId7wp5vxkqzdn6rekmjksiz">
+      <w:hyperlink w:history="1" r:id="rId2vnmtcrwp6su20l3hwwks">
         <w:r>
           <w:rPr>
             <w:rStyle w:val="Hyperlink"/>
@@ -1256,7 +1256,7 @@
       <w:r>
         <w:t xml:space="preserve"> — modifié — </w:t>
       </w:r>
-      <w:hyperlink w:history="1" r:id="rId5rx97y1lyr30tkflqlzjk">
+      <w:hyperlink w:history="1" r:id="rIdcohwaa3zbvhfhahzbrmxk">
         <w:r>
           <w:rPr>
             <w:rStyle w:val="Hyperlink"/>
@@ -1285,7 +1285,7 @@
       <w:r>
         <w:t xml:space="preserve"> — modifié — </w:t>
       </w:r>
-      <w:hyperlink w:history="1" r:id="rIdplz5fidyqe7by6anaedsn">
+      <w:hyperlink w:history="1" r:id="rIdwflpkufygwbdghe6bewso">
         <w:r>
           <w:rPr>
             <w:rStyle w:val="Hyperlink"/>
@@ -1314,7 +1314,7 @@
       <w:r>
         <w:t xml:space="preserve"> — modifié — </w:t>
       </w:r>
-      <w:hyperlink w:history="1" r:id="rIdf_8wuvn323tpr6iy3kzg4">
+      <w:hyperlink w:history="1" r:id="rIdzhilztgzbsk-ns7jcae0b">
         <w:r>
           <w:rPr>
             <w:rStyle w:val="Hyperlink"/>
@@ -1343,7 +1343,7 @@
       <w:r>
         <w:t xml:space="preserve"> — créé — </w:t>
       </w:r>
-      <w:hyperlink w:history="1" r:id="rIdvm9aswbwtly3q2ufzbxeb">
+      <w:hyperlink w:history="1" r:id="rIdicaex6rog-hdqj5c9kyb_">
         <w:r>
           <w:rPr>
             <w:rStyle w:val="Hyperlink"/>
@@ -1372,7 +1372,7 @@
       <w:r>
         <w:t xml:space="preserve"> — modifié — </w:t>
       </w:r>
-      <w:hyperlink w:history="1" r:id="rIdx29dvllnab54skhha8xlu">
+      <w:hyperlink w:history="1" r:id="rIdt97cacpvebd0bxfcspvwc">
         <w:r>
           <w:rPr>
             <w:rStyle w:val="Hyperlink"/>
@@ -1401,7 +1401,7 @@
       <w:r>
         <w:t xml:space="preserve"> — modifié — </w:t>
       </w:r>
-      <w:hyperlink w:history="1" r:id="rIdxpjqn_d5d3gejzhbgrgak">
+      <w:hyperlink w:history="1" r:id="rIdlziasfpflv3r88_ee5ufq">
         <w:r>
           <w:rPr>
             <w:rStyle w:val="Hyperlink"/>
@@ -1430,7 +1430,7 @@
       <w:r>
         <w:t xml:space="preserve"> — modifié — </w:t>
       </w:r>
-      <w:hyperlink w:history="1" r:id="rId5vejo3rfmunbk1whhsjbz">
+      <w:hyperlink w:history="1" r:id="rIdyv4xgll7kwriyv08avh3e">
         <w:r>
           <w:rPr>
             <w:rStyle w:val="Hyperlink"/>
@@ -1459,7 +1459,7 @@
       <w:r>
         <w:t xml:space="preserve"> — modifié — </w:t>
       </w:r>
-      <w:hyperlink w:history="1" r:id="rIduulzdy16dn2efofb6-kwj">
+      <w:hyperlink w:history="1" r:id="rIdr0dyks3gudl5rtnhpnykn">
         <w:r>
           <w:rPr>
             <w:rStyle w:val="Hyperlink"/>
@@ -1496,7 +1496,7 @@
       <w:r>
         <w:t xml:space="preserve"> — modifié — </w:t>
       </w:r>
-      <w:hyperlink w:history="1" r:id="rId-qotmj28fymdnrezmvutk">
+      <w:hyperlink w:history="1" r:id="rIdbtgckmuuwtorv9mrodcsj">
         <w:r>
           <w:rPr>
             <w:rStyle w:val="Hyperlink"/>
@@ -1525,7 +1525,7 @@
       <w:r>
         <w:t xml:space="preserve"> — modifié — </w:t>
       </w:r>
-      <w:hyperlink w:history="1" r:id="rId3bkje2zzicsoxubrj_rso">
+      <w:hyperlink w:history="1" r:id="rIdo5av1fdbycs1brzl_yyr7">
         <w:r>
           <w:rPr>
             <w:rStyle w:val="Hyperlink"/>
@@ -1554,7 +1554,7 @@
       <w:r>
         <w:t xml:space="preserve"> — modifié — </w:t>
       </w:r>
-      <w:hyperlink w:history="1" r:id="rIdsk9lm7o2exncwbytjoejg">
+      <w:hyperlink w:history="1" r:id="rIdqpqcpf4mzzslzisnkbymp">
         <w:r>
           <w:rPr>
             <w:rStyle w:val="Hyperlink"/>

--- a/docs/developpement/phases/word/PHASE_14_MODE_FORMATION_FACTICE.docx
+++ b/docs/developpement/phases/word/PHASE_14_MODE_FORMATION_FACTICE.docx
@@ -20,7 +20,7 @@
       <w:r>
         <w:t xml:space="preserve">FlaiX Expert · dossier de développement · généré le 2026-10-04 depuis le dépôt </w:t>
       </w:r>
-      <w:hyperlink w:history="1" r:id="rId-oyrkbqajj34lieemgext">
+      <w:hyperlink w:history="1" r:id="rId9u5sn8vfdlk9hw8qfczyt">
         <w:r>
           <w:rPr>
             <w:rStyle w:val="Hyperlink"/>
@@ -672,7 +672,7 @@
           <w:numId w:val="2"/>
         </w:numPr>
       </w:pPr>
-      <w:hyperlink w:history="1" r:id="rIdcldcdu5jlgxiayasv0m7j">
+      <w:hyperlink w:history="1" r:id="rId6t5cptcljzrl1xfzc8zm_">
         <w:r>
           <w:rPr>
             <w:rStyle w:val="Hyperlink"/>
@@ -692,7 +692,7 @@
           <w:numId w:val="2"/>
         </w:numPr>
       </w:pPr>
-      <w:hyperlink w:history="1" r:id="rId-u9-08tj5fl87ti9xgxvn">
+      <w:hyperlink w:history="1" r:id="rIdqeplrjw5gxbv6s7-bcu63">
         <w:r>
           <w:rPr>
             <w:rStyle w:val="Hyperlink"/>
@@ -712,7 +712,7 @@
           <w:numId w:val="2"/>
         </w:numPr>
       </w:pPr>
-      <w:hyperlink w:history="1" r:id="rIdkasp5-d8aq0ptzjkxkzdj">
+      <w:hyperlink w:history="1" r:id="rIdmfrvj7jrla1r5qs3z7fdk">
         <w:r>
           <w:rPr>
             <w:rStyle w:val="Hyperlink"/>
@@ -760,7 +760,7 @@
       <w:r>
         <w:t xml:space="preserve"> — créé — </w:t>
       </w:r>
-      <w:hyperlink w:history="1" r:id="rIdq5tybxoxc4imvdcnwtpgp">
+      <w:hyperlink w:history="1" r:id="rIdzbnkalr9lufudmms5thfp">
         <w:r>
           <w:rPr>
             <w:rStyle w:val="Hyperlink"/>
@@ -797,7 +797,7 @@
       <w:r>
         <w:t xml:space="preserve"> — créé — </w:t>
       </w:r>
-      <w:hyperlink w:history="1" r:id="rIdevh_yizjbnmrnj9v6v55t">
+      <w:hyperlink w:history="1" r:id="rIdihw39oibbfnzhw5tbaara">
         <w:r>
           <w:rPr>
             <w:rStyle w:val="Hyperlink"/>
@@ -834,7 +834,7 @@
       <w:r>
         <w:t xml:space="preserve"> — modifié — </w:t>
       </w:r>
-      <w:hyperlink w:history="1" r:id="rIdpvl8-tslomecgzqvtmwi4">
+      <w:hyperlink w:history="1" r:id="rId5anuomqtq9y7nbkgmqnt_">
         <w:r>
           <w:rPr>
             <w:rStyle w:val="Hyperlink"/>
@@ -863,7 +863,7 @@
       <w:r>
         <w:t xml:space="preserve"> — modifié — </w:t>
       </w:r>
-      <w:hyperlink w:history="1" r:id="rIdpui3ssvfhn597gxqys1hm">
+      <w:hyperlink w:history="1" r:id="rIdvbjssqz4fu3tabj4ajsif">
         <w:r>
           <w:rPr>
             <w:rStyle w:val="Hyperlink"/>
@@ -900,7 +900,7 @@
       <w:r>
         <w:t xml:space="preserve"> — modifié — </w:t>
       </w:r>
-      <w:hyperlink w:history="1" r:id="rIdu8rztayr_mbwf2hkzs6js">
+      <w:hyperlink w:history="1" r:id="rIdi3heqh8h3nze6yxl9vyyt">
         <w:r>
           <w:rPr>
             <w:rStyle w:val="Hyperlink"/>
@@ -929,7 +929,7 @@
       <w:r>
         <w:t xml:space="preserve"> — modifié — </w:t>
       </w:r>
-      <w:hyperlink w:history="1" r:id="rIdhkxhlzxuetjo00w4enkh2">
+      <w:hyperlink w:history="1" r:id="rId74veixefcbj3ttevstmmr">
         <w:r>
           <w:rPr>
             <w:rStyle w:val="Hyperlink"/>
@@ -958,7 +958,7 @@
       <w:r>
         <w:t xml:space="preserve"> — modifié — </w:t>
       </w:r>
-      <w:hyperlink w:history="1" r:id="rIdryd2exl5tbaii5b-xvoaf">
+      <w:hyperlink w:history="1" r:id="rIdfbdssuo8kxg3rewiflqer">
         <w:r>
           <w:rPr>
             <w:rStyle w:val="Hyperlink"/>
@@ -987,7 +987,7 @@
       <w:r>
         <w:t xml:space="preserve"> — modifié — </w:t>
       </w:r>
-      <w:hyperlink w:history="1" r:id="rIdaerzjhze3s65hl19qku8k">
+      <w:hyperlink w:history="1" r:id="rIdsjlpw75zutlh3z3ukzniz">
         <w:r>
           <w:rPr>
             <w:rStyle w:val="Hyperlink"/>
@@ -1016,7 +1016,7 @@
       <w:r>
         <w:t xml:space="preserve"> — modifié — </w:t>
       </w:r>
-      <w:hyperlink w:history="1" r:id="rIdq_a2vinfqsnx870w1byqy">
+      <w:hyperlink w:history="1" r:id="rIdiufi2wq1_vcfgeee1sb0v">
         <w:r>
           <w:rPr>
             <w:rStyle w:val="Hyperlink"/>
@@ -1045,7 +1045,7 @@
       <w:r>
         <w:t xml:space="preserve"> — créé — </w:t>
       </w:r>
-      <w:hyperlink w:history="1" r:id="rIdc1-qnxqcqvlzqywb9d6dt">
+      <w:hyperlink w:history="1" r:id="rIdnu2o2kp1jidoi0bsog8uj">
         <w:r>
           <w:rPr>
             <w:rStyle w:val="Hyperlink"/>
@@ -1074,7 +1074,7 @@
       <w:r>
         <w:t xml:space="preserve"> — modifié — </w:t>
       </w:r>
-      <w:hyperlink w:history="1" r:id="rIdwqq8zq1x94wiuufvhwnme">
+      <w:hyperlink w:history="1" r:id="rIdbg90jiq_xeg4ipc3thwwi">
         <w:r>
           <w:rPr>
             <w:rStyle w:val="Hyperlink"/>
@@ -1111,7 +1111,7 @@
       <w:r>
         <w:t xml:space="preserve"> — modifié — </w:t>
       </w:r>
-      <w:hyperlink w:history="1" r:id="rIdk6tyoeumiy9waam7bya2_">
+      <w:hyperlink w:history="1" r:id="rIdevzxg5s3urewxlgksi4rj">
         <w:r>
           <w:rPr>
             <w:rStyle w:val="Hyperlink"/>
@@ -1140,7 +1140,7 @@
       <w:r>
         <w:t xml:space="preserve"> — modifié — </w:t>
       </w:r>
-      <w:hyperlink w:history="1" r:id="rIdivojcvu3jkkssd_3im1ql">
+      <w:hyperlink w:history="1" r:id="rIdy6vherl5hbcbi7oea4k7k">
         <w:r>
           <w:rPr>
             <w:rStyle w:val="Hyperlink"/>
@@ -1169,7 +1169,7 @@
       <w:r>
         <w:t xml:space="preserve"> — créé — </w:t>
       </w:r>
-      <w:hyperlink w:history="1" r:id="rIdyzf6uneuifvpqpcb8mk7s">
+      <w:hyperlink w:history="1" r:id="rIdiuz1qfb0bzzv7oo-xttyd">
         <w:r>
           <w:rPr>
             <w:rStyle w:val="Hyperlink"/>
@@ -1198,7 +1198,7 @@
       <w:r>
         <w:t xml:space="preserve"> — modifié — </w:t>
       </w:r>
-      <w:hyperlink w:history="1" r:id="rIdnfma1lpj1ttiitdkwbhfd">
+      <w:hyperlink w:history="1" r:id="rIdauiipblk_7qbjc2gthhhl">
         <w:r>
           <w:rPr>
             <w:rStyle w:val="Hyperlink"/>
@@ -1227,7 +1227,7 @@
       <w:r>
         <w:t xml:space="preserve"> — modifié — </w:t>
       </w:r>
-      <w:hyperlink w:history="1" r:id="rId2vnmtcrwp6su20l3hwwks">
+      <w:hyperlink w:history="1" r:id="rIduxr3wrjzhj6jbxarh1jf0">
         <w:r>
           <w:rPr>
             <w:rStyle w:val="Hyperlink"/>
@@ -1256,7 +1256,7 @@
       <w:r>
         <w:t xml:space="preserve"> — modifié — </w:t>
       </w:r>
-      <w:hyperlink w:history="1" r:id="rIdcohwaa3zbvhfhahzbrmxk">
+      <w:hyperlink w:history="1" r:id="rIdj3trzoa3srnjz6q2yxgos">
         <w:r>
           <w:rPr>
             <w:rStyle w:val="Hyperlink"/>
@@ -1285,7 +1285,7 @@
       <w:r>
         <w:t xml:space="preserve"> — modifié — </w:t>
       </w:r>
-      <w:hyperlink w:history="1" r:id="rIdwflpkufygwbdghe6bewso">
+      <w:hyperlink w:history="1" r:id="rIdqonslj9k-ui3ldu2srknz">
         <w:r>
           <w:rPr>
             <w:rStyle w:val="Hyperlink"/>
@@ -1314,7 +1314,7 @@
       <w:r>
         <w:t xml:space="preserve"> — modifié — </w:t>
       </w:r>
-      <w:hyperlink w:history="1" r:id="rIdzhilztgzbsk-ns7jcae0b">
+      <w:hyperlink w:history="1" r:id="rIdscbugnesqairuxdh-3j3v">
         <w:r>
           <w:rPr>
             <w:rStyle w:val="Hyperlink"/>
@@ -1343,7 +1343,7 @@
       <w:r>
         <w:t xml:space="preserve"> — créé — </w:t>
       </w:r>
-      <w:hyperlink w:history="1" r:id="rIdicaex6rog-hdqj5c9kyb_">
+      <w:hyperlink w:history="1" r:id="rIdx_5sjvnoxpgabuzrf_wub">
         <w:r>
           <w:rPr>
             <w:rStyle w:val="Hyperlink"/>
@@ -1372,7 +1372,7 @@
       <w:r>
         <w:t xml:space="preserve"> — modifié — </w:t>
       </w:r>
-      <w:hyperlink w:history="1" r:id="rIdt97cacpvebd0bxfcspvwc">
+      <w:hyperlink w:history="1" r:id="rIdxwmdcftkwamvq2r37adcx">
         <w:r>
           <w:rPr>
             <w:rStyle w:val="Hyperlink"/>
@@ -1401,7 +1401,7 @@
       <w:r>
         <w:t xml:space="preserve"> — modifié — </w:t>
       </w:r>
-      <w:hyperlink w:history="1" r:id="rIdlziasfpflv3r88_ee5ufq">
+      <w:hyperlink w:history="1" r:id="rIdg06ccishqsh3vtsqdvvad">
         <w:r>
           <w:rPr>
             <w:rStyle w:val="Hyperlink"/>
@@ -1430,7 +1430,7 @@
       <w:r>
         <w:t xml:space="preserve"> — modifié — </w:t>
       </w:r>
-      <w:hyperlink w:history="1" r:id="rIdyv4xgll7kwriyv08avh3e">
+      <w:hyperlink w:history="1" r:id="rIdrtsbh88j81omvy50wiwmk">
         <w:r>
           <w:rPr>
             <w:rStyle w:val="Hyperlink"/>
@@ -1459,7 +1459,7 @@
       <w:r>
         <w:t xml:space="preserve"> — modifié — </w:t>
       </w:r>
-      <w:hyperlink w:history="1" r:id="rIdr0dyks3gudl5rtnhpnykn">
+      <w:hyperlink w:history="1" r:id="rIdxtqseev2y-td5ve9ddylp">
         <w:r>
           <w:rPr>
             <w:rStyle w:val="Hyperlink"/>
@@ -1496,7 +1496,7 @@
       <w:r>
         <w:t xml:space="preserve"> — modifié — </w:t>
       </w:r>
-      <w:hyperlink w:history="1" r:id="rIdbtgckmuuwtorv9mrodcsj">
+      <w:hyperlink w:history="1" r:id="rIdtixthsyxgcr22yolkdnst">
         <w:r>
           <w:rPr>
             <w:rStyle w:val="Hyperlink"/>
@@ -1525,7 +1525,7 @@
       <w:r>
         <w:t xml:space="preserve"> — modifié — </w:t>
       </w:r>
-      <w:hyperlink w:history="1" r:id="rIdo5av1fdbycs1brzl_yyr7">
+      <w:hyperlink w:history="1" r:id="rIduljbjqvm8xcnrc-k_dzw6">
         <w:r>
           <w:rPr>
             <w:rStyle w:val="Hyperlink"/>
@@ -1554,7 +1554,7 @@
       <w:r>
         <w:t xml:space="preserve"> — modifié — </w:t>
       </w:r>
-      <w:hyperlink w:history="1" r:id="rIdqpqcpf4mzzslzisnkbymp">
+      <w:hyperlink w:history="1" r:id="rIdtwmo-vx25rpkk_wj8_4js">
         <w:r>
           <w:rPr>
             <w:rStyle w:val="Hyperlink"/>

--- a/docs/developpement/phases/word/PHASE_14_MODE_FORMATION_FACTICE.docx
+++ b/docs/developpement/phases/word/PHASE_14_MODE_FORMATION_FACTICE.docx
@@ -20,7 +20,7 @@
       <w:r>
         <w:t xml:space="preserve">FlaiX Expert · dossier de développement · généré le 2026-10-04 depuis le dépôt </w:t>
       </w:r>
-      <w:hyperlink w:history="1" r:id="rId9u5sn8vfdlk9hw8qfczyt">
+      <w:hyperlink w:history="1" r:id="rIdd0z4t8gpuc-8pnf1wxiwv">
         <w:r>
           <w:rPr>
             <w:rStyle w:val="Hyperlink"/>
@@ -672,7 +672,7 @@
           <w:numId w:val="2"/>
         </w:numPr>
       </w:pPr>
-      <w:hyperlink w:history="1" r:id="rId6t5cptcljzrl1xfzc8zm_">
+      <w:hyperlink w:history="1" r:id="rIdehadcigsvcxu0x3h41m19">
         <w:r>
           <w:rPr>
             <w:rStyle w:val="Hyperlink"/>
@@ -692,7 +692,7 @@
           <w:numId w:val="2"/>
         </w:numPr>
       </w:pPr>
-      <w:hyperlink w:history="1" r:id="rIdqeplrjw5gxbv6s7-bcu63">
+      <w:hyperlink w:history="1" r:id="rIdvqz28qem6_aojrjcjuonl">
         <w:r>
           <w:rPr>
             <w:rStyle w:val="Hyperlink"/>
@@ -712,7 +712,7 @@
           <w:numId w:val="2"/>
         </w:numPr>
       </w:pPr>
-      <w:hyperlink w:history="1" r:id="rIdmfrvj7jrla1r5qs3z7fdk">
+      <w:hyperlink w:history="1" r:id="rIdngkgeyjkoe-pxkmudc4lg">
         <w:r>
           <w:rPr>
             <w:rStyle w:val="Hyperlink"/>
@@ -760,7 +760,7 @@
       <w:r>
         <w:t xml:space="preserve"> — créé — </w:t>
       </w:r>
-      <w:hyperlink w:history="1" r:id="rIdzbnkalr9lufudmms5thfp">
+      <w:hyperlink w:history="1" r:id="rIdqkmvropmcr2ldhou7msng">
         <w:r>
           <w:rPr>
             <w:rStyle w:val="Hyperlink"/>
@@ -797,7 +797,7 @@
       <w:r>
         <w:t xml:space="preserve"> — créé — </w:t>
       </w:r>
-      <w:hyperlink w:history="1" r:id="rIdihw39oibbfnzhw5tbaara">
+      <w:hyperlink w:history="1" r:id="rIdap8b4s1hegu48llhtsisc">
         <w:r>
           <w:rPr>
             <w:rStyle w:val="Hyperlink"/>
@@ -834,7 +834,7 @@
       <w:r>
         <w:t xml:space="preserve"> — modifié — </w:t>
       </w:r>
-      <w:hyperlink w:history="1" r:id="rId5anuomqtq9y7nbkgmqnt_">
+      <w:hyperlink w:history="1" r:id="rIdjpyxaewknqy8shdq4bykl">
         <w:r>
           <w:rPr>
             <w:rStyle w:val="Hyperlink"/>
@@ -863,7 +863,7 @@
       <w:r>
         <w:t xml:space="preserve"> — modifié — </w:t>
       </w:r>
-      <w:hyperlink w:history="1" r:id="rIdvbjssqz4fu3tabj4ajsif">
+      <w:hyperlink w:history="1" r:id="rIddh6cl6ckwfcvxdz4otbrs">
         <w:r>
           <w:rPr>
             <w:rStyle w:val="Hyperlink"/>
@@ -900,7 +900,7 @@
       <w:r>
         <w:t xml:space="preserve"> — modifié — </w:t>
       </w:r>
-      <w:hyperlink w:history="1" r:id="rIdi3heqh8h3nze6yxl9vyyt">
+      <w:hyperlink w:history="1" r:id="rIdwhg2ckaqthg9wc2w29zcs">
         <w:r>
           <w:rPr>
             <w:rStyle w:val="Hyperlink"/>
@@ -929,7 +929,7 @@
       <w:r>
         <w:t xml:space="preserve"> — modifié — </w:t>
       </w:r>
-      <w:hyperlink w:history="1" r:id="rId74veixefcbj3ttevstmmr">
+      <w:hyperlink w:history="1" r:id="rIdcaeiefkop947rugvxhlva">
         <w:r>
           <w:rPr>
             <w:rStyle w:val="Hyperlink"/>
@@ -958,7 +958,7 @@
       <w:r>
         <w:t xml:space="preserve"> — modifié — </w:t>
       </w:r>
-      <w:hyperlink w:history="1" r:id="rIdfbdssuo8kxg3rewiflqer">
+      <w:hyperlink w:history="1" r:id="rIddam4yt4i8oajxhkpoiind">
         <w:r>
           <w:rPr>
             <w:rStyle w:val="Hyperlink"/>
@@ -987,7 +987,7 @@
       <w:r>
         <w:t xml:space="preserve"> — modifié — </w:t>
       </w:r>
-      <w:hyperlink w:history="1" r:id="rIdsjlpw75zutlh3z3ukzniz">
+      <w:hyperlink w:history="1" r:id="rIdjvwa74ovgan8tr5mdz5cv">
         <w:r>
           <w:rPr>
             <w:rStyle w:val="Hyperlink"/>
@@ -1016,7 +1016,7 @@
       <w:r>
         <w:t xml:space="preserve"> — modifié — </w:t>
       </w:r>
-      <w:hyperlink w:history="1" r:id="rIdiufi2wq1_vcfgeee1sb0v">
+      <w:hyperlink w:history="1" r:id="rIdaoaygknvlm6ueyiyhrhcb">
         <w:r>
           <w:rPr>
             <w:rStyle w:val="Hyperlink"/>
@@ -1045,7 +1045,7 @@
       <w:r>
         <w:t xml:space="preserve"> — créé — </w:t>
       </w:r>
-      <w:hyperlink w:history="1" r:id="rIdnu2o2kp1jidoi0bsog8uj">
+      <w:hyperlink w:history="1" r:id="rIdqr9wvp4mszg9sjhremtjf">
         <w:r>
           <w:rPr>
             <w:rStyle w:val="Hyperlink"/>
@@ -1074,7 +1074,7 @@
       <w:r>
         <w:t xml:space="preserve"> — modifié — </w:t>
       </w:r>
-      <w:hyperlink w:history="1" r:id="rIdbg90jiq_xeg4ipc3thwwi">
+      <w:hyperlink w:history="1" r:id="rIdif94kupk-9kzqo12giptv">
         <w:r>
           <w:rPr>
             <w:rStyle w:val="Hyperlink"/>
@@ -1111,7 +1111,7 @@
       <w:r>
         <w:t xml:space="preserve"> — modifié — </w:t>
       </w:r>
-      <w:hyperlink w:history="1" r:id="rIdevzxg5s3urewxlgksi4rj">
+      <w:hyperlink w:history="1" r:id="rIdwqtjzyv0hp_n9yj6yjpi6">
         <w:r>
           <w:rPr>
             <w:rStyle w:val="Hyperlink"/>
@@ -1140,7 +1140,7 @@
       <w:r>
         <w:t xml:space="preserve"> — modifié — </w:t>
       </w:r>
-      <w:hyperlink w:history="1" r:id="rIdy6vherl5hbcbi7oea4k7k">
+      <w:hyperlink w:history="1" r:id="rIdpbt0i9dv01h2bnp82lr0s">
         <w:r>
           <w:rPr>
             <w:rStyle w:val="Hyperlink"/>
@@ -1169,7 +1169,7 @@
       <w:r>
         <w:t xml:space="preserve"> — créé — </w:t>
       </w:r>
-      <w:hyperlink w:history="1" r:id="rIdiuz1qfb0bzzv7oo-xttyd">
+      <w:hyperlink w:history="1" r:id="rId4ybnpscjfv6rfqtggnmbo">
         <w:r>
           <w:rPr>
             <w:rStyle w:val="Hyperlink"/>
@@ -1198,7 +1198,7 @@
       <w:r>
         <w:t xml:space="preserve"> — modifié — </w:t>
       </w:r>
-      <w:hyperlink w:history="1" r:id="rIdauiipblk_7qbjc2gthhhl">
+      <w:hyperlink w:history="1" r:id="rIdezulgi7gfi-ajp2m8kbmv">
         <w:r>
           <w:rPr>
             <w:rStyle w:val="Hyperlink"/>
@@ -1227,7 +1227,7 @@
       <w:r>
         <w:t xml:space="preserve"> — modifié — </w:t>
       </w:r>
-      <w:hyperlink w:history="1" r:id="rIduxr3wrjzhj6jbxarh1jf0">
+      <w:hyperlink w:history="1" r:id="rId-l0lelyp7kvoe2spb9hqv">
         <w:r>
           <w:rPr>
             <w:rStyle w:val="Hyperlink"/>
@@ -1256,7 +1256,7 @@
       <w:r>
         <w:t xml:space="preserve"> — modifié — </w:t>
       </w:r>
-      <w:hyperlink w:history="1" r:id="rIdj3trzoa3srnjz6q2yxgos">
+      <w:hyperlink w:history="1" r:id="rIdd4he1iju4my9pamqjtqwo">
         <w:r>
           <w:rPr>
             <w:rStyle w:val="Hyperlink"/>
@@ -1285,7 +1285,7 @@
       <w:r>
         <w:t xml:space="preserve"> — modifié — </w:t>
       </w:r>
-      <w:hyperlink w:history="1" r:id="rIdqonslj9k-ui3ldu2srknz">
+      <w:hyperlink w:history="1" r:id="rIdmkncjvlievtn-krjejqed">
         <w:r>
           <w:rPr>
             <w:rStyle w:val="Hyperlink"/>
@@ -1314,7 +1314,7 @@
       <w:r>
         <w:t xml:space="preserve"> — modifié — </w:t>
       </w:r>
-      <w:hyperlink w:history="1" r:id="rIdscbugnesqairuxdh-3j3v">
+      <w:hyperlink w:history="1" r:id="rIdqem4tanm643erhgknwqdf">
         <w:r>
           <w:rPr>
             <w:rStyle w:val="Hyperlink"/>
@@ -1343,7 +1343,7 @@
       <w:r>
         <w:t xml:space="preserve"> — créé — </w:t>
       </w:r>
-      <w:hyperlink w:history="1" r:id="rIdx_5sjvnoxpgabuzrf_wub">
+      <w:hyperlink w:history="1" r:id="rIdwq8if07ybfq2jqc642iet">
         <w:r>
           <w:rPr>
             <w:rStyle w:val="Hyperlink"/>
@@ -1372,7 +1372,7 @@
       <w:r>
         <w:t xml:space="preserve"> — modifié — </w:t>
       </w:r>
-      <w:hyperlink w:history="1" r:id="rIdxwmdcftkwamvq2r37adcx">
+      <w:hyperlink w:history="1" r:id="rIdkir313titcymcp39o21ve">
         <w:r>
           <w:rPr>
             <w:rStyle w:val="Hyperlink"/>
@@ -1401,7 +1401,7 @@
       <w:r>
         <w:t xml:space="preserve"> — modifié — </w:t>
       </w:r>
-      <w:hyperlink w:history="1" r:id="rIdg06ccishqsh3vtsqdvvad">
+      <w:hyperlink w:history="1" r:id="rIdn5a3merxnwouj6avdzeq5">
         <w:r>
           <w:rPr>
             <w:rStyle w:val="Hyperlink"/>
@@ -1430,7 +1430,7 @@
       <w:r>
         <w:t xml:space="preserve"> — modifié — </w:t>
       </w:r>
-      <w:hyperlink w:history="1" r:id="rIdrtsbh88j81omvy50wiwmk">
+      <w:hyperlink w:history="1" r:id="rIdyvz8d1hc5xkkioiick-5s">
         <w:r>
           <w:rPr>
             <w:rStyle w:val="Hyperlink"/>
@@ -1459,7 +1459,7 @@
       <w:r>
         <w:t xml:space="preserve"> — modifié — </w:t>
       </w:r>
-      <w:hyperlink w:history="1" r:id="rIdxtqseev2y-td5ve9ddylp">
+      <w:hyperlink w:history="1" r:id="rId55xube0dl3uowgu2ryqmf">
         <w:r>
           <w:rPr>
             <w:rStyle w:val="Hyperlink"/>
@@ -1496,7 +1496,7 @@
       <w:r>
         <w:t xml:space="preserve"> — modifié — </w:t>
       </w:r>
-      <w:hyperlink w:history="1" r:id="rIdtixthsyxgcr22yolkdnst">
+      <w:hyperlink w:history="1" r:id="rIdsts_kg0h0wfo_gv9wa0zd">
         <w:r>
           <w:rPr>
             <w:rStyle w:val="Hyperlink"/>
@@ -1525,7 +1525,7 @@
       <w:r>
         <w:t xml:space="preserve"> — modifié — </w:t>
       </w:r>
-      <w:hyperlink w:history="1" r:id="rIduljbjqvm8xcnrc-k_dzw6">
+      <w:hyperlink w:history="1" r:id="rIdjjpjw6nhoqquznaegxwrz">
         <w:r>
           <w:rPr>
             <w:rStyle w:val="Hyperlink"/>
@@ -1554,7 +1554,7 @@
       <w:r>
         <w:t xml:space="preserve"> — modifié — </w:t>
       </w:r>
-      <w:hyperlink w:history="1" r:id="rIdtwmo-vx25rpkk_wj8_4js">
+      <w:hyperlink w:history="1" r:id="rId-i7u-bglv_eoqctbcon4m">
         <w:r>
           <w:rPr>
             <w:rStyle w:val="Hyperlink"/>

--- a/docs/developpement/phases/word/PHASE_14_MODE_FORMATION_FACTICE.docx
+++ b/docs/developpement/phases/word/PHASE_14_MODE_FORMATION_FACTICE.docx
@@ -20,7 +20,7 @@
       <w:r>
         <w:t xml:space="preserve">FlaiX Expert · dossier de développement · généré le 2026-10-04 depuis le dépôt </w:t>
       </w:r>
-      <w:hyperlink w:history="1" r:id="rIdd0z4t8gpuc-8pnf1wxiwv">
+      <w:hyperlink w:history="1" r:id="rIdirhza0anlgvxmyd3mdwcv">
         <w:r>
           <w:rPr>
             <w:rStyle w:val="Hyperlink"/>
@@ -672,7 +672,7 @@
           <w:numId w:val="2"/>
         </w:numPr>
       </w:pPr>
-      <w:hyperlink w:history="1" r:id="rIdehadcigsvcxu0x3h41m19">
+      <w:hyperlink w:history="1" r:id="rId6ipfdnpjuovj6twsjkjsp">
         <w:r>
           <w:rPr>
             <w:rStyle w:val="Hyperlink"/>
@@ -692,7 +692,7 @@
           <w:numId w:val="2"/>
         </w:numPr>
       </w:pPr>
-      <w:hyperlink w:history="1" r:id="rIdvqz28qem6_aojrjcjuonl">
+      <w:hyperlink w:history="1" r:id="rIdlqudhexonsdbt5hkyrsbc">
         <w:r>
           <w:rPr>
             <w:rStyle w:val="Hyperlink"/>
@@ -712,7 +712,7 @@
           <w:numId w:val="2"/>
         </w:numPr>
       </w:pPr>
-      <w:hyperlink w:history="1" r:id="rIdngkgeyjkoe-pxkmudc4lg">
+      <w:hyperlink w:history="1" r:id="rIdxuthna1ocxd-5jugwbtro">
         <w:r>
           <w:rPr>
             <w:rStyle w:val="Hyperlink"/>
@@ -760,7 +760,7 @@
       <w:r>
         <w:t xml:space="preserve"> — créé — </w:t>
       </w:r>
-      <w:hyperlink w:history="1" r:id="rIdqkmvropmcr2ldhou7msng">
+      <w:hyperlink w:history="1" r:id="rIdg5iq--rxxwagybxn5z2e2">
         <w:r>
           <w:rPr>
             <w:rStyle w:val="Hyperlink"/>
@@ -797,7 +797,7 @@
       <w:r>
         <w:t xml:space="preserve"> — créé — </w:t>
       </w:r>
-      <w:hyperlink w:history="1" r:id="rIdap8b4s1hegu48llhtsisc">
+      <w:hyperlink w:history="1" r:id="rIdegncrqmjmtfwphavo5_cl">
         <w:r>
           <w:rPr>
             <w:rStyle w:val="Hyperlink"/>
@@ -834,7 +834,7 @@
       <w:r>
         <w:t xml:space="preserve"> — modifié — </w:t>
       </w:r>
-      <w:hyperlink w:history="1" r:id="rIdjpyxaewknqy8shdq4bykl">
+      <w:hyperlink w:history="1" r:id="rId97xpuqzucecxugmdb365z">
         <w:r>
           <w:rPr>
             <w:rStyle w:val="Hyperlink"/>
@@ -863,7 +863,7 @@
       <w:r>
         <w:t xml:space="preserve"> — modifié — </w:t>
       </w:r>
-      <w:hyperlink w:history="1" r:id="rIddh6cl6ckwfcvxdz4otbrs">
+      <w:hyperlink w:history="1" r:id="rIdzgudla3t8ez5je2xqr-xl">
         <w:r>
           <w:rPr>
             <w:rStyle w:val="Hyperlink"/>
@@ -900,7 +900,7 @@
       <w:r>
         <w:t xml:space="preserve"> — modifié — </w:t>
       </w:r>
-      <w:hyperlink w:history="1" r:id="rIdwhg2ckaqthg9wc2w29zcs">
+      <w:hyperlink w:history="1" r:id="rIdt76prxfyqbgxwiquln4ws">
         <w:r>
           <w:rPr>
             <w:rStyle w:val="Hyperlink"/>
@@ -929,7 +929,7 @@
       <w:r>
         <w:t xml:space="preserve"> — modifié — </w:t>
       </w:r>
-      <w:hyperlink w:history="1" r:id="rIdcaeiefkop947rugvxhlva">
+      <w:hyperlink w:history="1" r:id="rIdorlwewiv7gobmgn4kyjpn">
         <w:r>
           <w:rPr>
             <w:rStyle w:val="Hyperlink"/>
@@ -958,7 +958,7 @@
       <w:r>
         <w:t xml:space="preserve"> — modifié — </w:t>
       </w:r>
-      <w:hyperlink w:history="1" r:id="rIddam4yt4i8oajxhkpoiind">
+      <w:hyperlink w:history="1" r:id="rIdogwqc2fo-nk8rv0d9vl31">
         <w:r>
           <w:rPr>
             <w:rStyle w:val="Hyperlink"/>
@@ -987,7 +987,7 @@
       <w:r>
         <w:t xml:space="preserve"> — modifié — </w:t>
       </w:r>
-      <w:hyperlink w:history="1" r:id="rIdjvwa74ovgan8tr5mdz5cv">
+      <w:hyperlink w:history="1" r:id="rIdiwrqa0e9ia_sr2ht8nqq2">
         <w:r>
           <w:rPr>
             <w:rStyle w:val="Hyperlink"/>
@@ -1016,7 +1016,7 @@
       <w:r>
         <w:t xml:space="preserve"> — modifié — </w:t>
       </w:r>
-      <w:hyperlink w:history="1" r:id="rIdaoaygknvlm6ueyiyhrhcb">
+      <w:hyperlink w:history="1" r:id="rIdscqwtkqtvrikbklvloehi">
         <w:r>
           <w:rPr>
             <w:rStyle w:val="Hyperlink"/>
@@ -1045,7 +1045,7 @@
       <w:r>
         <w:t xml:space="preserve"> — créé — </w:t>
       </w:r>
-      <w:hyperlink w:history="1" r:id="rIdqr9wvp4mszg9sjhremtjf">
+      <w:hyperlink w:history="1" r:id="rIdpxljqqdxzljd8hhzrzsum">
         <w:r>
           <w:rPr>
             <w:rStyle w:val="Hyperlink"/>
@@ -1074,7 +1074,7 @@
       <w:r>
         <w:t xml:space="preserve"> — modifié — </w:t>
       </w:r>
-      <w:hyperlink w:history="1" r:id="rIdif94kupk-9kzqo12giptv">
+      <w:hyperlink w:history="1" r:id="rIdn5io5l4it0vn19ioqn-po">
         <w:r>
           <w:rPr>
             <w:rStyle w:val="Hyperlink"/>
@@ -1111,7 +1111,7 @@
       <w:r>
         <w:t xml:space="preserve"> — modifié — </w:t>
       </w:r>
-      <w:hyperlink w:history="1" r:id="rIdwqtjzyv0hp_n9yj6yjpi6">
+      <w:hyperlink w:history="1" r:id="rIdo5d93-jolibgdvceptw0f">
         <w:r>
           <w:rPr>
             <w:rStyle w:val="Hyperlink"/>
@@ -1140,7 +1140,7 @@
       <w:r>
         <w:t xml:space="preserve"> — modifié — </w:t>
       </w:r>
-      <w:hyperlink w:history="1" r:id="rIdpbt0i9dv01h2bnp82lr0s">
+      <w:hyperlink w:history="1" r:id="rIdxfuvueno0vbufycu7smj_">
         <w:r>
           <w:rPr>
             <w:rStyle w:val="Hyperlink"/>
@@ -1169,7 +1169,7 @@
       <w:r>
         <w:t xml:space="preserve"> — créé — </w:t>
       </w:r>
-      <w:hyperlink w:history="1" r:id="rId4ybnpscjfv6rfqtggnmbo">
+      <w:hyperlink w:history="1" r:id="rIduoeabbmu9ptyfdqxalx--">
         <w:r>
           <w:rPr>
             <w:rStyle w:val="Hyperlink"/>
@@ -1198,7 +1198,7 @@
       <w:r>
         <w:t xml:space="preserve"> — modifié — </w:t>
       </w:r>
-      <w:hyperlink w:history="1" r:id="rIdezulgi7gfi-ajp2m8kbmv">
+      <w:hyperlink w:history="1" r:id="rIdezfqfss4p9rpvesqgzqge">
         <w:r>
           <w:rPr>
             <w:rStyle w:val="Hyperlink"/>
@@ -1227,7 +1227,7 @@
       <w:r>
         <w:t xml:space="preserve"> — modifié — </w:t>
       </w:r>
-      <w:hyperlink w:history="1" r:id="rId-l0lelyp7kvoe2spb9hqv">
+      <w:hyperlink w:history="1" r:id="rIdn_hvkvdz6hao1sv0w63cw">
         <w:r>
           <w:rPr>
             <w:rStyle w:val="Hyperlink"/>
@@ -1256,7 +1256,7 @@
       <w:r>
         <w:t xml:space="preserve"> — modifié — </w:t>
       </w:r>
-      <w:hyperlink w:history="1" r:id="rIdd4he1iju4my9pamqjtqwo">
+      <w:hyperlink w:history="1" r:id="rIdoogo3gaupituouldmgwur">
         <w:r>
           <w:rPr>
             <w:rStyle w:val="Hyperlink"/>
@@ -1285,7 +1285,7 @@
       <w:r>
         <w:t xml:space="preserve"> — modifié — </w:t>
       </w:r>
-      <w:hyperlink w:history="1" r:id="rIdmkncjvlievtn-krjejqed">
+      <w:hyperlink w:history="1" r:id="rIduehkla9fs6xxs4saisfbs">
         <w:r>
           <w:rPr>
             <w:rStyle w:val="Hyperlink"/>
@@ -1314,7 +1314,7 @@
       <w:r>
         <w:t xml:space="preserve"> — modifié — </w:t>
       </w:r>
-      <w:hyperlink w:history="1" r:id="rIdqem4tanm643erhgknwqdf">
+      <w:hyperlink w:history="1" r:id="rId_w6ykwghcsjlw9qhda4_v">
         <w:r>
           <w:rPr>
             <w:rStyle w:val="Hyperlink"/>
@@ -1343,7 +1343,7 @@
       <w:r>
         <w:t xml:space="preserve"> — créé — </w:t>
       </w:r>
-      <w:hyperlink w:history="1" r:id="rIdwq8if07ybfq2jqc642iet">
+      <w:hyperlink w:history="1" r:id="rIdy7qsktabo29m2ghrnbhvx">
         <w:r>
           <w:rPr>
             <w:rStyle w:val="Hyperlink"/>
@@ -1372,7 +1372,7 @@
       <w:r>
         <w:t xml:space="preserve"> — modifié — </w:t>
       </w:r>
-      <w:hyperlink w:history="1" r:id="rIdkir313titcymcp39o21ve">
+      <w:hyperlink w:history="1" r:id="rId23tx35x0-gu_gfmhyqqz6">
         <w:r>
           <w:rPr>
             <w:rStyle w:val="Hyperlink"/>
@@ -1401,7 +1401,7 @@
       <w:r>
         <w:t xml:space="preserve"> — modifié — </w:t>
       </w:r>
-      <w:hyperlink w:history="1" r:id="rIdn5a3merxnwouj6avdzeq5">
+      <w:hyperlink w:history="1" r:id="rIdangeetiugtileat3t1ruv">
         <w:r>
           <w:rPr>
             <w:rStyle w:val="Hyperlink"/>
@@ -1430,7 +1430,7 @@
       <w:r>
         <w:t xml:space="preserve"> — modifié — </w:t>
       </w:r>
-      <w:hyperlink w:history="1" r:id="rIdyvz8d1hc5xkkioiick-5s">
+      <w:hyperlink w:history="1" r:id="rIdbt83jxz1ix1nzvwr8gl64">
         <w:r>
           <w:rPr>
             <w:rStyle w:val="Hyperlink"/>
@@ -1459,7 +1459,7 @@
       <w:r>
         <w:t xml:space="preserve"> — modifié — </w:t>
       </w:r>
-      <w:hyperlink w:history="1" r:id="rId55xube0dl3uowgu2ryqmf">
+      <w:hyperlink w:history="1" r:id="rIdtgsn0cem16pytxhtb00c2">
         <w:r>
           <w:rPr>
             <w:rStyle w:val="Hyperlink"/>
@@ -1496,7 +1496,7 @@
       <w:r>
         <w:t xml:space="preserve"> — modifié — </w:t>
       </w:r>
-      <w:hyperlink w:history="1" r:id="rIdsts_kg0h0wfo_gv9wa0zd">
+      <w:hyperlink w:history="1" r:id="rIdlnzimo5wxfgtuoyo5mkvd">
         <w:r>
           <w:rPr>
             <w:rStyle w:val="Hyperlink"/>
@@ -1525,7 +1525,7 @@
       <w:r>
         <w:t xml:space="preserve"> — modifié — </w:t>
       </w:r>
-      <w:hyperlink w:history="1" r:id="rIdjjpjw6nhoqquznaegxwrz">
+      <w:hyperlink w:history="1" r:id="rIdt3tpxouuou6ymkjds2nqs">
         <w:r>
           <w:rPr>
             <w:rStyle w:val="Hyperlink"/>
@@ -1554,7 +1554,7 @@
       <w:r>
         <w:t xml:space="preserve"> — modifié — </w:t>
       </w:r>
-      <w:hyperlink w:history="1" r:id="rId-i7u-bglv_eoqctbcon4m">
+      <w:hyperlink w:history="1" r:id="rIdlnj4gqmczyial4i8wgok6">
         <w:r>
           <w:rPr>
             <w:rStyle w:val="Hyperlink"/>

--- a/docs/developpement/phases/word/PHASE_14_MODE_FORMATION_FACTICE.docx
+++ b/docs/developpement/phases/word/PHASE_14_MODE_FORMATION_FACTICE.docx
@@ -20,7 +20,7 @@
       <w:r>
         <w:t xml:space="preserve">FlaiX Expert · dossier de développement · généré le 2026-10-04 depuis le dépôt </w:t>
       </w:r>
-      <w:hyperlink w:history="1" r:id="rIdirhza0anlgvxmyd3mdwcv">
+      <w:hyperlink w:history="1" r:id="rId27ea2qab0_ddacrxot8mm">
         <w:r>
           <w:rPr>
             <w:rStyle w:val="Hyperlink"/>
@@ -672,7 +672,7 @@
           <w:numId w:val="2"/>
         </w:numPr>
       </w:pPr>
-      <w:hyperlink w:history="1" r:id="rId6ipfdnpjuovj6twsjkjsp">
+      <w:hyperlink w:history="1" r:id="rIdutjzwf6qvhglx3d1orcl-">
         <w:r>
           <w:rPr>
             <w:rStyle w:val="Hyperlink"/>
@@ -692,7 +692,7 @@
           <w:numId w:val="2"/>
         </w:numPr>
       </w:pPr>
-      <w:hyperlink w:history="1" r:id="rIdlqudhexonsdbt5hkyrsbc">
+      <w:hyperlink w:history="1" r:id="rIdnobetj5x62akbrh5u3cxl">
         <w:r>
           <w:rPr>
             <w:rStyle w:val="Hyperlink"/>
@@ -712,7 +712,7 @@
           <w:numId w:val="2"/>
         </w:numPr>
       </w:pPr>
-      <w:hyperlink w:history="1" r:id="rIdxuthna1ocxd-5jugwbtro">
+      <w:hyperlink w:history="1" r:id="rIdlocqoq9rbvqd_8dv345nv">
         <w:r>
           <w:rPr>
             <w:rStyle w:val="Hyperlink"/>
@@ -760,7 +760,7 @@
       <w:r>
         <w:t xml:space="preserve"> — créé — </w:t>
       </w:r>
-      <w:hyperlink w:history="1" r:id="rIdg5iq--rxxwagybxn5z2e2">
+      <w:hyperlink w:history="1" r:id="rIdt31_rqsw7b-b9puttkfza">
         <w:r>
           <w:rPr>
             <w:rStyle w:val="Hyperlink"/>
@@ -797,7 +797,7 @@
       <w:r>
         <w:t xml:space="preserve"> — créé — </w:t>
       </w:r>
-      <w:hyperlink w:history="1" r:id="rIdegncrqmjmtfwphavo5_cl">
+      <w:hyperlink w:history="1" r:id="rIdwfkewhsinowdvugh8s78c">
         <w:r>
           <w:rPr>
             <w:rStyle w:val="Hyperlink"/>
@@ -834,7 +834,7 @@
       <w:r>
         <w:t xml:space="preserve"> — modifié — </w:t>
       </w:r>
-      <w:hyperlink w:history="1" r:id="rId97xpuqzucecxugmdb365z">
+      <w:hyperlink w:history="1" r:id="rIdofc1yhxoexriml2wiwajg">
         <w:r>
           <w:rPr>
             <w:rStyle w:val="Hyperlink"/>
@@ -863,7 +863,7 @@
       <w:r>
         <w:t xml:space="preserve"> — modifié — </w:t>
       </w:r>
-      <w:hyperlink w:history="1" r:id="rIdzgudla3t8ez5je2xqr-xl">
+      <w:hyperlink w:history="1" r:id="rIda0zqsxggzrltivs851ymf">
         <w:r>
           <w:rPr>
             <w:rStyle w:val="Hyperlink"/>
@@ -900,7 +900,7 @@
       <w:r>
         <w:t xml:space="preserve"> — modifié — </w:t>
       </w:r>
-      <w:hyperlink w:history="1" r:id="rIdt76prxfyqbgxwiquln4ws">
+      <w:hyperlink w:history="1" r:id="rIdojmwogy8uvtubzxyd0bvp">
         <w:r>
           <w:rPr>
             <w:rStyle w:val="Hyperlink"/>
@@ -929,7 +929,7 @@
       <w:r>
         <w:t xml:space="preserve"> — modifié — </w:t>
       </w:r>
-      <w:hyperlink w:history="1" r:id="rIdorlwewiv7gobmgn4kyjpn">
+      <w:hyperlink w:history="1" r:id="rIdxrspcz4xsnbxh_0iypw6k">
         <w:r>
           <w:rPr>
             <w:rStyle w:val="Hyperlink"/>
@@ -958,7 +958,7 @@
       <w:r>
         <w:t xml:space="preserve"> — modifié — </w:t>
       </w:r>
-      <w:hyperlink w:history="1" r:id="rIdogwqc2fo-nk8rv0d9vl31">
+      <w:hyperlink w:history="1" r:id="rIdv9rqrbf9hveknsk8hev2c">
         <w:r>
           <w:rPr>
             <w:rStyle w:val="Hyperlink"/>
@@ -987,7 +987,7 @@
       <w:r>
         <w:t xml:space="preserve"> — modifié — </w:t>
       </w:r>
-      <w:hyperlink w:history="1" r:id="rIdiwrqa0e9ia_sr2ht8nqq2">
+      <w:hyperlink w:history="1" r:id="rIdstfh9piraw4zxyqoxvyy2">
         <w:r>
           <w:rPr>
             <w:rStyle w:val="Hyperlink"/>
@@ -1016,7 +1016,7 @@
       <w:r>
         <w:t xml:space="preserve"> — modifié — </w:t>
       </w:r>
-      <w:hyperlink w:history="1" r:id="rIdscqwtkqtvrikbklvloehi">
+      <w:hyperlink w:history="1" r:id="rIdqfq63zfceuowwzu1wyts3">
         <w:r>
           <w:rPr>
             <w:rStyle w:val="Hyperlink"/>
@@ -1045,7 +1045,7 @@
       <w:r>
         <w:t xml:space="preserve"> — créé — </w:t>
       </w:r>
-      <w:hyperlink w:history="1" r:id="rIdpxljqqdxzljd8hhzrzsum">
+      <w:hyperlink w:history="1" r:id="rIdsg2pkxqyat3lnwupsyep8">
         <w:r>
           <w:rPr>
             <w:rStyle w:val="Hyperlink"/>
@@ -1074,7 +1074,7 @@
       <w:r>
         <w:t xml:space="preserve"> — modifié — </w:t>
       </w:r>
-      <w:hyperlink w:history="1" r:id="rIdn5io5l4it0vn19ioqn-po">
+      <w:hyperlink w:history="1" r:id="rId8fcm1zsmitngjkopju8ft">
         <w:r>
           <w:rPr>
             <w:rStyle w:val="Hyperlink"/>
@@ -1111,7 +1111,7 @@
       <w:r>
         <w:t xml:space="preserve"> — modifié — </w:t>
       </w:r>
-      <w:hyperlink w:history="1" r:id="rIdo5d93-jolibgdvceptw0f">
+      <w:hyperlink w:history="1" r:id="rIdnf2zjetm-d4ilgflrlgye">
         <w:r>
           <w:rPr>
             <w:rStyle w:val="Hyperlink"/>
@@ -1140,7 +1140,7 @@
       <w:r>
         <w:t xml:space="preserve"> — modifié — </w:t>
       </w:r>
-      <w:hyperlink w:history="1" r:id="rIdxfuvueno0vbufycu7smj_">
+      <w:hyperlink w:history="1" r:id="rId6hx49ygaru8w-reyek9ff">
         <w:r>
           <w:rPr>
             <w:rStyle w:val="Hyperlink"/>
@@ -1169,7 +1169,7 @@
       <w:r>
         <w:t xml:space="preserve"> — créé — </w:t>
       </w:r>
-      <w:hyperlink w:history="1" r:id="rIduoeabbmu9ptyfdqxalx--">
+      <w:hyperlink w:history="1" r:id="rIdtatbw4exkxeepoqz4pxpe">
         <w:r>
           <w:rPr>
             <w:rStyle w:val="Hyperlink"/>
@@ -1198,7 +1198,7 @@
       <w:r>
         <w:t xml:space="preserve"> — modifié — </w:t>
       </w:r>
-      <w:hyperlink w:history="1" r:id="rIdezfqfss4p9rpvesqgzqge">
+      <w:hyperlink w:history="1" r:id="rId3pbgz9mszqewpcgj1ojh3">
         <w:r>
           <w:rPr>
             <w:rStyle w:val="Hyperlink"/>
@@ -1227,7 +1227,7 @@
       <w:r>
         <w:t xml:space="preserve"> — modifié — </w:t>
       </w:r>
-      <w:hyperlink w:history="1" r:id="rIdn_hvkvdz6hao1sv0w63cw">
+      <w:hyperlink w:history="1" r:id="rIdv1-vhv3fszdfq2pdkey6q">
         <w:r>
           <w:rPr>
             <w:rStyle w:val="Hyperlink"/>
@@ -1256,7 +1256,7 @@
       <w:r>
         <w:t xml:space="preserve"> — modifié — </w:t>
       </w:r>
-      <w:hyperlink w:history="1" r:id="rIdoogo3gaupituouldmgwur">
+      <w:hyperlink w:history="1" r:id="rIdtrcxv3jwtebzpk0ol3lop">
         <w:r>
           <w:rPr>
             <w:rStyle w:val="Hyperlink"/>
@@ -1285,7 +1285,7 @@
       <w:r>
         <w:t xml:space="preserve"> — modifié — </w:t>
       </w:r>
-      <w:hyperlink w:history="1" r:id="rIduehkla9fs6xxs4saisfbs">
+      <w:hyperlink w:history="1" r:id="rId9dz9l4prtspw671yzla4y">
         <w:r>
           <w:rPr>
             <w:rStyle w:val="Hyperlink"/>
@@ -1314,7 +1314,7 @@
       <w:r>
         <w:t xml:space="preserve"> — modifié — </w:t>
       </w:r>
-      <w:hyperlink w:history="1" r:id="rId_w6ykwghcsjlw9qhda4_v">
+      <w:hyperlink w:history="1" r:id="rIdc3tcxmp-zprnuui7plau6">
         <w:r>
           <w:rPr>
             <w:rStyle w:val="Hyperlink"/>
@@ -1343,7 +1343,7 @@
       <w:r>
         <w:t xml:space="preserve"> — créé — </w:t>
       </w:r>
-      <w:hyperlink w:history="1" r:id="rIdy7qsktabo29m2ghrnbhvx">
+      <w:hyperlink w:history="1" r:id="rIdfzd33dd1uix2mcus9artx">
         <w:r>
           <w:rPr>
             <w:rStyle w:val="Hyperlink"/>
@@ -1372,7 +1372,7 @@
       <w:r>
         <w:t xml:space="preserve"> — modifié — </w:t>
       </w:r>
-      <w:hyperlink w:history="1" r:id="rId23tx35x0-gu_gfmhyqqz6">
+      <w:hyperlink w:history="1" r:id="rIdmpdwwbzdmlng9mnzcffvx">
         <w:r>
           <w:rPr>
             <w:rStyle w:val="Hyperlink"/>
@@ -1401,7 +1401,7 @@
       <w:r>
         <w:t xml:space="preserve"> — modifié — </w:t>
       </w:r>
-      <w:hyperlink w:history="1" r:id="rIdangeetiugtileat3t1ruv">
+      <w:hyperlink w:history="1" r:id="rIdve1z_3euxfnflojxfskzs">
         <w:r>
           <w:rPr>
             <w:rStyle w:val="Hyperlink"/>
@@ -1430,7 +1430,7 @@
       <w:r>
         <w:t xml:space="preserve"> — modifié — </w:t>
       </w:r>
-      <w:hyperlink w:history="1" r:id="rIdbt83jxz1ix1nzvwr8gl64">
+      <w:hyperlink w:history="1" r:id="rIdzq_oo9rm7q-qb0jmyk1sb">
         <w:r>
           <w:rPr>
             <w:rStyle w:val="Hyperlink"/>
@@ -1459,7 +1459,7 @@
       <w:r>
         <w:t xml:space="preserve"> — modifié — </w:t>
       </w:r>
-      <w:hyperlink w:history="1" r:id="rIdtgsn0cem16pytxhtb00c2">
+      <w:hyperlink w:history="1" r:id="rIdjh4k6vfmytujpbljbbdg8">
         <w:r>
           <w:rPr>
             <w:rStyle w:val="Hyperlink"/>
@@ -1496,7 +1496,7 @@
       <w:r>
         <w:t xml:space="preserve"> — modifié — </w:t>
       </w:r>
-      <w:hyperlink w:history="1" r:id="rIdlnzimo5wxfgtuoyo5mkvd">
+      <w:hyperlink w:history="1" r:id="rIds781pvjpjsuaqstiabbio">
         <w:r>
           <w:rPr>
             <w:rStyle w:val="Hyperlink"/>
@@ -1525,7 +1525,7 @@
       <w:r>
         <w:t xml:space="preserve"> — modifié — </w:t>
       </w:r>
-      <w:hyperlink w:history="1" r:id="rIdt3tpxouuou6ymkjds2nqs">
+      <w:hyperlink w:history="1" r:id="rIdt1jve1rdtzjgji8babdrb">
         <w:r>
           <w:rPr>
             <w:rStyle w:val="Hyperlink"/>
@@ -1554,7 +1554,7 @@
       <w:r>
         <w:t xml:space="preserve"> — modifié — </w:t>
       </w:r>
-      <w:hyperlink w:history="1" r:id="rIdlnj4gqmczyial4i8wgok6">
+      <w:hyperlink w:history="1" r:id="rId780fl3qiwyw296qksxzwa">
         <w:r>
           <w:rPr>
             <w:rStyle w:val="Hyperlink"/>

--- a/docs/developpement/phases/word/PHASE_14_MODE_FORMATION_FACTICE.docx
+++ b/docs/developpement/phases/word/PHASE_14_MODE_FORMATION_FACTICE.docx
@@ -20,7 +20,7 @@
       <w:r>
         <w:t xml:space="preserve">FlaiX Expert · dossier de développement · généré le 2026-10-04 depuis le dépôt </w:t>
       </w:r>
-      <w:hyperlink w:history="1" r:id="rId27ea2qab0_ddacrxot8mm">
+      <w:hyperlink w:history="1" r:id="rIdrpoanzkmoi0jqw37s8cpf">
         <w:r>
           <w:rPr>
             <w:rStyle w:val="Hyperlink"/>
@@ -672,7 +672,7 @@
           <w:numId w:val="2"/>
         </w:numPr>
       </w:pPr>
-      <w:hyperlink w:history="1" r:id="rIdutjzwf6qvhglx3d1orcl-">
+      <w:hyperlink w:history="1" r:id="rIdby9pmvpsy8ygo0wb0vmys">
         <w:r>
           <w:rPr>
             <w:rStyle w:val="Hyperlink"/>
@@ -692,7 +692,7 @@
           <w:numId w:val="2"/>
         </w:numPr>
       </w:pPr>
-      <w:hyperlink w:history="1" r:id="rIdnobetj5x62akbrh5u3cxl">
+      <w:hyperlink w:history="1" r:id="rIdkkvqg6emhunagz1whsyaf">
         <w:r>
           <w:rPr>
             <w:rStyle w:val="Hyperlink"/>
@@ -712,7 +712,7 @@
           <w:numId w:val="2"/>
         </w:numPr>
       </w:pPr>
-      <w:hyperlink w:history="1" r:id="rIdlocqoq9rbvqd_8dv345nv">
+      <w:hyperlink w:history="1" r:id="rIdckixp36tzy0be7qilufq1">
         <w:r>
           <w:rPr>
             <w:rStyle w:val="Hyperlink"/>
@@ -760,7 +760,7 @@
       <w:r>
         <w:t xml:space="preserve"> — créé — </w:t>
       </w:r>
-      <w:hyperlink w:history="1" r:id="rIdt31_rqsw7b-b9puttkfza">
+      <w:hyperlink w:history="1" r:id="rIdnvykgsvcfihrb4dtr_f_w">
         <w:r>
           <w:rPr>
             <w:rStyle w:val="Hyperlink"/>
@@ -797,7 +797,7 @@
       <w:r>
         <w:t xml:space="preserve"> — créé — </w:t>
       </w:r>
-      <w:hyperlink w:history="1" r:id="rIdwfkewhsinowdvugh8s78c">
+      <w:hyperlink w:history="1" r:id="rIda9zryglongszjmqwjpwrv">
         <w:r>
           <w:rPr>
             <w:rStyle w:val="Hyperlink"/>
@@ -834,7 +834,7 @@
       <w:r>
         <w:t xml:space="preserve"> — modifié — </w:t>
       </w:r>
-      <w:hyperlink w:history="1" r:id="rIdofc1yhxoexriml2wiwajg">
+      <w:hyperlink w:history="1" r:id="rIdyfdmf-_okxqsokludgjxn">
         <w:r>
           <w:rPr>
             <w:rStyle w:val="Hyperlink"/>
@@ -863,7 +863,7 @@
       <w:r>
         <w:t xml:space="preserve"> — modifié — </w:t>
       </w:r>
-      <w:hyperlink w:history="1" r:id="rIda0zqsxggzrltivs851ymf">
+      <w:hyperlink w:history="1" r:id="rId89qc8b7q5kpq0xwy12yp2">
         <w:r>
           <w:rPr>
             <w:rStyle w:val="Hyperlink"/>
@@ -900,7 +900,7 @@
       <w:r>
         <w:t xml:space="preserve"> — modifié — </w:t>
       </w:r>
-      <w:hyperlink w:history="1" r:id="rIdojmwogy8uvtubzxyd0bvp">
+      <w:hyperlink w:history="1" r:id="rIda_7shz8z9wnbilkd9hukz">
         <w:r>
           <w:rPr>
             <w:rStyle w:val="Hyperlink"/>
@@ -929,7 +929,7 @@
       <w:r>
         <w:t xml:space="preserve"> — modifié — </w:t>
       </w:r>
-      <w:hyperlink w:history="1" r:id="rIdxrspcz4xsnbxh_0iypw6k">
+      <w:hyperlink w:history="1" r:id="rIdqok-qqfazhmdtsaivf-gd">
         <w:r>
           <w:rPr>
             <w:rStyle w:val="Hyperlink"/>
@@ -958,7 +958,7 @@
       <w:r>
         <w:t xml:space="preserve"> — modifié — </w:t>
       </w:r>
-      <w:hyperlink w:history="1" r:id="rIdv9rqrbf9hveknsk8hev2c">
+      <w:hyperlink w:history="1" r:id="rIdi0gdef6v6_dhuoj9vc9m_">
         <w:r>
           <w:rPr>
             <w:rStyle w:val="Hyperlink"/>
@@ -987,7 +987,7 @@
       <w:r>
         <w:t xml:space="preserve"> — modifié — </w:t>
       </w:r>
-      <w:hyperlink w:history="1" r:id="rIdstfh9piraw4zxyqoxvyy2">
+      <w:hyperlink w:history="1" r:id="rIdi1qe1xscfoksy6nu0ktuw">
         <w:r>
           <w:rPr>
             <w:rStyle w:val="Hyperlink"/>
@@ -1016,7 +1016,7 @@
       <w:r>
         <w:t xml:space="preserve"> — modifié — </w:t>
       </w:r>
-      <w:hyperlink w:history="1" r:id="rIdqfq63zfceuowwzu1wyts3">
+      <w:hyperlink w:history="1" r:id="rIdcwlg8ompcyci51yen5mxn">
         <w:r>
           <w:rPr>
             <w:rStyle w:val="Hyperlink"/>
@@ -1045,7 +1045,7 @@
       <w:r>
         <w:t xml:space="preserve"> — créé — </w:t>
       </w:r>
-      <w:hyperlink w:history="1" r:id="rIdsg2pkxqyat3lnwupsyep8">
+      <w:hyperlink w:history="1" r:id="rId9rkowq4crkjrgfdk4lq5q">
         <w:r>
           <w:rPr>
             <w:rStyle w:val="Hyperlink"/>
@@ -1074,7 +1074,7 @@
       <w:r>
         <w:t xml:space="preserve"> — modifié — </w:t>
       </w:r>
-      <w:hyperlink w:history="1" r:id="rId8fcm1zsmitngjkopju8ft">
+      <w:hyperlink w:history="1" r:id="rIdmv95msudnt--dv7uqvk3_">
         <w:r>
           <w:rPr>
             <w:rStyle w:val="Hyperlink"/>
@@ -1111,7 +1111,7 @@
       <w:r>
         <w:t xml:space="preserve"> — modifié — </w:t>
       </w:r>
-      <w:hyperlink w:history="1" r:id="rIdnf2zjetm-d4ilgflrlgye">
+      <w:hyperlink w:history="1" r:id="rIdcr_thsujihfkumasf-zhm">
         <w:r>
           <w:rPr>
             <w:rStyle w:val="Hyperlink"/>
@@ -1140,7 +1140,7 @@
       <w:r>
         <w:t xml:space="preserve"> — modifié — </w:t>
       </w:r>
-      <w:hyperlink w:history="1" r:id="rId6hx49ygaru8w-reyek9ff">
+      <w:hyperlink w:history="1" r:id="rIdzk7-3abhi-oedrikorhm9">
         <w:r>
           <w:rPr>
             <w:rStyle w:val="Hyperlink"/>
@@ -1169,7 +1169,7 @@
       <w:r>
         <w:t xml:space="preserve"> — créé — </w:t>
       </w:r>
-      <w:hyperlink w:history="1" r:id="rIdtatbw4exkxeepoqz4pxpe">
+      <w:hyperlink w:history="1" r:id="rIdtghb3cgkiozqkpw0dacrg">
         <w:r>
           <w:rPr>
             <w:rStyle w:val="Hyperlink"/>
@@ -1198,7 +1198,7 @@
       <w:r>
         <w:t xml:space="preserve"> — modifié — </w:t>
       </w:r>
-      <w:hyperlink w:history="1" r:id="rId3pbgz9mszqewpcgj1ojh3">
+      <w:hyperlink w:history="1" r:id="rIddtlznu5hwinhubsdbdw6v">
         <w:r>
           <w:rPr>
             <w:rStyle w:val="Hyperlink"/>
@@ -1227,7 +1227,7 @@
       <w:r>
         <w:t xml:space="preserve"> — modifié — </w:t>
       </w:r>
-      <w:hyperlink w:history="1" r:id="rIdv1-vhv3fszdfq2pdkey6q">
+      <w:hyperlink w:history="1" r:id="rIditaevxsg8xlh5vcv5bdzx">
         <w:r>
           <w:rPr>
             <w:rStyle w:val="Hyperlink"/>
@@ -1256,7 +1256,7 @@
       <w:r>
         <w:t xml:space="preserve"> — modifié — </w:t>
       </w:r>
-      <w:hyperlink w:history="1" r:id="rIdtrcxv3jwtebzpk0ol3lop">
+      <w:hyperlink w:history="1" r:id="rIdcfmiafczh7nxqz2akoebm">
         <w:r>
           <w:rPr>
             <w:rStyle w:val="Hyperlink"/>
@@ -1285,7 +1285,7 @@
       <w:r>
         <w:t xml:space="preserve"> — modifié — </w:t>
       </w:r>
-      <w:hyperlink w:history="1" r:id="rId9dz9l4prtspw671yzla4y">
+      <w:hyperlink w:history="1" r:id="rIdz9g4uyuj_nalcqm1k2iih">
         <w:r>
           <w:rPr>
             <w:rStyle w:val="Hyperlink"/>
@@ -1314,7 +1314,7 @@
       <w:r>
         <w:t xml:space="preserve"> — modifié — </w:t>
       </w:r>
-      <w:hyperlink w:history="1" r:id="rIdc3tcxmp-zprnuui7plau6">
+      <w:hyperlink w:history="1" r:id="rIdhuurjtyslh-4zrb8_pgdv">
         <w:r>
           <w:rPr>
             <w:rStyle w:val="Hyperlink"/>
@@ -1343,7 +1343,7 @@
       <w:r>
         <w:t xml:space="preserve"> — créé — </w:t>
       </w:r>
-      <w:hyperlink w:history="1" r:id="rIdfzd33dd1uix2mcus9artx">
+      <w:hyperlink w:history="1" r:id="rIdfeyd-fbwmioyhqwvod99n">
         <w:r>
           <w:rPr>
             <w:rStyle w:val="Hyperlink"/>
@@ -1372,7 +1372,7 @@
       <w:r>
         <w:t xml:space="preserve"> — modifié — </w:t>
       </w:r>
-      <w:hyperlink w:history="1" r:id="rIdmpdwwbzdmlng9mnzcffvx">
+      <w:hyperlink w:history="1" r:id="rIdvhrae03s4mhc_4cxfr_za">
         <w:r>
           <w:rPr>
             <w:rStyle w:val="Hyperlink"/>
@@ -1401,7 +1401,7 @@
       <w:r>
         <w:t xml:space="preserve"> — modifié — </w:t>
       </w:r>
-      <w:hyperlink w:history="1" r:id="rIdve1z_3euxfnflojxfskzs">
+      <w:hyperlink w:history="1" r:id="rId5jzyc3gpgcyuojys3ahrc">
         <w:r>
           <w:rPr>
             <w:rStyle w:val="Hyperlink"/>
@@ -1430,7 +1430,7 @@
       <w:r>
         <w:t xml:space="preserve"> — modifié — </w:t>
       </w:r>
-      <w:hyperlink w:history="1" r:id="rIdzq_oo9rm7q-qb0jmyk1sb">
+      <w:hyperlink w:history="1" r:id="rIdqco8uahkzwrpey6g79ael">
         <w:r>
           <w:rPr>
             <w:rStyle w:val="Hyperlink"/>
@@ -1459,7 +1459,7 @@
       <w:r>
         <w:t xml:space="preserve"> — modifié — </w:t>
       </w:r>
-      <w:hyperlink w:history="1" r:id="rIdjh4k6vfmytujpbljbbdg8">
+      <w:hyperlink w:history="1" r:id="rIdn5epqlw0bt3mml3-jq_0x">
         <w:r>
           <w:rPr>
             <w:rStyle w:val="Hyperlink"/>
@@ -1496,7 +1496,7 @@
       <w:r>
         <w:t xml:space="preserve"> — modifié — </w:t>
       </w:r>
-      <w:hyperlink w:history="1" r:id="rIds781pvjpjsuaqstiabbio">
+      <w:hyperlink w:history="1" r:id="rIdb4l84qptd3azyxfoptwfj">
         <w:r>
           <w:rPr>
             <w:rStyle w:val="Hyperlink"/>
@@ -1525,7 +1525,7 @@
       <w:r>
         <w:t xml:space="preserve"> — modifié — </w:t>
       </w:r>
-      <w:hyperlink w:history="1" r:id="rIdt1jve1rdtzjgji8babdrb">
+      <w:hyperlink w:history="1" r:id="rIdeusjluckwre0zw2t4yx9k">
         <w:r>
           <w:rPr>
             <w:rStyle w:val="Hyperlink"/>
@@ -1554,7 +1554,7 @@
       <w:r>
         <w:t xml:space="preserve"> — modifié — </w:t>
       </w:r>
-      <w:hyperlink w:history="1" r:id="rId780fl3qiwyw296qksxzwa">
+      <w:hyperlink w:history="1" r:id="rIdlsijrroekaqcaslfc-rpj">
         <w:r>
           <w:rPr>
             <w:rStyle w:val="Hyperlink"/>

--- a/docs/developpement/phases/word/PHASE_14_MODE_FORMATION_FACTICE.docx
+++ b/docs/developpement/phases/word/PHASE_14_MODE_FORMATION_FACTICE.docx
@@ -18,9 +18,9 @@
         <w:shd w:fill="F6F3FF" w:color="auto" w:val="clear"/>
       </w:pPr>
       <w:r>
-        <w:t xml:space="preserve">FlaiX Expert · dossier de développement · généré le 2026-10-04 depuis le dépôt </w:t>
-      </w:r>
-      <w:hyperlink w:history="1" r:id="rIdrpoanzkmoi0jqw37s8cpf">
+        <w:t xml:space="preserve">FlaiX Expert · dossier de développement · généré le 2026-10-19 depuis le dépôt </w:t>
+      </w:r>
+      <w:hyperlink w:history="1" r:id="rIdgon8yj2nubtdwh35na0sq">
         <w:r>
           <w:rPr>
             <w:rStyle w:val="Hyperlink"/>
@@ -672,7 +672,7 @@
           <w:numId w:val="2"/>
         </w:numPr>
       </w:pPr>
-      <w:hyperlink w:history="1" r:id="rIdby9pmvpsy8ygo0wb0vmys">
+      <w:hyperlink w:history="1" r:id="rIdqulka-h0cndyo1ogrgf61">
         <w:r>
           <w:rPr>
             <w:rStyle w:val="Hyperlink"/>
@@ -692,7 +692,7 @@
           <w:numId w:val="2"/>
         </w:numPr>
       </w:pPr>
-      <w:hyperlink w:history="1" r:id="rIdkkvqg6emhunagz1whsyaf">
+      <w:hyperlink w:history="1" r:id="rIdmcvmidg1xfa9etcj0inrj">
         <w:r>
           <w:rPr>
             <w:rStyle w:val="Hyperlink"/>
@@ -712,7 +712,7 @@
           <w:numId w:val="2"/>
         </w:numPr>
       </w:pPr>
-      <w:hyperlink w:history="1" r:id="rIdckixp36tzy0be7qilufq1">
+      <w:hyperlink w:history="1" r:id="rIdnklq55fpzao-roti37mld">
         <w:r>
           <w:rPr>
             <w:rStyle w:val="Hyperlink"/>
@@ -760,7 +760,7 @@
       <w:r>
         <w:t xml:space="preserve"> — créé — </w:t>
       </w:r>
-      <w:hyperlink w:history="1" r:id="rIdnvykgsvcfihrb4dtr_f_w">
+      <w:hyperlink w:history="1" r:id="rIdhhc10zuap5glvkt4vqsg5">
         <w:r>
           <w:rPr>
             <w:rStyle w:val="Hyperlink"/>
@@ -797,7 +797,7 @@
       <w:r>
         <w:t xml:space="preserve"> — créé — </w:t>
       </w:r>
-      <w:hyperlink w:history="1" r:id="rIda9zryglongszjmqwjpwrv">
+      <w:hyperlink w:history="1" r:id="rIdq7mvtfazxvohu_3cm4xmj">
         <w:r>
           <w:rPr>
             <w:rStyle w:val="Hyperlink"/>
@@ -834,7 +834,7 @@
       <w:r>
         <w:t xml:space="preserve"> — modifié — </w:t>
       </w:r>
-      <w:hyperlink w:history="1" r:id="rIdyfdmf-_okxqsokludgjxn">
+      <w:hyperlink w:history="1" r:id="rId6g5i_osr5k0h8sk1a4aes">
         <w:r>
           <w:rPr>
             <w:rStyle w:val="Hyperlink"/>
@@ -863,7 +863,7 @@
       <w:r>
         <w:t xml:space="preserve"> — modifié — </w:t>
       </w:r>
-      <w:hyperlink w:history="1" r:id="rId89qc8b7q5kpq0xwy12yp2">
+      <w:hyperlink w:history="1" r:id="rIdbylzaf2h7wnfvu579amxh">
         <w:r>
           <w:rPr>
             <w:rStyle w:val="Hyperlink"/>
@@ -900,7 +900,7 @@
       <w:r>
         <w:t xml:space="preserve"> — modifié — </w:t>
       </w:r>
-      <w:hyperlink w:history="1" r:id="rIda_7shz8z9wnbilkd9hukz">
+      <w:hyperlink w:history="1" r:id="rId7jurqvx1xhawgamkvcqim">
         <w:r>
           <w:rPr>
             <w:rStyle w:val="Hyperlink"/>
@@ -929,7 +929,7 @@
       <w:r>
         <w:t xml:space="preserve"> — modifié — </w:t>
       </w:r>
-      <w:hyperlink w:history="1" r:id="rIdqok-qqfazhmdtsaivf-gd">
+      <w:hyperlink w:history="1" r:id="rIdpq_yj7rbqsvtbe7npviec">
         <w:r>
           <w:rPr>
             <w:rStyle w:val="Hyperlink"/>
@@ -958,7 +958,7 @@
       <w:r>
         <w:t xml:space="preserve"> — modifié — </w:t>
       </w:r>
-      <w:hyperlink w:history="1" r:id="rIdi0gdef6v6_dhuoj9vc9m_">
+      <w:hyperlink w:history="1" r:id="rIdo7u6-lhdbim99_b-rklgq">
         <w:r>
           <w:rPr>
             <w:rStyle w:val="Hyperlink"/>
@@ -987,7 +987,7 @@
       <w:r>
         <w:t xml:space="preserve"> — modifié — </w:t>
       </w:r>
-      <w:hyperlink w:history="1" r:id="rIdi1qe1xscfoksy6nu0ktuw">
+      <w:hyperlink w:history="1" r:id="rIdwzvrbtyhas-49u5_adg1g">
         <w:r>
           <w:rPr>
             <w:rStyle w:val="Hyperlink"/>
@@ -1016,7 +1016,7 @@
       <w:r>
         <w:t xml:space="preserve"> — modifié — </w:t>
       </w:r>
-      <w:hyperlink w:history="1" r:id="rIdcwlg8ompcyci51yen5mxn">
+      <w:hyperlink w:history="1" r:id="rId0nmcryx6aqakmebfznhox">
         <w:r>
           <w:rPr>
             <w:rStyle w:val="Hyperlink"/>
@@ -1045,7 +1045,7 @@
       <w:r>
         <w:t xml:space="preserve"> — créé — </w:t>
       </w:r>
-      <w:hyperlink w:history="1" r:id="rId9rkowq4crkjrgfdk4lq5q">
+      <w:hyperlink w:history="1" r:id="rIdn9c-yeaikbxbooyehmknk">
         <w:r>
           <w:rPr>
             <w:rStyle w:val="Hyperlink"/>
@@ -1074,7 +1074,7 @@
       <w:r>
         <w:t xml:space="preserve"> — modifié — </w:t>
       </w:r>
-      <w:hyperlink w:history="1" r:id="rIdmv95msudnt--dv7uqvk3_">
+      <w:hyperlink w:history="1" r:id="rIduf9qqcht_-nl5z5w3ykby">
         <w:r>
           <w:rPr>
             <w:rStyle w:val="Hyperlink"/>
@@ -1111,7 +1111,7 @@
       <w:r>
         <w:t xml:space="preserve"> — modifié — </w:t>
       </w:r>
-      <w:hyperlink w:history="1" r:id="rIdcr_thsujihfkumasf-zhm">
+      <w:hyperlink w:history="1" r:id="rIdaiqzkpkdwqbbfxm6mzgfg">
         <w:r>
           <w:rPr>
             <w:rStyle w:val="Hyperlink"/>
@@ -1140,7 +1140,7 @@
       <w:r>
         <w:t xml:space="preserve"> — modifié — </w:t>
       </w:r>
-      <w:hyperlink w:history="1" r:id="rIdzk7-3abhi-oedrikorhm9">
+      <w:hyperlink w:history="1" r:id="rIdvg3ui6uia7b_ul0jofwrf">
         <w:r>
           <w:rPr>
             <w:rStyle w:val="Hyperlink"/>
@@ -1169,7 +1169,7 @@
       <w:r>
         <w:t xml:space="preserve"> — créé — </w:t>
       </w:r>
-      <w:hyperlink w:history="1" r:id="rIdtghb3cgkiozqkpw0dacrg">
+      <w:hyperlink w:history="1" r:id="rIdwkxp1uaxuxr7of3_4s7w-">
         <w:r>
           <w:rPr>
             <w:rStyle w:val="Hyperlink"/>
@@ -1198,7 +1198,7 @@
       <w:r>
         <w:t xml:space="preserve"> — modifié — </w:t>
       </w:r>
-      <w:hyperlink w:history="1" r:id="rIddtlznu5hwinhubsdbdw6v">
+      <w:hyperlink w:history="1" r:id="rIdlegtvyrhqs_fmjm7uijxg">
         <w:r>
           <w:rPr>
             <w:rStyle w:val="Hyperlink"/>
@@ -1227,7 +1227,7 @@
       <w:r>
         <w:t xml:space="preserve"> — modifié — </w:t>
       </w:r>
-      <w:hyperlink w:history="1" r:id="rIditaevxsg8xlh5vcv5bdzx">
+      <w:hyperlink w:history="1" r:id="rIdp2ididpe8uv4vbqegezxr">
         <w:r>
           <w:rPr>
             <w:rStyle w:val="Hyperlink"/>
@@ -1256,7 +1256,7 @@
       <w:r>
         <w:t xml:space="preserve"> — modifié — </w:t>
       </w:r>
-      <w:hyperlink w:history="1" r:id="rIdcfmiafczh7nxqz2akoebm">
+      <w:hyperlink w:history="1" r:id="rId0p-i5astznhrtjvkun44i">
         <w:r>
           <w:rPr>
             <w:rStyle w:val="Hyperlink"/>
@@ -1285,7 +1285,7 @@
       <w:r>
         <w:t xml:space="preserve"> — modifié — </w:t>
       </w:r>
-      <w:hyperlink w:history="1" r:id="rIdz9g4uyuj_nalcqm1k2iih">
+      <w:hyperlink w:history="1" r:id="rIdfsgkdgufbqhzv3fhoig8a">
         <w:r>
           <w:rPr>
             <w:rStyle w:val="Hyperlink"/>
@@ -1314,7 +1314,7 @@
       <w:r>
         <w:t xml:space="preserve"> — modifié — </w:t>
       </w:r>
-      <w:hyperlink w:history="1" r:id="rIdhuurjtyslh-4zrb8_pgdv">
+      <w:hyperlink w:history="1" r:id="rId59ymw6mmnsd3o29aqvjdl">
         <w:r>
           <w:rPr>
             <w:rStyle w:val="Hyperlink"/>
@@ -1343,7 +1343,7 @@
       <w:r>
         <w:t xml:space="preserve"> — créé — </w:t>
       </w:r>
-      <w:hyperlink w:history="1" r:id="rIdfeyd-fbwmioyhqwvod99n">
+      <w:hyperlink w:history="1" r:id="rIdlrfweuf5gyrfznwrsuj2a">
         <w:r>
           <w:rPr>
             <w:rStyle w:val="Hyperlink"/>
@@ -1372,7 +1372,7 @@
       <w:r>
         <w:t xml:space="preserve"> — modifié — </w:t>
       </w:r>
-      <w:hyperlink w:history="1" r:id="rIdvhrae03s4mhc_4cxfr_za">
+      <w:hyperlink w:history="1" r:id="rIdwuxujp99kncx9gpphykju">
         <w:r>
           <w:rPr>
             <w:rStyle w:val="Hyperlink"/>
@@ -1401,7 +1401,7 @@
       <w:r>
         <w:t xml:space="preserve"> — modifié — </w:t>
       </w:r>
-      <w:hyperlink w:history="1" r:id="rId5jzyc3gpgcyuojys3ahrc">
+      <w:hyperlink w:history="1" r:id="rIdglr5gaxfwyrsb3g3h1ppm">
         <w:r>
           <w:rPr>
             <w:rStyle w:val="Hyperlink"/>
@@ -1430,7 +1430,7 @@
       <w:r>
         <w:t xml:space="preserve"> — modifié — </w:t>
       </w:r>
-      <w:hyperlink w:history="1" r:id="rIdqco8uahkzwrpey6g79ael">
+      <w:hyperlink w:history="1" r:id="rIdgrz3cwzf9deftkopdgbh9">
         <w:r>
           <w:rPr>
             <w:rStyle w:val="Hyperlink"/>
@@ -1459,7 +1459,7 @@
       <w:r>
         <w:t xml:space="preserve"> — modifié — </w:t>
       </w:r>
-      <w:hyperlink w:history="1" r:id="rIdn5epqlw0bt3mml3-jq_0x">
+      <w:hyperlink w:history="1" r:id="rId7qxexwjyu7bupb5hexaj0">
         <w:r>
           <w:rPr>
             <w:rStyle w:val="Hyperlink"/>
@@ -1496,7 +1496,7 @@
       <w:r>
         <w:t xml:space="preserve"> — modifié — </w:t>
       </w:r>
-      <w:hyperlink w:history="1" r:id="rIdb4l84qptd3azyxfoptwfj">
+      <w:hyperlink w:history="1" r:id="rIdj18dl19ixhipfwwcxj7m8">
         <w:r>
           <w:rPr>
             <w:rStyle w:val="Hyperlink"/>
@@ -1525,7 +1525,7 @@
       <w:r>
         <w:t xml:space="preserve"> — modifié — </w:t>
       </w:r>
-      <w:hyperlink w:history="1" r:id="rIdeusjluckwre0zw2t4yx9k">
+      <w:hyperlink w:history="1" r:id="rIdiraiyydoj7htywwlgeegt">
         <w:r>
           <w:rPr>
             <w:rStyle w:val="Hyperlink"/>
@@ -1554,7 +1554,7 @@
       <w:r>
         <w:t xml:space="preserve"> — modifié — </w:t>
       </w:r>
-      <w:hyperlink w:history="1" r:id="rIdlsijrroekaqcaslfc-rpj">
+      <w:hyperlink w:history="1" r:id="rIdqrd47ikkamjgyk8khf2af">
         <w:r>
           <w:rPr>
             <w:rStyle w:val="Hyperlink"/>

--- a/docs/developpement/phases/word/PHASE_14_MODE_FORMATION_FACTICE.docx
+++ b/docs/developpement/phases/word/PHASE_14_MODE_FORMATION_FACTICE.docx
@@ -20,7 +20,7 @@
       <w:r>
         <w:t xml:space="preserve">FlaiX Expert · dossier de développement · généré le 2026-10-19 depuis le dépôt </w:t>
       </w:r>
-      <w:hyperlink w:history="1" r:id="rIdgon8yj2nubtdwh35na0sq">
+      <w:hyperlink w:history="1" r:id="rId98ssqbbkvbj-k2ety_rkc">
         <w:r>
           <w:rPr>
             <w:rStyle w:val="Hyperlink"/>
@@ -672,7 +672,7 @@
           <w:numId w:val="2"/>
         </w:numPr>
       </w:pPr>
-      <w:hyperlink w:history="1" r:id="rIdqulka-h0cndyo1ogrgf61">
+      <w:hyperlink w:history="1" r:id="rIdbzddqmatdrnvzj91umhab">
         <w:r>
           <w:rPr>
             <w:rStyle w:val="Hyperlink"/>
@@ -692,7 +692,7 @@
           <w:numId w:val="2"/>
         </w:numPr>
       </w:pPr>
-      <w:hyperlink w:history="1" r:id="rIdmcvmidg1xfa9etcj0inrj">
+      <w:hyperlink w:history="1" r:id="rIdncvjodecebjsmznrntego">
         <w:r>
           <w:rPr>
             <w:rStyle w:val="Hyperlink"/>
@@ -712,7 +712,7 @@
           <w:numId w:val="2"/>
         </w:numPr>
       </w:pPr>
-      <w:hyperlink w:history="1" r:id="rIdnklq55fpzao-roti37mld">
+      <w:hyperlink w:history="1" r:id="rId2ajgig7wbqvpjezgccwz9">
         <w:r>
           <w:rPr>
             <w:rStyle w:val="Hyperlink"/>
@@ -760,7 +760,7 @@
       <w:r>
         <w:t xml:space="preserve"> — créé — </w:t>
       </w:r>
-      <w:hyperlink w:history="1" r:id="rIdhhc10zuap5glvkt4vqsg5">
+      <w:hyperlink w:history="1" r:id="rIdnxtc_kz7pic1yixny6in1">
         <w:r>
           <w:rPr>
             <w:rStyle w:val="Hyperlink"/>
@@ -797,7 +797,7 @@
       <w:r>
         <w:t xml:space="preserve"> — créé — </w:t>
       </w:r>
-      <w:hyperlink w:history="1" r:id="rIdq7mvtfazxvohu_3cm4xmj">
+      <w:hyperlink w:history="1" r:id="rId8iwpzgnh1mk9c93et93lm">
         <w:r>
           <w:rPr>
             <w:rStyle w:val="Hyperlink"/>
@@ -834,7 +834,7 @@
       <w:r>
         <w:t xml:space="preserve"> — modifié — </w:t>
       </w:r>
-      <w:hyperlink w:history="1" r:id="rId6g5i_osr5k0h8sk1a4aes">
+      <w:hyperlink w:history="1" r:id="rIdhapft7y_o6gv9enhlf-l1">
         <w:r>
           <w:rPr>
             <w:rStyle w:val="Hyperlink"/>
@@ -863,7 +863,7 @@
       <w:r>
         <w:t xml:space="preserve"> — modifié — </w:t>
       </w:r>
-      <w:hyperlink w:history="1" r:id="rIdbylzaf2h7wnfvu579amxh">
+      <w:hyperlink w:history="1" r:id="rIdx6xd0-90zpbzbncjq0j-d">
         <w:r>
           <w:rPr>
             <w:rStyle w:val="Hyperlink"/>
@@ -900,7 +900,7 @@
       <w:r>
         <w:t xml:space="preserve"> — modifié — </w:t>
       </w:r>
-      <w:hyperlink w:history="1" r:id="rId7jurqvx1xhawgamkvcqim">
+      <w:hyperlink w:history="1" r:id="rIdr0iewq2jugxoivwry9tnk">
         <w:r>
           <w:rPr>
             <w:rStyle w:val="Hyperlink"/>
@@ -929,7 +929,7 @@
       <w:r>
         <w:t xml:space="preserve"> — modifié — </w:t>
       </w:r>
-      <w:hyperlink w:history="1" r:id="rIdpq_yj7rbqsvtbe7npviec">
+      <w:hyperlink w:history="1" r:id="rId3xq82dzrqc31l1c9oidl6">
         <w:r>
           <w:rPr>
             <w:rStyle w:val="Hyperlink"/>
@@ -958,7 +958,7 @@
       <w:r>
         <w:t xml:space="preserve"> — modifié — </w:t>
       </w:r>
-      <w:hyperlink w:history="1" r:id="rIdo7u6-lhdbim99_b-rklgq">
+      <w:hyperlink w:history="1" r:id="rIdtcypxwg_zs7nheakqzgzp">
         <w:r>
           <w:rPr>
             <w:rStyle w:val="Hyperlink"/>
@@ -987,7 +987,7 @@
       <w:r>
         <w:t xml:space="preserve"> — modifié — </w:t>
       </w:r>
-      <w:hyperlink w:history="1" r:id="rIdwzvrbtyhas-49u5_adg1g">
+      <w:hyperlink w:history="1" r:id="rIdigycxi7lwexkr0cqn7w1g">
         <w:r>
           <w:rPr>
             <w:rStyle w:val="Hyperlink"/>
@@ -1016,7 +1016,7 @@
       <w:r>
         <w:t xml:space="preserve"> — modifié — </w:t>
       </w:r>
-      <w:hyperlink w:history="1" r:id="rId0nmcryx6aqakmebfznhox">
+      <w:hyperlink w:history="1" r:id="rIde7nbbbypkqrnzsdbpc5a3">
         <w:r>
           <w:rPr>
             <w:rStyle w:val="Hyperlink"/>
@@ -1045,7 +1045,7 @@
       <w:r>
         <w:t xml:space="preserve"> — créé — </w:t>
       </w:r>
-      <w:hyperlink w:history="1" r:id="rIdn9c-yeaikbxbooyehmknk">
+      <w:hyperlink w:history="1" r:id="rIdvk56io5kndkgu861v3sdh">
         <w:r>
           <w:rPr>
             <w:rStyle w:val="Hyperlink"/>
@@ -1074,7 +1074,7 @@
       <w:r>
         <w:t xml:space="preserve"> — modifié — </w:t>
       </w:r>
-      <w:hyperlink w:history="1" r:id="rIduf9qqcht_-nl5z5w3ykby">
+      <w:hyperlink w:history="1" r:id="rIdq3qypqan_vpmihsr1vkkr">
         <w:r>
           <w:rPr>
             <w:rStyle w:val="Hyperlink"/>
@@ -1111,7 +1111,7 @@
       <w:r>
         <w:t xml:space="preserve"> — modifié — </w:t>
       </w:r>
-      <w:hyperlink w:history="1" r:id="rIdaiqzkpkdwqbbfxm6mzgfg">
+      <w:hyperlink w:history="1" r:id="rId1omqjx-qc3v7rxwzttlzv">
         <w:r>
           <w:rPr>
             <w:rStyle w:val="Hyperlink"/>
@@ -1140,7 +1140,7 @@
       <w:r>
         <w:t xml:space="preserve"> — modifié — </w:t>
       </w:r>
-      <w:hyperlink w:history="1" r:id="rIdvg3ui6uia7b_ul0jofwrf">
+      <w:hyperlink w:history="1" r:id="rIdmpizqqi8dmdsaumldrqio">
         <w:r>
           <w:rPr>
             <w:rStyle w:val="Hyperlink"/>
@@ -1169,7 +1169,7 @@
       <w:r>
         <w:t xml:space="preserve"> — créé — </w:t>
       </w:r>
-      <w:hyperlink w:history="1" r:id="rIdwkxp1uaxuxr7of3_4s7w-">
+      <w:hyperlink w:history="1" r:id="rId3dehevjqjxthm2vcstcwo">
         <w:r>
           <w:rPr>
             <w:rStyle w:val="Hyperlink"/>
@@ -1198,7 +1198,7 @@
       <w:r>
         <w:t xml:space="preserve"> — modifié — </w:t>
       </w:r>
-      <w:hyperlink w:history="1" r:id="rIdlegtvyrhqs_fmjm7uijxg">
+      <w:hyperlink w:history="1" r:id="rIdbtckvfe9rqibddpc6gfcv">
         <w:r>
           <w:rPr>
             <w:rStyle w:val="Hyperlink"/>
@@ -1227,7 +1227,7 @@
       <w:r>
         <w:t xml:space="preserve"> — modifié — </w:t>
       </w:r>
-      <w:hyperlink w:history="1" r:id="rIdp2ididpe8uv4vbqegezxr">
+      <w:hyperlink w:history="1" r:id="rIdcjkymgb9g2kvf13alcokg">
         <w:r>
           <w:rPr>
             <w:rStyle w:val="Hyperlink"/>
@@ -1256,7 +1256,7 @@
       <w:r>
         <w:t xml:space="preserve"> — modifié — </w:t>
       </w:r>
-      <w:hyperlink w:history="1" r:id="rId0p-i5astznhrtjvkun44i">
+      <w:hyperlink w:history="1" r:id="rIdgbyhkxgnp299qxtlawjmd">
         <w:r>
           <w:rPr>
             <w:rStyle w:val="Hyperlink"/>
@@ -1285,7 +1285,7 @@
       <w:r>
         <w:t xml:space="preserve"> — modifié — </w:t>
       </w:r>
-      <w:hyperlink w:history="1" r:id="rIdfsgkdgufbqhzv3fhoig8a">
+      <w:hyperlink w:history="1" r:id="rId2uzarbf98_laedbv36sf_">
         <w:r>
           <w:rPr>
             <w:rStyle w:val="Hyperlink"/>
@@ -1314,7 +1314,7 @@
       <w:r>
         <w:t xml:space="preserve"> — modifié — </w:t>
       </w:r>
-      <w:hyperlink w:history="1" r:id="rId59ymw6mmnsd3o29aqvjdl">
+      <w:hyperlink w:history="1" r:id="rId2jyx-uznux4in5gv2xucv">
         <w:r>
           <w:rPr>
             <w:rStyle w:val="Hyperlink"/>
@@ -1343,7 +1343,7 @@
       <w:r>
         <w:t xml:space="preserve"> — créé — </w:t>
       </w:r>
-      <w:hyperlink w:history="1" r:id="rIdlrfweuf5gyrfznwrsuj2a">
+      <w:hyperlink w:history="1" r:id="rIdy4_qvmlhk2bc3fezk0rie">
         <w:r>
           <w:rPr>
             <w:rStyle w:val="Hyperlink"/>
@@ -1372,7 +1372,7 @@
       <w:r>
         <w:t xml:space="preserve"> — modifié — </w:t>
       </w:r>
-      <w:hyperlink w:history="1" r:id="rIdwuxujp99kncx9gpphykju">
+      <w:hyperlink w:history="1" r:id="rIdnj-n7gxuy-vo5pzjohddg">
         <w:r>
           <w:rPr>
             <w:rStyle w:val="Hyperlink"/>
@@ -1401,7 +1401,7 @@
       <w:r>
         <w:t xml:space="preserve"> — modifié — </w:t>
       </w:r>
-      <w:hyperlink w:history="1" r:id="rIdglr5gaxfwyrsb3g3h1ppm">
+      <w:hyperlink w:history="1" r:id="rIdlxhuswwlatnlj5qnlb5qt">
         <w:r>
           <w:rPr>
             <w:rStyle w:val="Hyperlink"/>
@@ -1430,7 +1430,7 @@
       <w:r>
         <w:t xml:space="preserve"> — modifié — </w:t>
       </w:r>
-      <w:hyperlink w:history="1" r:id="rIdgrz3cwzf9deftkopdgbh9">
+      <w:hyperlink w:history="1" r:id="rId0okugcg7negdfyzxqdmwk">
         <w:r>
           <w:rPr>
             <w:rStyle w:val="Hyperlink"/>
@@ -1459,7 +1459,7 @@
       <w:r>
         <w:t xml:space="preserve"> — modifié — </w:t>
       </w:r>
-      <w:hyperlink w:history="1" r:id="rId7qxexwjyu7bupb5hexaj0">
+      <w:hyperlink w:history="1" r:id="rId-mrq_do4q8jron4rnreff">
         <w:r>
           <w:rPr>
             <w:rStyle w:val="Hyperlink"/>
@@ -1496,7 +1496,7 @@
       <w:r>
         <w:t xml:space="preserve"> — modifié — </w:t>
       </w:r>
-      <w:hyperlink w:history="1" r:id="rIdj18dl19ixhipfwwcxj7m8">
+      <w:hyperlink w:history="1" r:id="rId96vn4jp1424go1ccd0oox">
         <w:r>
           <w:rPr>
             <w:rStyle w:val="Hyperlink"/>
@@ -1525,7 +1525,7 @@
       <w:r>
         <w:t xml:space="preserve"> — modifié — </w:t>
       </w:r>
-      <w:hyperlink w:history="1" r:id="rIdiraiyydoj7htywwlgeegt">
+      <w:hyperlink w:history="1" r:id="rIdr6lezt-atfbi2nzob974h">
         <w:r>
           <w:rPr>
             <w:rStyle w:val="Hyperlink"/>
@@ -1554,7 +1554,7 @@
       <w:r>
         <w:t xml:space="preserve"> — modifié — </w:t>
       </w:r>
-      <w:hyperlink w:history="1" r:id="rIdqrd47ikkamjgyk8khf2af">
+      <w:hyperlink w:history="1" r:id="rIdyxknt3rjdhu4n3b_cux9b">
         <w:r>
           <w:rPr>
             <w:rStyle w:val="Hyperlink"/>

--- a/docs/developpement/phases/word/PHASE_14_MODE_FORMATION_FACTICE.docx
+++ b/docs/developpement/phases/word/PHASE_14_MODE_FORMATION_FACTICE.docx
@@ -20,7 +20,7 @@
       <w:r>
         <w:t xml:space="preserve">FlaiX Expert · dossier de développement · généré le 2026-10-19 depuis le dépôt </w:t>
       </w:r>
-      <w:hyperlink w:history="1" r:id="rId98ssqbbkvbj-k2ety_rkc">
+      <w:hyperlink w:history="1" r:id="rIdxbsydd04a4ue3ifydkd6f">
         <w:r>
           <w:rPr>
             <w:rStyle w:val="Hyperlink"/>
@@ -672,7 +672,7 @@
           <w:numId w:val="2"/>
         </w:numPr>
       </w:pPr>
-      <w:hyperlink w:history="1" r:id="rIdbzddqmatdrnvzj91umhab">
+      <w:hyperlink w:history="1" r:id="rIdcncoecnc94bhpkwxa53er">
         <w:r>
           <w:rPr>
             <w:rStyle w:val="Hyperlink"/>
@@ -692,7 +692,7 @@
           <w:numId w:val="2"/>
         </w:numPr>
       </w:pPr>
-      <w:hyperlink w:history="1" r:id="rIdncvjodecebjsmznrntego">
+      <w:hyperlink w:history="1" r:id="rId9wc89c3kd06jjthtd801v">
         <w:r>
           <w:rPr>
             <w:rStyle w:val="Hyperlink"/>
@@ -712,7 +712,7 @@
           <w:numId w:val="2"/>
         </w:numPr>
       </w:pPr>
-      <w:hyperlink w:history="1" r:id="rId2ajgig7wbqvpjezgccwz9">
+      <w:hyperlink w:history="1" r:id="rIdzvql_7lmbtzjnp2kcbsaf">
         <w:r>
           <w:rPr>
             <w:rStyle w:val="Hyperlink"/>
@@ -760,7 +760,7 @@
       <w:r>
         <w:t xml:space="preserve"> — créé — </w:t>
       </w:r>
-      <w:hyperlink w:history="1" r:id="rIdnxtc_kz7pic1yixny6in1">
+      <w:hyperlink w:history="1" r:id="rIdllbeory5wtwwvogv9_cvt">
         <w:r>
           <w:rPr>
             <w:rStyle w:val="Hyperlink"/>
@@ -797,7 +797,7 @@
       <w:r>
         <w:t xml:space="preserve"> — créé — </w:t>
       </w:r>
-      <w:hyperlink w:history="1" r:id="rId8iwpzgnh1mk9c93et93lm">
+      <w:hyperlink w:history="1" r:id="rId078s_mtuacbgbxyhov5ug">
         <w:r>
           <w:rPr>
             <w:rStyle w:val="Hyperlink"/>
@@ -834,7 +834,7 @@
       <w:r>
         <w:t xml:space="preserve"> — modifié — </w:t>
       </w:r>
-      <w:hyperlink w:history="1" r:id="rIdhapft7y_o6gv9enhlf-l1">
+      <w:hyperlink w:history="1" r:id="rIdenkcbczs7wzvxb5i1a38i">
         <w:r>
           <w:rPr>
             <w:rStyle w:val="Hyperlink"/>
@@ -863,7 +863,7 @@
       <w:r>
         <w:t xml:space="preserve"> — modifié — </w:t>
       </w:r>
-      <w:hyperlink w:history="1" r:id="rIdx6xd0-90zpbzbncjq0j-d">
+      <w:hyperlink w:history="1" r:id="rIdoq43gymfsljqrup3qvwl_">
         <w:r>
           <w:rPr>
             <w:rStyle w:val="Hyperlink"/>
@@ -900,7 +900,7 @@
       <w:r>
         <w:t xml:space="preserve"> — modifié — </w:t>
       </w:r>
-      <w:hyperlink w:history="1" r:id="rIdr0iewq2jugxoivwry9tnk">
+      <w:hyperlink w:history="1" r:id="rId90nuv_sdqylws22l_k1ir">
         <w:r>
           <w:rPr>
             <w:rStyle w:val="Hyperlink"/>
@@ -929,7 +929,7 @@
       <w:r>
         <w:t xml:space="preserve"> — modifié — </w:t>
       </w:r>
-      <w:hyperlink w:history="1" r:id="rId3xq82dzrqc31l1c9oidl6">
+      <w:hyperlink w:history="1" r:id="rIdasj9wihdqpore7sg0qxum">
         <w:r>
           <w:rPr>
             <w:rStyle w:val="Hyperlink"/>
@@ -958,7 +958,7 @@
       <w:r>
         <w:t xml:space="preserve"> — modifié — </w:t>
       </w:r>
-      <w:hyperlink w:history="1" r:id="rIdtcypxwg_zs7nheakqzgzp">
+      <w:hyperlink w:history="1" r:id="rId1jdvxqipa1ogj8vwsmqo5">
         <w:r>
           <w:rPr>
             <w:rStyle w:val="Hyperlink"/>
@@ -987,7 +987,7 @@
       <w:r>
         <w:t xml:space="preserve"> — modifié — </w:t>
       </w:r>
-      <w:hyperlink w:history="1" r:id="rIdigycxi7lwexkr0cqn7w1g">
+      <w:hyperlink w:history="1" r:id="rIdnz9qwr42m96mxs_bpt2nb">
         <w:r>
           <w:rPr>
             <w:rStyle w:val="Hyperlink"/>
@@ -1016,7 +1016,7 @@
       <w:r>
         <w:t xml:space="preserve"> — modifié — </w:t>
       </w:r>
-      <w:hyperlink w:history="1" r:id="rIde7nbbbypkqrnzsdbpc5a3">
+      <w:hyperlink w:history="1" r:id="rIdjhkhdxgzx3_4spkigib6w">
         <w:r>
           <w:rPr>
             <w:rStyle w:val="Hyperlink"/>
@@ -1045,7 +1045,7 @@
       <w:r>
         <w:t xml:space="preserve"> — créé — </w:t>
       </w:r>
-      <w:hyperlink w:history="1" r:id="rIdvk56io5kndkgu861v3sdh">
+      <w:hyperlink w:history="1" r:id="rIdmotohiyp_tb5ep0nltavn">
         <w:r>
           <w:rPr>
             <w:rStyle w:val="Hyperlink"/>
@@ -1074,7 +1074,7 @@
       <w:r>
         <w:t xml:space="preserve"> — modifié — </w:t>
       </w:r>
-      <w:hyperlink w:history="1" r:id="rIdq3qypqan_vpmihsr1vkkr">
+      <w:hyperlink w:history="1" r:id="rIdeejbmior3difc59pim-bp">
         <w:r>
           <w:rPr>
             <w:rStyle w:val="Hyperlink"/>
@@ -1111,7 +1111,7 @@
       <w:r>
         <w:t xml:space="preserve"> — modifié — </w:t>
       </w:r>
-      <w:hyperlink w:history="1" r:id="rId1omqjx-qc3v7rxwzttlzv">
+      <w:hyperlink w:history="1" r:id="rId71og8tc99tq3clilykny9">
         <w:r>
           <w:rPr>
             <w:rStyle w:val="Hyperlink"/>
@@ -1140,7 +1140,7 @@
       <w:r>
         <w:t xml:space="preserve"> — modifié — </w:t>
       </w:r>
-      <w:hyperlink w:history="1" r:id="rIdmpizqqi8dmdsaumldrqio">
+      <w:hyperlink w:history="1" r:id="rIdiw5dkieo5gddjbfwmy_aw">
         <w:r>
           <w:rPr>
             <w:rStyle w:val="Hyperlink"/>
@@ -1169,7 +1169,7 @@
       <w:r>
         <w:t xml:space="preserve"> — créé — </w:t>
       </w:r>
-      <w:hyperlink w:history="1" r:id="rId3dehevjqjxthm2vcstcwo">
+      <w:hyperlink w:history="1" r:id="rId1ixzwztghrcc16fyi2hmf">
         <w:r>
           <w:rPr>
             <w:rStyle w:val="Hyperlink"/>
@@ -1198,7 +1198,7 @@
       <w:r>
         <w:t xml:space="preserve"> — modifié — </w:t>
       </w:r>
-      <w:hyperlink w:history="1" r:id="rIdbtckvfe9rqibddpc6gfcv">
+      <w:hyperlink w:history="1" r:id="rIdmeupmhoddza1ux7ytsakn">
         <w:r>
           <w:rPr>
             <w:rStyle w:val="Hyperlink"/>
@@ -1227,7 +1227,7 @@
       <w:r>
         <w:t xml:space="preserve"> — modifié — </w:t>
       </w:r>
-      <w:hyperlink w:history="1" r:id="rIdcjkymgb9g2kvf13alcokg">
+      <w:hyperlink w:history="1" r:id="rIdjko_5ro0cqjh83luzq1bl">
         <w:r>
           <w:rPr>
             <w:rStyle w:val="Hyperlink"/>
@@ -1256,7 +1256,7 @@
       <w:r>
         <w:t xml:space="preserve"> — modifié — </w:t>
       </w:r>
-      <w:hyperlink w:history="1" r:id="rIdgbyhkxgnp299qxtlawjmd">
+      <w:hyperlink w:history="1" r:id="rIdrgchqk4igli3mq3xmpn5s">
         <w:r>
           <w:rPr>
             <w:rStyle w:val="Hyperlink"/>
@@ -1285,7 +1285,7 @@
       <w:r>
         <w:t xml:space="preserve"> — modifié — </w:t>
       </w:r>
-      <w:hyperlink w:history="1" r:id="rId2uzarbf98_laedbv36sf_">
+      <w:hyperlink w:history="1" r:id="rIdjykc1jnj-bodqout8d_au">
         <w:r>
           <w:rPr>
             <w:rStyle w:val="Hyperlink"/>
@@ -1314,7 +1314,7 @@
       <w:r>
         <w:t xml:space="preserve"> — modifié — </w:t>
       </w:r>
-      <w:hyperlink w:history="1" r:id="rId2jyx-uznux4in5gv2xucv">
+      <w:hyperlink w:history="1" r:id="rIdjfzm2dqnvh504xnryqxni">
         <w:r>
           <w:rPr>
             <w:rStyle w:val="Hyperlink"/>
@@ -1343,7 +1343,7 @@
       <w:r>
         <w:t xml:space="preserve"> — créé — </w:t>
       </w:r>
-      <w:hyperlink w:history="1" r:id="rIdy4_qvmlhk2bc3fezk0rie">
+      <w:hyperlink w:history="1" r:id="rIda0sja3skwv2aypuxsxi-x">
         <w:r>
           <w:rPr>
             <w:rStyle w:val="Hyperlink"/>
@@ -1372,7 +1372,7 @@
       <w:r>
         <w:t xml:space="preserve"> — modifié — </w:t>
       </w:r>
-      <w:hyperlink w:history="1" r:id="rIdnj-n7gxuy-vo5pzjohddg">
+      <w:hyperlink w:history="1" r:id="rIdu4tv3bdenfrulloy6rspy">
         <w:r>
           <w:rPr>
             <w:rStyle w:val="Hyperlink"/>
@@ -1401,7 +1401,7 @@
       <w:r>
         <w:t xml:space="preserve"> — modifié — </w:t>
       </w:r>
-      <w:hyperlink w:history="1" r:id="rIdlxhuswwlatnlj5qnlb5qt">
+      <w:hyperlink w:history="1" r:id="rId0axivcyvkcp7kh-rqjhdh">
         <w:r>
           <w:rPr>
             <w:rStyle w:val="Hyperlink"/>
@@ -1430,7 +1430,7 @@
       <w:r>
         <w:t xml:space="preserve"> — modifié — </w:t>
       </w:r>
-      <w:hyperlink w:history="1" r:id="rId0okugcg7negdfyzxqdmwk">
+      <w:hyperlink w:history="1" r:id="rIdvthwzgfq2onscdlqjqcqf">
         <w:r>
           <w:rPr>
             <w:rStyle w:val="Hyperlink"/>
@@ -1459,7 +1459,7 @@
       <w:r>
         <w:t xml:space="preserve"> — modifié — </w:t>
       </w:r>
-      <w:hyperlink w:history="1" r:id="rId-mrq_do4q8jron4rnreff">
+      <w:hyperlink w:history="1" r:id="rIdoujtx8nyufbfoxh17d8em">
         <w:r>
           <w:rPr>
             <w:rStyle w:val="Hyperlink"/>
@@ -1496,7 +1496,7 @@
       <w:r>
         <w:t xml:space="preserve"> — modifié — </w:t>
       </w:r>
-      <w:hyperlink w:history="1" r:id="rId96vn4jp1424go1ccd0oox">
+      <w:hyperlink w:history="1" r:id="rIdhurjyw1tuns4xfavobrsq">
         <w:r>
           <w:rPr>
             <w:rStyle w:val="Hyperlink"/>
@@ -1525,7 +1525,7 @@
       <w:r>
         <w:t xml:space="preserve"> — modifié — </w:t>
       </w:r>
-      <w:hyperlink w:history="1" r:id="rIdr6lezt-atfbi2nzob974h">
+      <w:hyperlink w:history="1" r:id="rIdepevvoqvgp6qmzyrtlkuj">
         <w:r>
           <w:rPr>
             <w:rStyle w:val="Hyperlink"/>
@@ -1554,7 +1554,7 @@
       <w:r>
         <w:t xml:space="preserve"> — modifié — </w:t>
       </w:r>
-      <w:hyperlink w:history="1" r:id="rIdyxknt3rjdhu4n3b_cux9b">
+      <w:hyperlink w:history="1" r:id="rIdqnfsndodjwvf0keovhph0">
         <w:r>
           <w:rPr>
             <w:rStyle w:val="Hyperlink"/>

--- a/docs/developpement/phases/word/PHASE_14_MODE_FORMATION_FACTICE.docx
+++ b/docs/developpement/phases/word/PHASE_14_MODE_FORMATION_FACTICE.docx
@@ -20,7 +20,7 @@
       <w:r>
         <w:t xml:space="preserve">FlaiX Expert · dossier de développement · généré le 2026-10-19 depuis le dépôt </w:t>
       </w:r>
-      <w:hyperlink w:history="1" r:id="rIdxbsydd04a4ue3ifydkd6f">
+      <w:hyperlink w:history="1" r:id="rId0a7jokconlaqndkxjv1h5">
         <w:r>
           <w:rPr>
             <w:rStyle w:val="Hyperlink"/>
@@ -672,7 +672,7 @@
           <w:numId w:val="2"/>
         </w:numPr>
       </w:pPr>
-      <w:hyperlink w:history="1" r:id="rIdcncoecnc94bhpkwxa53er">
+      <w:hyperlink w:history="1" r:id="rIdthmfgv6-hliwuvixksgt9">
         <w:r>
           <w:rPr>
             <w:rStyle w:val="Hyperlink"/>
@@ -692,7 +692,7 @@
           <w:numId w:val="2"/>
         </w:numPr>
       </w:pPr>
-      <w:hyperlink w:history="1" r:id="rId9wc89c3kd06jjthtd801v">
+      <w:hyperlink w:history="1" r:id="rIdyldkxzrqdlcduqrysiq-b">
         <w:r>
           <w:rPr>
             <w:rStyle w:val="Hyperlink"/>
@@ -712,7 +712,7 @@
           <w:numId w:val="2"/>
         </w:numPr>
       </w:pPr>
-      <w:hyperlink w:history="1" r:id="rIdzvql_7lmbtzjnp2kcbsaf">
+      <w:hyperlink w:history="1" r:id="rIdihghybjdutmp6n1ajn5sy">
         <w:r>
           <w:rPr>
             <w:rStyle w:val="Hyperlink"/>
@@ -760,7 +760,7 @@
       <w:r>
         <w:t xml:space="preserve"> — créé — </w:t>
       </w:r>
-      <w:hyperlink w:history="1" r:id="rIdllbeory5wtwwvogv9_cvt">
+      <w:hyperlink w:history="1" r:id="rIdep7uycgl2pmrehkf9uihj">
         <w:r>
           <w:rPr>
             <w:rStyle w:val="Hyperlink"/>
@@ -797,7 +797,7 @@
       <w:r>
         <w:t xml:space="preserve"> — créé — </w:t>
       </w:r>
-      <w:hyperlink w:history="1" r:id="rId078s_mtuacbgbxyhov5ug">
+      <w:hyperlink w:history="1" r:id="rIdmj5e1dmti8mv3i9dgwdrb">
         <w:r>
           <w:rPr>
             <w:rStyle w:val="Hyperlink"/>
@@ -834,7 +834,7 @@
       <w:r>
         <w:t xml:space="preserve"> — modifié — </w:t>
       </w:r>
-      <w:hyperlink w:history="1" r:id="rIdenkcbczs7wzvxb5i1a38i">
+      <w:hyperlink w:history="1" r:id="rIdbpemnt_radafmwqovfn39">
         <w:r>
           <w:rPr>
             <w:rStyle w:val="Hyperlink"/>
@@ -863,7 +863,7 @@
       <w:r>
         <w:t xml:space="preserve"> — modifié — </w:t>
       </w:r>
-      <w:hyperlink w:history="1" r:id="rIdoq43gymfsljqrup3qvwl_">
+      <w:hyperlink w:history="1" r:id="rIdw6jp6wlhjzpt7nuj0uo2z">
         <w:r>
           <w:rPr>
             <w:rStyle w:val="Hyperlink"/>
@@ -900,7 +900,7 @@
       <w:r>
         <w:t xml:space="preserve"> — modifié — </w:t>
       </w:r>
-      <w:hyperlink w:history="1" r:id="rId90nuv_sdqylws22l_k1ir">
+      <w:hyperlink w:history="1" r:id="rId9nih0tn7ppjxfhhdjn9ff">
         <w:r>
           <w:rPr>
             <w:rStyle w:val="Hyperlink"/>
@@ -929,7 +929,7 @@
       <w:r>
         <w:t xml:space="preserve"> — modifié — </w:t>
       </w:r>
-      <w:hyperlink w:history="1" r:id="rIdasj9wihdqpore7sg0qxum">
+      <w:hyperlink w:history="1" r:id="rIdxo0n04ua3wqizekcvoayg">
         <w:r>
           <w:rPr>
             <w:rStyle w:val="Hyperlink"/>
@@ -958,7 +958,7 @@
       <w:r>
         <w:t xml:space="preserve"> — modifié — </w:t>
       </w:r>
-      <w:hyperlink w:history="1" r:id="rId1jdvxqipa1ogj8vwsmqo5">
+      <w:hyperlink w:history="1" r:id="rId7qg8-iyy2a5xzjjyswlkm">
         <w:r>
           <w:rPr>
             <w:rStyle w:val="Hyperlink"/>
@@ -987,7 +987,7 @@
       <w:r>
         <w:t xml:space="preserve"> — modifié — </w:t>
       </w:r>
-      <w:hyperlink w:history="1" r:id="rIdnz9qwr42m96mxs_bpt2nb">
+      <w:hyperlink w:history="1" r:id="rIdjay5l_zrqjdlwmj3uwlod">
         <w:r>
           <w:rPr>
             <w:rStyle w:val="Hyperlink"/>
@@ -1016,7 +1016,7 @@
       <w:r>
         <w:t xml:space="preserve"> — modifié — </w:t>
       </w:r>
-      <w:hyperlink w:history="1" r:id="rIdjhkhdxgzx3_4spkigib6w">
+      <w:hyperlink w:history="1" r:id="rIdwt_xfhmqqze37a52i_vyu">
         <w:r>
           <w:rPr>
             <w:rStyle w:val="Hyperlink"/>
@@ -1045,7 +1045,7 @@
       <w:r>
         <w:t xml:space="preserve"> — créé — </w:t>
       </w:r>
-      <w:hyperlink w:history="1" r:id="rIdmotohiyp_tb5ep0nltavn">
+      <w:hyperlink w:history="1" r:id="rIdz8ipwvahhzemr9dazgpel">
         <w:r>
           <w:rPr>
             <w:rStyle w:val="Hyperlink"/>
@@ -1074,7 +1074,7 @@
       <w:r>
         <w:t xml:space="preserve"> — modifié — </w:t>
       </w:r>
-      <w:hyperlink w:history="1" r:id="rIdeejbmior3difc59pim-bp">
+      <w:hyperlink w:history="1" r:id="rIdpgk1zh7swdp4luawgoshb">
         <w:r>
           <w:rPr>
             <w:rStyle w:val="Hyperlink"/>
@@ -1111,7 +1111,7 @@
       <w:r>
         <w:t xml:space="preserve"> — modifié — </w:t>
       </w:r>
-      <w:hyperlink w:history="1" r:id="rId71og8tc99tq3clilykny9">
+      <w:hyperlink w:history="1" r:id="rIdx1z-mmijatsjhvjue1sei">
         <w:r>
           <w:rPr>
             <w:rStyle w:val="Hyperlink"/>
@@ -1140,7 +1140,7 @@
       <w:r>
         <w:t xml:space="preserve"> — modifié — </w:t>
       </w:r>
-      <w:hyperlink w:history="1" r:id="rIdiw5dkieo5gddjbfwmy_aw">
+      <w:hyperlink w:history="1" r:id="rIdsccyr2etuqsrhq1pgxlky">
         <w:r>
           <w:rPr>
             <w:rStyle w:val="Hyperlink"/>
@@ -1169,7 +1169,7 @@
       <w:r>
         <w:t xml:space="preserve"> — créé — </w:t>
       </w:r>
-      <w:hyperlink w:history="1" r:id="rId1ixzwztghrcc16fyi2hmf">
+      <w:hyperlink w:history="1" r:id="rIdpapnptehbdjrf5uwebnzc">
         <w:r>
           <w:rPr>
             <w:rStyle w:val="Hyperlink"/>
@@ -1198,7 +1198,7 @@
       <w:r>
         <w:t xml:space="preserve"> — modifié — </w:t>
       </w:r>
-      <w:hyperlink w:history="1" r:id="rIdmeupmhoddza1ux7ytsakn">
+      <w:hyperlink w:history="1" r:id="rIdodjdrzbitj_bth8oesuuk">
         <w:r>
           <w:rPr>
             <w:rStyle w:val="Hyperlink"/>
@@ -1227,7 +1227,7 @@
       <w:r>
         <w:t xml:space="preserve"> — modifié — </w:t>
       </w:r>
-      <w:hyperlink w:history="1" r:id="rIdjko_5ro0cqjh83luzq1bl">
+      <w:hyperlink w:history="1" r:id="rIdq1bw5u1dh8nimcd3la-f8">
         <w:r>
           <w:rPr>
             <w:rStyle w:val="Hyperlink"/>
@@ -1256,7 +1256,7 @@
       <w:r>
         <w:t xml:space="preserve"> — modifié — </w:t>
       </w:r>
-      <w:hyperlink w:history="1" r:id="rIdrgchqk4igli3mq3xmpn5s">
+      <w:hyperlink w:history="1" r:id="rIdsyglzd1rrpxw2uej0g1ju">
         <w:r>
           <w:rPr>
             <w:rStyle w:val="Hyperlink"/>
@@ -1285,7 +1285,7 @@
       <w:r>
         <w:t xml:space="preserve"> — modifié — </w:t>
       </w:r>
-      <w:hyperlink w:history="1" r:id="rIdjykc1jnj-bodqout8d_au">
+      <w:hyperlink w:history="1" r:id="rIdbkcabq7x0cpqzfi-jte7o">
         <w:r>
           <w:rPr>
             <w:rStyle w:val="Hyperlink"/>
@@ -1314,7 +1314,7 @@
       <w:r>
         <w:t xml:space="preserve"> — modifié — </w:t>
       </w:r>
-      <w:hyperlink w:history="1" r:id="rIdjfzm2dqnvh504xnryqxni">
+      <w:hyperlink w:history="1" r:id="rId5zz8anw61wzifsf4j-the">
         <w:r>
           <w:rPr>
             <w:rStyle w:val="Hyperlink"/>
@@ -1343,7 +1343,7 @@
       <w:r>
         <w:t xml:space="preserve"> — créé — </w:t>
       </w:r>
-      <w:hyperlink w:history="1" r:id="rIda0sja3skwv2aypuxsxi-x">
+      <w:hyperlink w:history="1" r:id="rIdwxvvlhez7hjjjjcomrzun">
         <w:r>
           <w:rPr>
             <w:rStyle w:val="Hyperlink"/>
@@ -1372,7 +1372,7 @@
       <w:r>
         <w:t xml:space="preserve"> — modifié — </w:t>
       </w:r>
-      <w:hyperlink w:history="1" r:id="rIdu4tv3bdenfrulloy6rspy">
+      <w:hyperlink w:history="1" r:id="rIdn3j0rcmjb_7kqjslkeket">
         <w:r>
           <w:rPr>
             <w:rStyle w:val="Hyperlink"/>
@@ -1401,7 +1401,7 @@
       <w:r>
         <w:t xml:space="preserve"> — modifié — </w:t>
       </w:r>
-      <w:hyperlink w:history="1" r:id="rId0axivcyvkcp7kh-rqjhdh">
+      <w:hyperlink w:history="1" r:id="rIdr4egulp8yhi8oyhmk1d4n">
         <w:r>
           <w:rPr>
             <w:rStyle w:val="Hyperlink"/>
@@ -1430,7 +1430,7 @@
       <w:r>
         <w:t xml:space="preserve"> — modifié — </w:t>
       </w:r>
-      <w:hyperlink w:history="1" r:id="rIdvthwzgfq2onscdlqjqcqf">
+      <w:hyperlink w:history="1" r:id="rIda8pcttj8mwmxp5at-d1m8">
         <w:r>
           <w:rPr>
             <w:rStyle w:val="Hyperlink"/>
@@ -1459,7 +1459,7 @@
       <w:r>
         <w:t xml:space="preserve"> — modifié — </w:t>
       </w:r>
-      <w:hyperlink w:history="1" r:id="rIdoujtx8nyufbfoxh17d8em">
+      <w:hyperlink w:history="1" r:id="rIddzrecgv8rnvsvdvfg_x-m">
         <w:r>
           <w:rPr>
             <w:rStyle w:val="Hyperlink"/>
@@ -1496,7 +1496,7 @@
       <w:r>
         <w:t xml:space="preserve"> — modifié — </w:t>
       </w:r>
-      <w:hyperlink w:history="1" r:id="rIdhurjyw1tuns4xfavobrsq">
+      <w:hyperlink w:history="1" r:id="rIdkfnfpacvuwe4mv7yo7vxq">
         <w:r>
           <w:rPr>
             <w:rStyle w:val="Hyperlink"/>
@@ -1525,7 +1525,7 @@
       <w:r>
         <w:t xml:space="preserve"> — modifié — </w:t>
       </w:r>
-      <w:hyperlink w:history="1" r:id="rIdepevvoqvgp6qmzyrtlkuj">
+      <w:hyperlink w:history="1" r:id="rIdi6nizwi5cjjl3fygl5bky">
         <w:r>
           <w:rPr>
             <w:rStyle w:val="Hyperlink"/>
@@ -1554,7 +1554,7 @@
       <w:r>
         <w:t xml:space="preserve"> — modifié — </w:t>
       </w:r>
-      <w:hyperlink w:history="1" r:id="rIdqnfsndodjwvf0keovhph0">
+      <w:hyperlink w:history="1" r:id="rIdeesjxshhnufu-lfedn0hl">
         <w:r>
           <w:rPr>
             <w:rStyle w:val="Hyperlink"/>

--- a/docs/developpement/phases/word/PHASE_14_MODE_FORMATION_FACTICE.docx
+++ b/docs/developpement/phases/word/PHASE_14_MODE_FORMATION_FACTICE.docx
@@ -20,7 +20,7 @@
       <w:r>
         <w:t xml:space="preserve">FlaiX Expert · dossier de développement · généré le 2026-10-19 depuis le dépôt </w:t>
       </w:r>
-      <w:hyperlink w:history="1" r:id="rId0a7jokconlaqndkxjv1h5">
+      <w:hyperlink w:history="1" r:id="rIdz2vntaxfhbplz5h_kbyny">
         <w:r>
           <w:rPr>
             <w:rStyle w:val="Hyperlink"/>
@@ -672,7 +672,7 @@
           <w:numId w:val="2"/>
         </w:numPr>
       </w:pPr>
-      <w:hyperlink w:history="1" r:id="rIdthmfgv6-hliwuvixksgt9">
+      <w:hyperlink w:history="1" r:id="rIdpdr9_grdk-inixhr5vus6">
         <w:r>
           <w:rPr>
             <w:rStyle w:val="Hyperlink"/>
@@ -692,7 +692,7 @@
           <w:numId w:val="2"/>
         </w:numPr>
       </w:pPr>
-      <w:hyperlink w:history="1" r:id="rIdyldkxzrqdlcduqrysiq-b">
+      <w:hyperlink w:history="1" r:id="rIdqc6adg_rnh8amcgaozy5s">
         <w:r>
           <w:rPr>
             <w:rStyle w:val="Hyperlink"/>
@@ -712,7 +712,7 @@
           <w:numId w:val="2"/>
         </w:numPr>
       </w:pPr>
-      <w:hyperlink w:history="1" r:id="rIdihghybjdutmp6n1ajn5sy">
+      <w:hyperlink w:history="1" r:id="rIdrtzomrbokhi-h71zubrby">
         <w:r>
           <w:rPr>
             <w:rStyle w:val="Hyperlink"/>
@@ -760,7 +760,7 @@
       <w:r>
         <w:t xml:space="preserve"> — créé — </w:t>
       </w:r>
-      <w:hyperlink w:history="1" r:id="rIdep7uycgl2pmrehkf9uihj">
+      <w:hyperlink w:history="1" r:id="rId-n6weurq6bwryewnrdkue">
         <w:r>
           <w:rPr>
             <w:rStyle w:val="Hyperlink"/>
@@ -797,7 +797,7 @@
       <w:r>
         <w:t xml:space="preserve"> — créé — </w:t>
       </w:r>
-      <w:hyperlink w:history="1" r:id="rIdmj5e1dmti8mv3i9dgwdrb">
+      <w:hyperlink w:history="1" r:id="rIdmohgg7rbj2qovnjmf4i4g">
         <w:r>
           <w:rPr>
             <w:rStyle w:val="Hyperlink"/>
@@ -834,7 +834,7 @@
       <w:r>
         <w:t xml:space="preserve"> — modifié — </w:t>
       </w:r>
-      <w:hyperlink w:history="1" r:id="rIdbpemnt_radafmwqovfn39">
+      <w:hyperlink w:history="1" r:id="rIdaxjptodcxfazt9ibp5yl6">
         <w:r>
           <w:rPr>
             <w:rStyle w:val="Hyperlink"/>
@@ -863,7 +863,7 @@
       <w:r>
         <w:t xml:space="preserve"> — modifié — </w:t>
       </w:r>
-      <w:hyperlink w:history="1" r:id="rIdw6jp6wlhjzpt7nuj0uo2z">
+      <w:hyperlink w:history="1" r:id="rIdktjtjcm7geg9s5bbq0ubw">
         <w:r>
           <w:rPr>
             <w:rStyle w:val="Hyperlink"/>
@@ -900,7 +900,7 @@
       <w:r>
         <w:t xml:space="preserve"> — modifié — </w:t>
       </w:r>
-      <w:hyperlink w:history="1" r:id="rId9nih0tn7ppjxfhhdjn9ff">
+      <w:hyperlink w:history="1" r:id="rIdx7ohv3nnxyqgcqka6-zsl">
         <w:r>
           <w:rPr>
             <w:rStyle w:val="Hyperlink"/>
@@ -929,7 +929,7 @@
       <w:r>
         <w:t xml:space="preserve"> — modifié — </w:t>
       </w:r>
-      <w:hyperlink w:history="1" r:id="rIdxo0n04ua3wqizekcvoayg">
+      <w:hyperlink w:history="1" r:id="rIdf1ntlycjkt1i7v8o-etvt">
         <w:r>
           <w:rPr>
             <w:rStyle w:val="Hyperlink"/>
@@ -958,7 +958,7 @@
       <w:r>
         <w:t xml:space="preserve"> — modifié — </w:t>
       </w:r>
-      <w:hyperlink w:history="1" r:id="rId7qg8-iyy2a5xzjjyswlkm">
+      <w:hyperlink w:history="1" r:id="rIdevofugpvdkctsasnsjlhf">
         <w:r>
           <w:rPr>
             <w:rStyle w:val="Hyperlink"/>
@@ -987,7 +987,7 @@
       <w:r>
         <w:t xml:space="preserve"> — modifié — </w:t>
       </w:r>
-      <w:hyperlink w:history="1" r:id="rIdjay5l_zrqjdlwmj3uwlod">
+      <w:hyperlink w:history="1" r:id="rIde3m82pjzbt3wk4mcncxpw">
         <w:r>
           <w:rPr>
             <w:rStyle w:val="Hyperlink"/>
@@ -1016,7 +1016,7 @@
       <w:r>
         <w:t xml:space="preserve"> — modifié — </w:t>
       </w:r>
-      <w:hyperlink w:history="1" r:id="rIdwt_xfhmqqze37a52i_vyu">
+      <w:hyperlink w:history="1" r:id="rId19yivucz6xttvm8kzt9og">
         <w:r>
           <w:rPr>
             <w:rStyle w:val="Hyperlink"/>
@@ -1045,7 +1045,7 @@
       <w:r>
         <w:t xml:space="preserve"> — créé — </w:t>
       </w:r>
-      <w:hyperlink w:history="1" r:id="rIdz8ipwvahhzemr9dazgpel">
+      <w:hyperlink w:history="1" r:id="rId1sudzln9bvyljca3stvke">
         <w:r>
           <w:rPr>
             <w:rStyle w:val="Hyperlink"/>
@@ -1074,7 +1074,7 @@
       <w:r>
         <w:t xml:space="preserve"> — modifié — </w:t>
       </w:r>
-      <w:hyperlink w:history="1" r:id="rIdpgk1zh7swdp4luawgoshb">
+      <w:hyperlink w:history="1" r:id="rIdu57xaljzoz-nqvm3gr0j9">
         <w:r>
           <w:rPr>
             <w:rStyle w:val="Hyperlink"/>
@@ -1111,7 +1111,7 @@
       <w:r>
         <w:t xml:space="preserve"> — modifié — </w:t>
       </w:r>
-      <w:hyperlink w:history="1" r:id="rIdx1z-mmijatsjhvjue1sei">
+      <w:hyperlink w:history="1" r:id="rIdbccipbjmvbn0cg3hdic03">
         <w:r>
           <w:rPr>
             <w:rStyle w:val="Hyperlink"/>
@@ -1140,7 +1140,7 @@
       <w:r>
         <w:t xml:space="preserve"> — modifié — </w:t>
       </w:r>
-      <w:hyperlink w:history="1" r:id="rIdsccyr2etuqsrhq1pgxlky">
+      <w:hyperlink w:history="1" r:id="rIdoijvom-iodwk0cytxqnus">
         <w:r>
           <w:rPr>
             <w:rStyle w:val="Hyperlink"/>
@@ -1169,7 +1169,7 @@
       <w:r>
         <w:t xml:space="preserve"> — créé — </w:t>
       </w:r>
-      <w:hyperlink w:history="1" r:id="rIdpapnptehbdjrf5uwebnzc">
+      <w:hyperlink w:history="1" r:id="rIdx0jiyiaeljc-zm3dcjsu-">
         <w:r>
           <w:rPr>
             <w:rStyle w:val="Hyperlink"/>
@@ -1198,7 +1198,7 @@
       <w:r>
         <w:t xml:space="preserve"> — modifié — </w:t>
       </w:r>
-      <w:hyperlink w:history="1" r:id="rIdodjdrzbitj_bth8oesuuk">
+      <w:hyperlink w:history="1" r:id="rIdvy2zgr7nhkq5ygx3pk5g7">
         <w:r>
           <w:rPr>
             <w:rStyle w:val="Hyperlink"/>
@@ -1227,7 +1227,7 @@
       <w:r>
         <w:t xml:space="preserve"> — modifié — </w:t>
       </w:r>
-      <w:hyperlink w:history="1" r:id="rIdq1bw5u1dh8nimcd3la-f8">
+      <w:hyperlink w:history="1" r:id="rIdnhdodn_lsmzbnhyt4jfqj">
         <w:r>
           <w:rPr>
             <w:rStyle w:val="Hyperlink"/>
@@ -1256,7 +1256,7 @@
       <w:r>
         <w:t xml:space="preserve"> — modifié — </w:t>
       </w:r>
-      <w:hyperlink w:history="1" r:id="rIdsyglzd1rrpxw2uej0g1ju">
+      <w:hyperlink w:history="1" r:id="rId2bu-d8lypccaffk0pokrk">
         <w:r>
           <w:rPr>
             <w:rStyle w:val="Hyperlink"/>
@@ -1285,7 +1285,7 @@
       <w:r>
         <w:t xml:space="preserve"> — modifié — </w:t>
       </w:r>
-      <w:hyperlink w:history="1" r:id="rIdbkcabq7x0cpqzfi-jte7o">
+      <w:hyperlink w:history="1" r:id="rIdjev5tvfakf7wbnpowlmcr">
         <w:r>
           <w:rPr>
             <w:rStyle w:val="Hyperlink"/>
@@ -1314,7 +1314,7 @@
       <w:r>
         <w:t xml:space="preserve"> — modifié — </w:t>
       </w:r>
-      <w:hyperlink w:history="1" r:id="rId5zz8anw61wzifsf4j-the">
+      <w:hyperlink w:history="1" r:id="rIdqlk1vwqiybde1luf6exu8">
         <w:r>
           <w:rPr>
             <w:rStyle w:val="Hyperlink"/>
@@ -1343,7 +1343,7 @@
       <w:r>
         <w:t xml:space="preserve"> — créé — </w:t>
       </w:r>
-      <w:hyperlink w:history="1" r:id="rIdwxvvlhez7hjjjjcomrzun">
+      <w:hyperlink w:history="1" r:id="rIdekusgzqmxvvgic9uuworn">
         <w:r>
           <w:rPr>
             <w:rStyle w:val="Hyperlink"/>
@@ -1372,7 +1372,7 @@
       <w:r>
         <w:t xml:space="preserve"> — modifié — </w:t>
       </w:r>
-      <w:hyperlink w:history="1" r:id="rIdn3j0rcmjb_7kqjslkeket">
+      <w:hyperlink w:history="1" r:id="rId54vyfeqh5k_y6ma_3r4kb">
         <w:r>
           <w:rPr>
             <w:rStyle w:val="Hyperlink"/>
@@ -1401,7 +1401,7 @@
       <w:r>
         <w:t xml:space="preserve"> — modifié — </w:t>
       </w:r>
-      <w:hyperlink w:history="1" r:id="rIdr4egulp8yhi8oyhmk1d4n">
+      <w:hyperlink w:history="1" r:id="rIdu7lvrvkntos4espdsju5j">
         <w:r>
           <w:rPr>
             <w:rStyle w:val="Hyperlink"/>
@@ -1430,7 +1430,7 @@
       <w:r>
         <w:t xml:space="preserve"> — modifié — </w:t>
       </w:r>
-      <w:hyperlink w:history="1" r:id="rIda8pcttj8mwmxp5at-d1m8">
+      <w:hyperlink w:history="1" r:id="rIdm48vzrssuajmn-7curr2l">
         <w:r>
           <w:rPr>
             <w:rStyle w:val="Hyperlink"/>
@@ -1459,7 +1459,7 @@
       <w:r>
         <w:t xml:space="preserve"> — modifié — </w:t>
       </w:r>
-      <w:hyperlink w:history="1" r:id="rIddzrecgv8rnvsvdvfg_x-m">
+      <w:hyperlink w:history="1" r:id="rIdcovrfwarhsnzj3zfzqxej">
         <w:r>
           <w:rPr>
             <w:rStyle w:val="Hyperlink"/>
@@ -1496,7 +1496,7 @@
       <w:r>
         <w:t xml:space="preserve"> — modifié — </w:t>
       </w:r>
-      <w:hyperlink w:history="1" r:id="rIdkfnfpacvuwe4mv7yo7vxq">
+      <w:hyperlink w:history="1" r:id="rId_nbcj-pndd8use5gtudl_">
         <w:r>
           <w:rPr>
             <w:rStyle w:val="Hyperlink"/>
@@ -1525,7 +1525,7 @@
       <w:r>
         <w:t xml:space="preserve"> — modifié — </w:t>
       </w:r>
-      <w:hyperlink w:history="1" r:id="rIdi6nizwi5cjjl3fygl5bky">
+      <w:hyperlink w:history="1" r:id="rIdwyavltnswv3jw7lu2uu16">
         <w:r>
           <w:rPr>
             <w:rStyle w:val="Hyperlink"/>
@@ -1554,7 +1554,7 @@
       <w:r>
         <w:t xml:space="preserve"> — modifié — </w:t>
       </w:r>
-      <w:hyperlink w:history="1" r:id="rIdeesjxshhnufu-lfedn0hl">
+      <w:hyperlink w:history="1" r:id="rIdt7ytllity9ottqp6weqbn">
         <w:r>
           <w:rPr>
             <w:rStyle w:val="Hyperlink"/>

--- a/docs/developpement/phases/word/PHASE_14_MODE_FORMATION_FACTICE.docx
+++ b/docs/developpement/phases/word/PHASE_14_MODE_FORMATION_FACTICE.docx
@@ -18,9 +18,9 @@
         <w:shd w:fill="F6F3FF" w:color="auto" w:val="clear"/>
       </w:pPr>
       <w:r>
-        <w:t xml:space="preserve">FlaiX Expert · dossier de développement · généré le 2026-10-19 depuis le dépôt </w:t>
-      </w:r>
-      <w:hyperlink w:history="1" r:id="rIdz2vntaxfhbplz5h_kbyny">
+        <w:t xml:space="preserve">FlaiX Expert · dossier de développement · généré le 2026-10-21 depuis le dépôt </w:t>
+      </w:r>
+      <w:hyperlink w:history="1" r:id="rId6zdsmefdgyx0kandelvke">
         <w:r>
           <w:rPr>
             <w:rStyle w:val="Hyperlink"/>
@@ -672,7 +672,7 @@
           <w:numId w:val="2"/>
         </w:numPr>
       </w:pPr>
-      <w:hyperlink w:history="1" r:id="rIdpdr9_grdk-inixhr5vus6">
+      <w:hyperlink w:history="1" r:id="rIdbxxqulypnjrwi1jpbro8x">
         <w:r>
           <w:rPr>
             <w:rStyle w:val="Hyperlink"/>
@@ -692,7 +692,7 @@
           <w:numId w:val="2"/>
         </w:numPr>
       </w:pPr>
-      <w:hyperlink w:history="1" r:id="rIdqc6adg_rnh8amcgaozy5s">
+      <w:hyperlink w:history="1" r:id="rIdi0rcf-pkq3nd8jzcaom9t">
         <w:r>
           <w:rPr>
             <w:rStyle w:val="Hyperlink"/>
@@ -712,7 +712,7 @@
           <w:numId w:val="2"/>
         </w:numPr>
       </w:pPr>
-      <w:hyperlink w:history="1" r:id="rIdrtzomrbokhi-h71zubrby">
+      <w:hyperlink w:history="1" r:id="rIdqmwcyibjgtgumbky7znzm">
         <w:r>
           <w:rPr>
             <w:rStyle w:val="Hyperlink"/>
@@ -760,7 +760,7 @@
       <w:r>
         <w:t xml:space="preserve"> — créé — </w:t>
       </w:r>
-      <w:hyperlink w:history="1" r:id="rId-n6weurq6bwryewnrdkue">
+      <w:hyperlink w:history="1" r:id="rIdtt-sr6iuwlhhgr4oxj-3a">
         <w:r>
           <w:rPr>
             <w:rStyle w:val="Hyperlink"/>
@@ -797,7 +797,7 @@
       <w:r>
         <w:t xml:space="preserve"> — créé — </w:t>
       </w:r>
-      <w:hyperlink w:history="1" r:id="rIdmohgg7rbj2qovnjmf4i4g">
+      <w:hyperlink w:history="1" r:id="rId_7nd753edzh5vkhzzstw1">
         <w:r>
           <w:rPr>
             <w:rStyle w:val="Hyperlink"/>
@@ -834,7 +834,7 @@
       <w:r>
         <w:t xml:space="preserve"> — modifié — </w:t>
       </w:r>
-      <w:hyperlink w:history="1" r:id="rIdaxjptodcxfazt9ibp5yl6">
+      <w:hyperlink w:history="1" r:id="rIdtdd8rpn1a4ev6ydhk6yb6">
         <w:r>
           <w:rPr>
             <w:rStyle w:val="Hyperlink"/>
@@ -863,7 +863,7 @@
       <w:r>
         <w:t xml:space="preserve"> — modifié — </w:t>
       </w:r>
-      <w:hyperlink w:history="1" r:id="rIdktjtjcm7geg9s5bbq0ubw">
+      <w:hyperlink w:history="1" r:id="rIdnbz-zwghgd9jjbms5itzv">
         <w:r>
           <w:rPr>
             <w:rStyle w:val="Hyperlink"/>
@@ -900,7 +900,7 @@
       <w:r>
         <w:t xml:space="preserve"> — modifié — </w:t>
       </w:r>
-      <w:hyperlink w:history="1" r:id="rIdx7ohv3nnxyqgcqka6-zsl">
+      <w:hyperlink w:history="1" r:id="rId_tl-v9kivxcu6y0o13xgo">
         <w:r>
           <w:rPr>
             <w:rStyle w:val="Hyperlink"/>
@@ -929,7 +929,7 @@
       <w:r>
         <w:t xml:space="preserve"> — modifié — </w:t>
       </w:r>
-      <w:hyperlink w:history="1" r:id="rIdf1ntlycjkt1i7v8o-etvt">
+      <w:hyperlink w:history="1" r:id="rIdvdmeupvm1vul4fvuxstwt">
         <w:r>
           <w:rPr>
             <w:rStyle w:val="Hyperlink"/>
@@ -958,7 +958,7 @@
       <w:r>
         <w:t xml:space="preserve"> — modifié — </w:t>
       </w:r>
-      <w:hyperlink w:history="1" r:id="rIdevofugpvdkctsasnsjlhf">
+      <w:hyperlink w:history="1" r:id="rIdmtwp8gooyksalps9r0vpf">
         <w:r>
           <w:rPr>
             <w:rStyle w:val="Hyperlink"/>
@@ -987,7 +987,7 @@
       <w:r>
         <w:t xml:space="preserve"> — modifié — </w:t>
       </w:r>
-      <w:hyperlink w:history="1" r:id="rIde3m82pjzbt3wk4mcncxpw">
+      <w:hyperlink w:history="1" r:id="rIdfok_i88rgx8i-f2pw42oh">
         <w:r>
           <w:rPr>
             <w:rStyle w:val="Hyperlink"/>
@@ -1016,7 +1016,7 @@
       <w:r>
         <w:t xml:space="preserve"> — modifié — </w:t>
       </w:r>
-      <w:hyperlink w:history="1" r:id="rId19yivucz6xttvm8kzt9og">
+      <w:hyperlink w:history="1" r:id="rIdinxdb8lbfbpna8bmaj59f">
         <w:r>
           <w:rPr>
             <w:rStyle w:val="Hyperlink"/>
@@ -1045,7 +1045,7 @@
       <w:r>
         <w:t xml:space="preserve"> — créé — </w:t>
       </w:r>
-      <w:hyperlink w:history="1" r:id="rId1sudzln9bvyljca3stvke">
+      <w:hyperlink w:history="1" r:id="rId4vuc4wpf0vhx_gmyoecv3">
         <w:r>
           <w:rPr>
             <w:rStyle w:val="Hyperlink"/>
@@ -1074,7 +1074,7 @@
       <w:r>
         <w:t xml:space="preserve"> — modifié — </w:t>
       </w:r>
-      <w:hyperlink w:history="1" r:id="rIdu57xaljzoz-nqvm3gr0j9">
+      <w:hyperlink w:history="1" r:id="rIdhplhvu4la4yokdvsr6i29">
         <w:r>
           <w:rPr>
             <w:rStyle w:val="Hyperlink"/>
@@ -1111,7 +1111,7 @@
       <w:r>
         <w:t xml:space="preserve"> — modifié — </w:t>
       </w:r>
-      <w:hyperlink w:history="1" r:id="rIdbccipbjmvbn0cg3hdic03">
+      <w:hyperlink w:history="1" r:id="rIdcyg-mjhmx1vw-62gcdrzx">
         <w:r>
           <w:rPr>
             <w:rStyle w:val="Hyperlink"/>
@@ -1140,7 +1140,7 @@
       <w:r>
         <w:t xml:space="preserve"> — modifié — </w:t>
       </w:r>
-      <w:hyperlink w:history="1" r:id="rIdoijvom-iodwk0cytxqnus">
+      <w:hyperlink w:history="1" r:id="rIddkvlaegmb4mjs6iwuhc6l">
         <w:r>
           <w:rPr>
             <w:rStyle w:val="Hyperlink"/>
@@ -1169,7 +1169,7 @@
       <w:r>
         <w:t xml:space="preserve"> — créé — </w:t>
       </w:r>
-      <w:hyperlink w:history="1" r:id="rIdx0jiyiaeljc-zm3dcjsu-">
+      <w:hyperlink w:history="1" r:id="rId9sxbeoameojquemljrcwh">
         <w:r>
           <w:rPr>
             <w:rStyle w:val="Hyperlink"/>
@@ -1198,7 +1198,7 @@
       <w:r>
         <w:t xml:space="preserve"> — modifié — </w:t>
       </w:r>
-      <w:hyperlink w:history="1" r:id="rIdvy2zgr7nhkq5ygx3pk5g7">
+      <w:hyperlink w:history="1" r:id="rIdk7sxrnktlxb55z0czzjay">
         <w:r>
           <w:rPr>
             <w:rStyle w:val="Hyperlink"/>
@@ -1227,7 +1227,7 @@
       <w:r>
         <w:t xml:space="preserve"> — modifié — </w:t>
       </w:r>
-      <w:hyperlink w:history="1" r:id="rIdnhdodn_lsmzbnhyt4jfqj">
+      <w:hyperlink w:history="1" r:id="rIdz9gautkxlmifgsbydxssj">
         <w:r>
           <w:rPr>
             <w:rStyle w:val="Hyperlink"/>
@@ -1256,7 +1256,7 @@
       <w:r>
         <w:t xml:space="preserve"> — modifié — </w:t>
       </w:r>
-      <w:hyperlink w:history="1" r:id="rId2bu-d8lypccaffk0pokrk">
+      <w:hyperlink w:history="1" r:id="rIdanriaeqbrp3johxnjphot">
         <w:r>
           <w:rPr>
             <w:rStyle w:val="Hyperlink"/>
@@ -1285,7 +1285,7 @@
       <w:r>
         <w:t xml:space="preserve"> — modifié — </w:t>
       </w:r>
-      <w:hyperlink w:history="1" r:id="rIdjev5tvfakf7wbnpowlmcr">
+      <w:hyperlink w:history="1" r:id="rIdvh09mn6etzjwqw6cdex_j">
         <w:r>
           <w:rPr>
             <w:rStyle w:val="Hyperlink"/>
@@ -1314,7 +1314,7 @@
       <w:r>
         <w:t xml:space="preserve"> — modifié — </w:t>
       </w:r>
-      <w:hyperlink w:history="1" r:id="rIdqlk1vwqiybde1luf6exu8">
+      <w:hyperlink w:history="1" r:id="rIdp9i0x9ih7rqmwi-lo1muk">
         <w:r>
           <w:rPr>
             <w:rStyle w:val="Hyperlink"/>
@@ -1343,7 +1343,7 @@
       <w:r>
         <w:t xml:space="preserve"> — créé — </w:t>
       </w:r>
-      <w:hyperlink w:history="1" r:id="rIdekusgzqmxvvgic9uuworn">
+      <w:hyperlink w:history="1" r:id="rId6vvauyyeqsf_tszjrf4i6">
         <w:r>
           <w:rPr>
             <w:rStyle w:val="Hyperlink"/>
@@ -1372,7 +1372,7 @@
       <w:r>
         <w:t xml:space="preserve"> — modifié — </w:t>
       </w:r>
-      <w:hyperlink w:history="1" r:id="rId54vyfeqh5k_y6ma_3r4kb">
+      <w:hyperlink w:history="1" r:id="rId1la4j6f_kkpj5pxkrln91">
         <w:r>
           <w:rPr>
             <w:rStyle w:val="Hyperlink"/>
@@ -1401,7 +1401,7 @@
       <w:r>
         <w:t xml:space="preserve"> — modifié — </w:t>
       </w:r>
-      <w:hyperlink w:history="1" r:id="rIdu7lvrvkntos4espdsju5j">
+      <w:hyperlink w:history="1" r:id="rIdt1svm5y-hrehnbf5hhbzn">
         <w:r>
           <w:rPr>
             <w:rStyle w:val="Hyperlink"/>
@@ -1430,7 +1430,7 @@
       <w:r>
         <w:t xml:space="preserve"> — modifié — </w:t>
       </w:r>
-      <w:hyperlink w:history="1" r:id="rIdm48vzrssuajmn-7curr2l">
+      <w:hyperlink w:history="1" r:id="rId_ycrlkw11zjogqvx42gur">
         <w:r>
           <w:rPr>
             <w:rStyle w:val="Hyperlink"/>
@@ -1459,7 +1459,7 @@
       <w:r>
         <w:t xml:space="preserve"> — modifié — </w:t>
       </w:r>
-      <w:hyperlink w:history="1" r:id="rIdcovrfwarhsnzj3zfzqxej">
+      <w:hyperlink w:history="1" r:id="rIdyoiavwojp3ak6skx178uz">
         <w:r>
           <w:rPr>
             <w:rStyle w:val="Hyperlink"/>
@@ -1496,7 +1496,7 @@
       <w:r>
         <w:t xml:space="preserve"> — modifié — </w:t>
       </w:r>
-      <w:hyperlink w:history="1" r:id="rId_nbcj-pndd8use5gtudl_">
+      <w:hyperlink w:history="1" r:id="rIdxzrovlih8illgyavcctfv">
         <w:r>
           <w:rPr>
             <w:rStyle w:val="Hyperlink"/>
@@ -1525,7 +1525,7 @@
       <w:r>
         <w:t xml:space="preserve"> — modifié — </w:t>
       </w:r>
-      <w:hyperlink w:history="1" r:id="rIdwyavltnswv3jw7lu2uu16">
+      <w:hyperlink w:history="1" r:id="rIdmei-ydh3phpbrcftxyoxw">
         <w:r>
           <w:rPr>
             <w:rStyle w:val="Hyperlink"/>
@@ -1554,7 +1554,7 @@
       <w:r>
         <w:t xml:space="preserve"> — modifié — </w:t>
       </w:r>
-      <w:hyperlink w:history="1" r:id="rIdt7ytllity9ottqp6weqbn">
+      <w:hyperlink w:history="1" r:id="rIdqmppz0ng_ipx4unv0pn7r">
         <w:r>
           <w:rPr>
             <w:rStyle w:val="Hyperlink"/>

--- a/docs/developpement/phases/word/PHASE_14_MODE_FORMATION_FACTICE.docx
+++ b/docs/developpement/phases/word/PHASE_14_MODE_FORMATION_FACTICE.docx
@@ -20,7 +20,7 @@
       <w:r>
         <w:t xml:space="preserve">FlaiX Expert · dossier de développement · généré le 2026-10-21 depuis le dépôt </w:t>
       </w:r>
-      <w:hyperlink w:history="1" r:id="rId6zdsmefdgyx0kandelvke">
+      <w:hyperlink w:history="1" r:id="rIderenfw3blzedvbudy6v60">
         <w:r>
           <w:rPr>
             <w:rStyle w:val="Hyperlink"/>
@@ -672,7 +672,7 @@
           <w:numId w:val="2"/>
         </w:numPr>
       </w:pPr>
-      <w:hyperlink w:history="1" r:id="rIdbxxqulypnjrwi1jpbro8x">
+      <w:hyperlink w:history="1" r:id="rIdl-nvp9gnmg5ekmsiubnxy">
         <w:r>
           <w:rPr>
             <w:rStyle w:val="Hyperlink"/>
@@ -692,7 +692,7 @@
           <w:numId w:val="2"/>
         </w:numPr>
       </w:pPr>
-      <w:hyperlink w:history="1" r:id="rIdi0rcf-pkq3nd8jzcaom9t">
+      <w:hyperlink w:history="1" r:id="rIdntzmtbtmalpo8cfas6ehp">
         <w:r>
           <w:rPr>
             <w:rStyle w:val="Hyperlink"/>
@@ -712,7 +712,7 @@
           <w:numId w:val="2"/>
         </w:numPr>
       </w:pPr>
-      <w:hyperlink w:history="1" r:id="rIdqmwcyibjgtgumbky7znzm">
+      <w:hyperlink w:history="1" r:id="rId00gn-hon0rcu28vhykot3">
         <w:r>
           <w:rPr>
             <w:rStyle w:val="Hyperlink"/>
@@ -760,7 +760,7 @@
       <w:r>
         <w:t xml:space="preserve"> — créé — </w:t>
       </w:r>
-      <w:hyperlink w:history="1" r:id="rIdtt-sr6iuwlhhgr4oxj-3a">
+      <w:hyperlink w:history="1" r:id="rIdq-skpdt8z2tix_e5tix7r">
         <w:r>
           <w:rPr>
             <w:rStyle w:val="Hyperlink"/>
@@ -797,7 +797,7 @@
       <w:r>
         <w:t xml:space="preserve"> — créé — </w:t>
       </w:r>
-      <w:hyperlink w:history="1" r:id="rId_7nd753edzh5vkhzzstw1">
+      <w:hyperlink w:history="1" r:id="rIdcnam23cestrmyjsjv5fct">
         <w:r>
           <w:rPr>
             <w:rStyle w:val="Hyperlink"/>
@@ -834,7 +834,7 @@
       <w:r>
         <w:t xml:space="preserve"> — modifié — </w:t>
       </w:r>
-      <w:hyperlink w:history="1" r:id="rIdtdd8rpn1a4ev6ydhk6yb6">
+      <w:hyperlink w:history="1" r:id="rIdmexhkgdjcojnmeu_grfoy">
         <w:r>
           <w:rPr>
             <w:rStyle w:val="Hyperlink"/>
@@ -863,7 +863,7 @@
       <w:r>
         <w:t xml:space="preserve"> — modifié — </w:t>
       </w:r>
-      <w:hyperlink w:history="1" r:id="rIdnbz-zwghgd9jjbms5itzv">
+      <w:hyperlink w:history="1" r:id="rIdfvvmolbt7tbtcia3spg8g">
         <w:r>
           <w:rPr>
             <w:rStyle w:val="Hyperlink"/>
@@ -900,7 +900,7 @@
       <w:r>
         <w:t xml:space="preserve"> — modifié — </w:t>
       </w:r>
-      <w:hyperlink w:history="1" r:id="rId_tl-v9kivxcu6y0o13xgo">
+      <w:hyperlink w:history="1" r:id="rIdcwz02xa7qsev9b4ubq7fy">
         <w:r>
           <w:rPr>
             <w:rStyle w:val="Hyperlink"/>
@@ -929,7 +929,7 @@
       <w:r>
         <w:t xml:space="preserve"> — modifié — </w:t>
       </w:r>
-      <w:hyperlink w:history="1" r:id="rIdvdmeupvm1vul4fvuxstwt">
+      <w:hyperlink w:history="1" r:id="rId_nt8z24hwp1wxl0zhecav">
         <w:r>
           <w:rPr>
             <w:rStyle w:val="Hyperlink"/>
@@ -958,7 +958,7 @@
       <w:r>
         <w:t xml:space="preserve"> — modifié — </w:t>
       </w:r>
-      <w:hyperlink w:history="1" r:id="rIdmtwp8gooyksalps9r0vpf">
+      <w:hyperlink w:history="1" r:id="rIdnbiwtszxbggd6nw2embno">
         <w:r>
           <w:rPr>
             <w:rStyle w:val="Hyperlink"/>
@@ -987,7 +987,7 @@
       <w:r>
         <w:t xml:space="preserve"> — modifié — </w:t>
       </w:r>
-      <w:hyperlink w:history="1" r:id="rIdfok_i88rgx8i-f2pw42oh">
+      <w:hyperlink w:history="1" r:id="rIdrnf99d6vwrqkelev7ic2e">
         <w:r>
           <w:rPr>
             <w:rStyle w:val="Hyperlink"/>
@@ -1016,7 +1016,7 @@
       <w:r>
         <w:t xml:space="preserve"> — modifié — </w:t>
       </w:r>
-      <w:hyperlink w:history="1" r:id="rIdinxdb8lbfbpna8bmaj59f">
+      <w:hyperlink w:history="1" r:id="rIducl-giedszxf0o4sjm0p3">
         <w:r>
           <w:rPr>
             <w:rStyle w:val="Hyperlink"/>
@@ -1045,7 +1045,7 @@
       <w:r>
         <w:t xml:space="preserve"> — créé — </w:t>
       </w:r>
-      <w:hyperlink w:history="1" r:id="rId4vuc4wpf0vhx_gmyoecv3">
+      <w:hyperlink w:history="1" r:id="rIdmc72medurbyqbezrab9l0">
         <w:r>
           <w:rPr>
             <w:rStyle w:val="Hyperlink"/>
@@ -1074,7 +1074,7 @@
       <w:r>
         <w:t xml:space="preserve"> — modifié — </w:t>
       </w:r>
-      <w:hyperlink w:history="1" r:id="rIdhplhvu4la4yokdvsr6i29">
+      <w:hyperlink w:history="1" r:id="rId38wqsafbmhoq2vgnfvbq1">
         <w:r>
           <w:rPr>
             <w:rStyle w:val="Hyperlink"/>
@@ -1111,7 +1111,7 @@
       <w:r>
         <w:t xml:space="preserve"> — modifié — </w:t>
       </w:r>
-      <w:hyperlink w:history="1" r:id="rIdcyg-mjhmx1vw-62gcdrzx">
+      <w:hyperlink w:history="1" r:id="rIdmcont4mybsyiyyonuhhj6">
         <w:r>
           <w:rPr>
             <w:rStyle w:val="Hyperlink"/>
@@ -1140,7 +1140,7 @@
       <w:r>
         <w:t xml:space="preserve"> — modifié — </w:t>
       </w:r>
-      <w:hyperlink w:history="1" r:id="rIddkvlaegmb4mjs6iwuhc6l">
+      <w:hyperlink w:history="1" r:id="rIdlamftny3audncauodgyh3">
         <w:r>
           <w:rPr>
             <w:rStyle w:val="Hyperlink"/>
@@ -1169,7 +1169,7 @@
       <w:r>
         <w:t xml:space="preserve"> — créé — </w:t>
       </w:r>
-      <w:hyperlink w:history="1" r:id="rId9sxbeoameojquemljrcwh">
+      <w:hyperlink w:history="1" r:id="rId4oimdb6auutujx5rv5vku">
         <w:r>
           <w:rPr>
             <w:rStyle w:val="Hyperlink"/>
@@ -1198,7 +1198,7 @@
       <w:r>
         <w:t xml:space="preserve"> — modifié — </w:t>
       </w:r>
-      <w:hyperlink w:history="1" r:id="rIdk7sxrnktlxb55z0czzjay">
+      <w:hyperlink w:history="1" r:id="rIdn5gu2b9e1j_jgzswzzt0c">
         <w:r>
           <w:rPr>
             <w:rStyle w:val="Hyperlink"/>
@@ -1227,7 +1227,7 @@
       <w:r>
         <w:t xml:space="preserve"> — modifié — </w:t>
       </w:r>
-      <w:hyperlink w:history="1" r:id="rIdz9gautkxlmifgsbydxssj">
+      <w:hyperlink w:history="1" r:id="rIdygsrpaqz_kcl8fozbbylc">
         <w:r>
           <w:rPr>
             <w:rStyle w:val="Hyperlink"/>
@@ -1256,7 +1256,7 @@
       <w:r>
         <w:t xml:space="preserve"> — modifié — </w:t>
       </w:r>
-      <w:hyperlink w:history="1" r:id="rIdanriaeqbrp3johxnjphot">
+      <w:hyperlink w:history="1" r:id="rIdnvkc2u10lqjtp80vu81rc">
         <w:r>
           <w:rPr>
             <w:rStyle w:val="Hyperlink"/>
@@ -1285,7 +1285,7 @@
       <w:r>
         <w:t xml:space="preserve"> — modifié — </w:t>
       </w:r>
-      <w:hyperlink w:history="1" r:id="rIdvh09mn6etzjwqw6cdex_j">
+      <w:hyperlink w:history="1" r:id="rIdpue6q1pp6ffikqpamfgdf">
         <w:r>
           <w:rPr>
             <w:rStyle w:val="Hyperlink"/>
@@ -1314,7 +1314,7 @@
       <w:r>
         <w:t xml:space="preserve"> — modifié — </w:t>
       </w:r>
-      <w:hyperlink w:history="1" r:id="rIdp9i0x9ih7rqmwi-lo1muk">
+      <w:hyperlink w:history="1" r:id="rId99m2pccy3f5tx4yjmhub-">
         <w:r>
           <w:rPr>
             <w:rStyle w:val="Hyperlink"/>
@@ -1343,7 +1343,7 @@
       <w:r>
         <w:t xml:space="preserve"> — créé — </w:t>
       </w:r>
-      <w:hyperlink w:history="1" r:id="rId6vvauyyeqsf_tszjrf4i6">
+      <w:hyperlink w:history="1" r:id="rIdxvrwouu8if3ci0ar4wos-">
         <w:r>
           <w:rPr>
             <w:rStyle w:val="Hyperlink"/>
@@ -1372,7 +1372,7 @@
       <w:r>
         <w:t xml:space="preserve"> — modifié — </w:t>
       </w:r>
-      <w:hyperlink w:history="1" r:id="rId1la4j6f_kkpj5pxkrln91">
+      <w:hyperlink w:history="1" r:id="rIduharhzbauvqd85wve9yig">
         <w:r>
           <w:rPr>
             <w:rStyle w:val="Hyperlink"/>
@@ -1401,7 +1401,7 @@
       <w:r>
         <w:t xml:space="preserve"> — modifié — </w:t>
       </w:r>
-      <w:hyperlink w:history="1" r:id="rIdt1svm5y-hrehnbf5hhbzn">
+      <w:hyperlink w:history="1" r:id="rId965al7ch4-cgvipkmo4rf">
         <w:r>
           <w:rPr>
             <w:rStyle w:val="Hyperlink"/>
@@ -1430,7 +1430,7 @@
       <w:r>
         <w:t xml:space="preserve"> — modifié — </w:t>
       </w:r>
-      <w:hyperlink w:history="1" r:id="rId_ycrlkw11zjogqvx42gur">
+      <w:hyperlink w:history="1" r:id="rIdxg9t1iqm_v-fuea1ih6hb">
         <w:r>
           <w:rPr>
             <w:rStyle w:val="Hyperlink"/>
@@ -1459,7 +1459,7 @@
       <w:r>
         <w:t xml:space="preserve"> — modifié — </w:t>
       </w:r>
-      <w:hyperlink w:history="1" r:id="rIdyoiavwojp3ak6skx178uz">
+      <w:hyperlink w:history="1" r:id="rIdetvj5uzh6hlgvclhqv6be">
         <w:r>
           <w:rPr>
             <w:rStyle w:val="Hyperlink"/>
@@ -1496,7 +1496,7 @@
       <w:r>
         <w:t xml:space="preserve"> — modifié — </w:t>
       </w:r>
-      <w:hyperlink w:history="1" r:id="rIdxzrovlih8illgyavcctfv">
+      <w:hyperlink w:history="1" r:id="rIdrrk2kqmvc1pwnhpe5la5t">
         <w:r>
           <w:rPr>
             <w:rStyle w:val="Hyperlink"/>
@@ -1525,7 +1525,7 @@
       <w:r>
         <w:t xml:space="preserve"> — modifié — </w:t>
       </w:r>
-      <w:hyperlink w:history="1" r:id="rIdmei-ydh3phpbrcftxyoxw">
+      <w:hyperlink w:history="1" r:id="rIdo7ktt-siuutm4-ntixzyw">
         <w:r>
           <w:rPr>
             <w:rStyle w:val="Hyperlink"/>
@@ -1554,7 +1554,7 @@
       <w:r>
         <w:t xml:space="preserve"> — modifié — </w:t>
       </w:r>
-      <w:hyperlink w:history="1" r:id="rIdqmppz0ng_ipx4unv0pn7r">
+      <w:hyperlink w:history="1" r:id="rId9vucfrvbjyzujquoa_3vr">
         <w:r>
           <w:rPr>
             <w:rStyle w:val="Hyperlink"/>

--- a/docs/developpement/phases/word/PHASE_14_MODE_FORMATION_FACTICE.docx
+++ b/docs/developpement/phases/word/PHASE_14_MODE_FORMATION_FACTICE.docx
@@ -18,9 +18,9 @@
         <w:shd w:fill="F6F3FF" w:color="auto" w:val="clear"/>
       </w:pPr>
       <w:r>
-        <w:t xml:space="preserve">FlaiX Expert · dossier de développement · généré le 2026-10-21 depuis le dépôt </w:t>
-      </w:r>
-      <w:hyperlink w:history="1" r:id="rIderenfw3blzedvbudy6v60">
+        <w:t xml:space="preserve">FlaiX Expert · dossier de développement · généré le 2026-10-23 depuis le dépôt </w:t>
+      </w:r>
+      <w:hyperlink w:history="1" r:id="rIdjma9cpt-bzrt0dxcxenvs">
         <w:r>
           <w:rPr>
             <w:rStyle w:val="Hyperlink"/>
@@ -672,7 +672,7 @@
           <w:numId w:val="2"/>
         </w:numPr>
       </w:pPr>
-      <w:hyperlink w:history="1" r:id="rIdl-nvp9gnmg5ekmsiubnxy">
+      <w:hyperlink w:history="1" r:id="rIdzatlrgrdvohi4whv9jdhk">
         <w:r>
           <w:rPr>
             <w:rStyle w:val="Hyperlink"/>
@@ -692,7 +692,7 @@
           <w:numId w:val="2"/>
         </w:numPr>
       </w:pPr>
-      <w:hyperlink w:history="1" r:id="rIdntzmtbtmalpo8cfas6ehp">
+      <w:hyperlink w:history="1" r:id="rIdfadcpk1edfhqqzhvnus92">
         <w:r>
           <w:rPr>
             <w:rStyle w:val="Hyperlink"/>
@@ -712,7 +712,7 @@
           <w:numId w:val="2"/>
         </w:numPr>
       </w:pPr>
-      <w:hyperlink w:history="1" r:id="rId00gn-hon0rcu28vhykot3">
+      <w:hyperlink w:history="1" r:id="rIdjmk9v29oyrqh4c7ky3drq">
         <w:r>
           <w:rPr>
             <w:rStyle w:val="Hyperlink"/>
@@ -760,7 +760,7 @@
       <w:r>
         <w:t xml:space="preserve"> — créé — </w:t>
       </w:r>
-      <w:hyperlink w:history="1" r:id="rIdq-skpdt8z2tix_e5tix7r">
+      <w:hyperlink w:history="1" r:id="rIdens7al9rsq01ralht4moc">
         <w:r>
           <w:rPr>
             <w:rStyle w:val="Hyperlink"/>
@@ -797,7 +797,7 @@
       <w:r>
         <w:t xml:space="preserve"> — créé — </w:t>
       </w:r>
-      <w:hyperlink w:history="1" r:id="rIdcnam23cestrmyjsjv5fct">
+      <w:hyperlink w:history="1" r:id="rIdpo1vl3ssinjjenrlyxcmy">
         <w:r>
           <w:rPr>
             <w:rStyle w:val="Hyperlink"/>
@@ -834,7 +834,7 @@
       <w:r>
         <w:t xml:space="preserve"> — modifié — </w:t>
       </w:r>
-      <w:hyperlink w:history="1" r:id="rIdmexhkgdjcojnmeu_grfoy">
+      <w:hyperlink w:history="1" r:id="rIdxqw4djz7pentmoup2mkrb">
         <w:r>
           <w:rPr>
             <w:rStyle w:val="Hyperlink"/>
@@ -863,7 +863,7 @@
       <w:r>
         <w:t xml:space="preserve"> — modifié — </w:t>
       </w:r>
-      <w:hyperlink w:history="1" r:id="rIdfvvmolbt7tbtcia3spg8g">
+      <w:hyperlink w:history="1" r:id="rIddt7bzds8nahqzds7qgnmz">
         <w:r>
           <w:rPr>
             <w:rStyle w:val="Hyperlink"/>
@@ -900,7 +900,7 @@
       <w:r>
         <w:t xml:space="preserve"> — modifié — </w:t>
       </w:r>
-      <w:hyperlink w:history="1" r:id="rIdcwz02xa7qsev9b4ubq7fy">
+      <w:hyperlink w:history="1" r:id="rIdmz3rpuveqvq5ocyknsctw">
         <w:r>
           <w:rPr>
             <w:rStyle w:val="Hyperlink"/>
@@ -929,7 +929,7 @@
       <w:r>
         <w:t xml:space="preserve"> — modifié — </w:t>
       </w:r>
-      <w:hyperlink w:history="1" r:id="rId_nt8z24hwp1wxl0zhecav">
+      <w:hyperlink w:history="1" r:id="rIdstmptdeno4943jujlawcp">
         <w:r>
           <w:rPr>
             <w:rStyle w:val="Hyperlink"/>
@@ -958,7 +958,7 @@
       <w:r>
         <w:t xml:space="preserve"> — modifié — </w:t>
       </w:r>
-      <w:hyperlink w:history="1" r:id="rIdnbiwtszxbggd6nw2embno">
+      <w:hyperlink w:history="1" r:id="rIdweb-ct7hgopfdorpe87g5">
         <w:r>
           <w:rPr>
             <w:rStyle w:val="Hyperlink"/>
@@ -987,7 +987,7 @@
       <w:r>
         <w:t xml:space="preserve"> — modifié — </w:t>
       </w:r>
-      <w:hyperlink w:history="1" r:id="rIdrnf99d6vwrqkelev7ic2e">
+      <w:hyperlink w:history="1" r:id="rIdirdlbdwazdeuai5yoeqhp">
         <w:r>
           <w:rPr>
             <w:rStyle w:val="Hyperlink"/>
@@ -1016,7 +1016,7 @@
       <w:r>
         <w:t xml:space="preserve"> — modifié — </w:t>
       </w:r>
-      <w:hyperlink w:history="1" r:id="rIducl-giedszxf0o4sjm0p3">
+      <w:hyperlink w:history="1" r:id="rIdn9z8ehfcv_qgyn--oxvls">
         <w:r>
           <w:rPr>
             <w:rStyle w:val="Hyperlink"/>
@@ -1045,7 +1045,7 @@
       <w:r>
         <w:t xml:space="preserve"> — créé — </w:t>
       </w:r>
-      <w:hyperlink w:history="1" r:id="rIdmc72medurbyqbezrab9l0">
+      <w:hyperlink w:history="1" r:id="rIditq7qzuws4lfi-8wujxt2">
         <w:r>
           <w:rPr>
             <w:rStyle w:val="Hyperlink"/>
@@ -1074,7 +1074,7 @@
       <w:r>
         <w:t xml:space="preserve"> — modifié — </w:t>
       </w:r>
-      <w:hyperlink w:history="1" r:id="rId38wqsafbmhoq2vgnfvbq1">
+      <w:hyperlink w:history="1" r:id="rIdxocsbxn3yxfig7wpn_m6e">
         <w:r>
           <w:rPr>
             <w:rStyle w:val="Hyperlink"/>
@@ -1111,7 +1111,7 @@
       <w:r>
         <w:t xml:space="preserve"> — modifié — </w:t>
       </w:r>
-      <w:hyperlink w:history="1" r:id="rIdmcont4mybsyiyyonuhhj6">
+      <w:hyperlink w:history="1" r:id="rIdwfuc3zaiqqfq_axpckc1k">
         <w:r>
           <w:rPr>
             <w:rStyle w:val="Hyperlink"/>
@@ -1140,7 +1140,7 @@
       <w:r>
         <w:t xml:space="preserve"> — modifié — </w:t>
       </w:r>
-      <w:hyperlink w:history="1" r:id="rIdlamftny3audncauodgyh3">
+      <w:hyperlink w:history="1" r:id="rIdl8ijm9il0eoyumxzwln_m">
         <w:r>
           <w:rPr>
             <w:rStyle w:val="Hyperlink"/>
@@ -1169,7 +1169,7 @@
       <w:r>
         <w:t xml:space="preserve"> — créé — </w:t>
       </w:r>
-      <w:hyperlink w:history="1" r:id="rId4oimdb6auutujx5rv5vku">
+      <w:hyperlink w:history="1" r:id="rIdkhq-iutk1bndnpn8lkdkk">
         <w:r>
           <w:rPr>
             <w:rStyle w:val="Hyperlink"/>
@@ -1198,7 +1198,7 @@
       <w:r>
         <w:t xml:space="preserve"> — modifié — </w:t>
       </w:r>
-      <w:hyperlink w:history="1" r:id="rIdn5gu2b9e1j_jgzswzzt0c">
+      <w:hyperlink w:history="1" r:id="rIdyveh1q5mcobq6ult1qglu">
         <w:r>
           <w:rPr>
             <w:rStyle w:val="Hyperlink"/>
@@ -1227,7 +1227,7 @@
       <w:r>
         <w:t xml:space="preserve"> — modifié — </w:t>
       </w:r>
-      <w:hyperlink w:history="1" r:id="rIdygsrpaqz_kcl8fozbbylc">
+      <w:hyperlink w:history="1" r:id="rId0i1tplkoyom9lczkzc22j">
         <w:r>
           <w:rPr>
             <w:rStyle w:val="Hyperlink"/>
@@ -1256,7 +1256,7 @@
       <w:r>
         <w:t xml:space="preserve"> — modifié — </w:t>
       </w:r>
-      <w:hyperlink w:history="1" r:id="rIdnvkc2u10lqjtp80vu81rc">
+      <w:hyperlink w:history="1" r:id="rIdinicnikfts-5py2knv3nl">
         <w:r>
           <w:rPr>
             <w:rStyle w:val="Hyperlink"/>
@@ -1285,7 +1285,7 @@
       <w:r>
         <w:t xml:space="preserve"> — modifié — </w:t>
       </w:r>
-      <w:hyperlink w:history="1" r:id="rIdpue6q1pp6ffikqpamfgdf">
+      <w:hyperlink w:history="1" r:id="rIdevlqb-cse0yxish7iad1t">
         <w:r>
           <w:rPr>
             <w:rStyle w:val="Hyperlink"/>
@@ -1314,7 +1314,7 @@
       <w:r>
         <w:t xml:space="preserve"> — modifié — </w:t>
       </w:r>
-      <w:hyperlink w:history="1" r:id="rId99m2pccy3f5tx4yjmhub-">
+      <w:hyperlink w:history="1" r:id="rIdjzoer0rncat7xzdrth6wu">
         <w:r>
           <w:rPr>
             <w:rStyle w:val="Hyperlink"/>
@@ -1343,7 +1343,7 @@
       <w:r>
         <w:t xml:space="preserve"> — créé — </w:t>
       </w:r>
-      <w:hyperlink w:history="1" r:id="rIdxvrwouu8if3ci0ar4wos-">
+      <w:hyperlink w:history="1" r:id="rIdlvotqqxbgkewv-nqkclus">
         <w:r>
           <w:rPr>
             <w:rStyle w:val="Hyperlink"/>
@@ -1372,7 +1372,7 @@
       <w:r>
         <w:t xml:space="preserve"> — modifié — </w:t>
       </w:r>
-      <w:hyperlink w:history="1" r:id="rIduharhzbauvqd85wve9yig">
+      <w:hyperlink w:history="1" r:id="rIdpmtijrzkxlnwegunuwwgu">
         <w:r>
           <w:rPr>
             <w:rStyle w:val="Hyperlink"/>
@@ -1401,7 +1401,7 @@
       <w:r>
         <w:t xml:space="preserve"> — modifié — </w:t>
       </w:r>
-      <w:hyperlink w:history="1" r:id="rId965al7ch4-cgvipkmo4rf">
+      <w:hyperlink w:history="1" r:id="rIdmexqr68nmmkhw5gxzrtq2">
         <w:r>
           <w:rPr>
             <w:rStyle w:val="Hyperlink"/>
@@ -1430,7 +1430,7 @@
       <w:r>
         <w:t xml:space="preserve"> — modifié — </w:t>
       </w:r>
-      <w:hyperlink w:history="1" r:id="rIdxg9t1iqm_v-fuea1ih6hb">
+      <w:hyperlink w:history="1" r:id="rId22mpubfo8vmp0k9jtcotk">
         <w:r>
           <w:rPr>
             <w:rStyle w:val="Hyperlink"/>
@@ -1459,7 +1459,7 @@
       <w:r>
         <w:t xml:space="preserve"> — modifié — </w:t>
       </w:r>
-      <w:hyperlink w:history="1" r:id="rIdetvj5uzh6hlgvclhqv6be">
+      <w:hyperlink w:history="1" r:id="rIdylv5q5rd-ncfjikocwzob">
         <w:r>
           <w:rPr>
             <w:rStyle w:val="Hyperlink"/>
@@ -1496,7 +1496,7 @@
       <w:r>
         <w:t xml:space="preserve"> — modifié — </w:t>
       </w:r>
-      <w:hyperlink w:history="1" r:id="rIdrrk2kqmvc1pwnhpe5la5t">
+      <w:hyperlink w:history="1" r:id="rId6skqn-vvyzpvtuewyaiwv">
         <w:r>
           <w:rPr>
             <w:rStyle w:val="Hyperlink"/>
@@ -1525,7 +1525,7 @@
       <w:r>
         <w:t xml:space="preserve"> — modifié — </w:t>
       </w:r>
-      <w:hyperlink w:history="1" r:id="rIdo7ktt-siuutm4-ntixzyw">
+      <w:hyperlink w:history="1" r:id="rIdbufzsgzci_snpjnektmxo">
         <w:r>
           <w:rPr>
             <w:rStyle w:val="Hyperlink"/>
@@ -1554,7 +1554,7 @@
       <w:r>
         <w:t xml:space="preserve"> — modifié — </w:t>
       </w:r>
-      <w:hyperlink w:history="1" r:id="rId9vucfrvbjyzujquoa_3vr">
+      <w:hyperlink w:history="1" r:id="rIde1hrugdelxsotxt8iowzd">
         <w:r>
           <w:rPr>
             <w:rStyle w:val="Hyperlink"/>

--- a/docs/developpement/phases/word/PHASE_14_MODE_FORMATION_FACTICE.docx
+++ b/docs/developpement/phases/word/PHASE_14_MODE_FORMATION_FACTICE.docx
@@ -18,9 +18,9 @@
         <w:shd w:fill="F6F3FF" w:color="auto" w:val="clear"/>
       </w:pPr>
       <w:r>
-        <w:t xml:space="preserve">FlaiX Expert · dossier de développement · généré le 2026-10-23 depuis le dépôt </w:t>
-      </w:r>
-      <w:hyperlink w:history="1" r:id="rIdjma9cpt-bzrt0dxcxenvs">
+        <w:t xml:space="preserve">FlaiX Expert · dossier de développement · généré le 2026-10-24 depuis le dépôt </w:t>
+      </w:r>
+      <w:hyperlink w:history="1" r:id="rIds3jrbv17trjkw0ripicpq">
         <w:r>
           <w:rPr>
             <w:rStyle w:val="Hyperlink"/>
@@ -672,7 +672,7 @@
           <w:numId w:val="2"/>
         </w:numPr>
       </w:pPr>
-      <w:hyperlink w:history="1" r:id="rIdzatlrgrdvohi4whv9jdhk">
+      <w:hyperlink w:history="1" r:id="rId3erx5we7hoiezolcmf6q1">
         <w:r>
           <w:rPr>
             <w:rStyle w:val="Hyperlink"/>
@@ -692,7 +692,7 @@
           <w:numId w:val="2"/>
         </w:numPr>
       </w:pPr>
-      <w:hyperlink w:history="1" r:id="rIdfadcpk1edfhqqzhvnus92">
+      <w:hyperlink w:history="1" r:id="rId6g965mprxj7uvexx7lq4-">
         <w:r>
           <w:rPr>
             <w:rStyle w:val="Hyperlink"/>
@@ -712,7 +712,7 @@
           <w:numId w:val="2"/>
         </w:numPr>
       </w:pPr>
-      <w:hyperlink w:history="1" r:id="rIdjmk9v29oyrqh4c7ky3drq">
+      <w:hyperlink w:history="1" r:id="rIdhuw_3hvd1yyany7c-rlv-">
         <w:r>
           <w:rPr>
             <w:rStyle w:val="Hyperlink"/>
@@ -760,7 +760,7 @@
       <w:r>
         <w:t xml:space="preserve"> — créé — </w:t>
       </w:r>
-      <w:hyperlink w:history="1" r:id="rIdens7al9rsq01ralht4moc">
+      <w:hyperlink w:history="1" r:id="rIddxvt8vcuvc0qjm7nkcfcb">
         <w:r>
           <w:rPr>
             <w:rStyle w:val="Hyperlink"/>
@@ -797,7 +797,7 @@
       <w:r>
         <w:t xml:space="preserve"> — créé — </w:t>
       </w:r>
-      <w:hyperlink w:history="1" r:id="rIdpo1vl3ssinjjenrlyxcmy">
+      <w:hyperlink w:history="1" r:id="rIdgdxcdl4m0-vvozgabkgkf">
         <w:r>
           <w:rPr>
             <w:rStyle w:val="Hyperlink"/>
@@ -834,7 +834,7 @@
       <w:r>
         <w:t xml:space="preserve"> — modifié — </w:t>
       </w:r>
-      <w:hyperlink w:history="1" r:id="rIdxqw4djz7pentmoup2mkrb">
+      <w:hyperlink w:history="1" r:id="rIdcfqdugueokcqlzce8zoo1">
         <w:r>
           <w:rPr>
             <w:rStyle w:val="Hyperlink"/>
@@ -863,7 +863,7 @@
       <w:r>
         <w:t xml:space="preserve"> — modifié — </w:t>
       </w:r>
-      <w:hyperlink w:history="1" r:id="rIddt7bzds8nahqzds7qgnmz">
+      <w:hyperlink w:history="1" r:id="rIdfoqcvuvv2kd6wjvxjoccf">
         <w:r>
           <w:rPr>
             <w:rStyle w:val="Hyperlink"/>
@@ -900,7 +900,7 @@
       <w:r>
         <w:t xml:space="preserve"> — modifié — </w:t>
       </w:r>
-      <w:hyperlink w:history="1" r:id="rIdmz3rpuveqvq5ocyknsctw">
+      <w:hyperlink w:history="1" r:id="rIdtjte1c6qltilaakwgweg9">
         <w:r>
           <w:rPr>
             <w:rStyle w:val="Hyperlink"/>
@@ -929,7 +929,7 @@
       <w:r>
         <w:t xml:space="preserve"> — modifié — </w:t>
       </w:r>
-      <w:hyperlink w:history="1" r:id="rIdstmptdeno4943jujlawcp">
+      <w:hyperlink w:history="1" r:id="rIdrmzhrmaanrtzr9haeqirl">
         <w:r>
           <w:rPr>
             <w:rStyle w:val="Hyperlink"/>
@@ -958,7 +958,7 @@
       <w:r>
         <w:t xml:space="preserve"> — modifié — </w:t>
       </w:r>
-      <w:hyperlink w:history="1" r:id="rIdweb-ct7hgopfdorpe87g5">
+      <w:hyperlink w:history="1" r:id="rId5_yokzfhvpt3fowdsvxm2">
         <w:r>
           <w:rPr>
             <w:rStyle w:val="Hyperlink"/>
@@ -987,7 +987,7 @@
       <w:r>
         <w:t xml:space="preserve"> — modifié — </w:t>
       </w:r>
-      <w:hyperlink w:history="1" r:id="rIdirdlbdwazdeuai5yoeqhp">
+      <w:hyperlink w:history="1" r:id="rIdxfownfwsspj90nhexx-cz">
         <w:r>
           <w:rPr>
             <w:rStyle w:val="Hyperlink"/>
@@ -1016,7 +1016,7 @@
       <w:r>
         <w:t xml:space="preserve"> — modifié — </w:t>
       </w:r>
-      <w:hyperlink w:history="1" r:id="rIdn9z8ehfcv_qgyn--oxvls">
+      <w:hyperlink w:history="1" r:id="rIdzlovag7y0dem0lfu4dh5a">
         <w:r>
           <w:rPr>
             <w:rStyle w:val="Hyperlink"/>
@@ -1045,7 +1045,7 @@
       <w:r>
         <w:t xml:space="preserve"> — créé — </w:t>
       </w:r>
-      <w:hyperlink w:history="1" r:id="rIditq7qzuws4lfi-8wujxt2">
+      <w:hyperlink w:history="1" r:id="rIdiqmazoil8sxxud94drog9">
         <w:r>
           <w:rPr>
             <w:rStyle w:val="Hyperlink"/>
@@ -1074,7 +1074,7 @@
       <w:r>
         <w:t xml:space="preserve"> — modifié — </w:t>
       </w:r>
-      <w:hyperlink w:history="1" r:id="rIdxocsbxn3yxfig7wpn_m6e">
+      <w:hyperlink w:history="1" r:id="rIdagzhluqz-nbd3yfd8ebsp">
         <w:r>
           <w:rPr>
             <w:rStyle w:val="Hyperlink"/>
@@ -1111,7 +1111,7 @@
       <w:r>
         <w:t xml:space="preserve"> — modifié — </w:t>
       </w:r>
-      <w:hyperlink w:history="1" r:id="rIdwfuc3zaiqqfq_axpckc1k">
+      <w:hyperlink w:history="1" r:id="rIdbjgvpdnatmcr-hp72iuy_">
         <w:r>
           <w:rPr>
             <w:rStyle w:val="Hyperlink"/>
@@ -1140,7 +1140,7 @@
       <w:r>
         <w:t xml:space="preserve"> — modifié — </w:t>
       </w:r>
-      <w:hyperlink w:history="1" r:id="rIdl8ijm9il0eoyumxzwln_m">
+      <w:hyperlink w:history="1" r:id="rIdidnc8hsfbc3utup9xcztl">
         <w:r>
           <w:rPr>
             <w:rStyle w:val="Hyperlink"/>
@@ -1169,7 +1169,7 @@
       <w:r>
         <w:t xml:space="preserve"> — créé — </w:t>
       </w:r>
-      <w:hyperlink w:history="1" r:id="rIdkhq-iutk1bndnpn8lkdkk">
+      <w:hyperlink w:history="1" r:id="rIdom2btz0kjmyvgpldozl25">
         <w:r>
           <w:rPr>
             <w:rStyle w:val="Hyperlink"/>
@@ -1198,7 +1198,7 @@
       <w:r>
         <w:t xml:space="preserve"> — modifié — </w:t>
       </w:r>
-      <w:hyperlink w:history="1" r:id="rIdyveh1q5mcobq6ult1qglu">
+      <w:hyperlink w:history="1" r:id="rIdacl3bvtwuka8vektmgtpx">
         <w:r>
           <w:rPr>
             <w:rStyle w:val="Hyperlink"/>
@@ -1227,7 +1227,7 @@
       <w:r>
         <w:t xml:space="preserve"> — modifié — </w:t>
       </w:r>
-      <w:hyperlink w:history="1" r:id="rId0i1tplkoyom9lczkzc22j">
+      <w:hyperlink w:history="1" r:id="rIdh3hwiaoyvrr4lbf53kant">
         <w:r>
           <w:rPr>
             <w:rStyle w:val="Hyperlink"/>
@@ -1256,7 +1256,7 @@
       <w:r>
         <w:t xml:space="preserve"> — modifié — </w:t>
       </w:r>
-      <w:hyperlink w:history="1" r:id="rIdinicnikfts-5py2knv3nl">
+      <w:hyperlink w:history="1" r:id="rIdpi_9gn5a4gewndw62sdbn">
         <w:r>
           <w:rPr>
             <w:rStyle w:val="Hyperlink"/>
@@ -1285,7 +1285,7 @@
       <w:r>
         <w:t xml:space="preserve"> — modifié — </w:t>
       </w:r>
-      <w:hyperlink w:history="1" r:id="rIdevlqb-cse0yxish7iad1t">
+      <w:hyperlink w:history="1" r:id="rIdh5mtdqw4sbopn3v9gdy2i">
         <w:r>
           <w:rPr>
             <w:rStyle w:val="Hyperlink"/>
@@ -1314,7 +1314,7 @@
       <w:r>
         <w:t xml:space="preserve"> — modifié — </w:t>
       </w:r>
-      <w:hyperlink w:history="1" r:id="rIdjzoer0rncat7xzdrth6wu">
+      <w:hyperlink w:history="1" r:id="rId5pqmrvd1pml6sljljilpr">
         <w:r>
           <w:rPr>
             <w:rStyle w:val="Hyperlink"/>
@@ -1343,7 +1343,7 @@
       <w:r>
         <w:t xml:space="preserve"> — créé — </w:t>
       </w:r>
-      <w:hyperlink w:history="1" r:id="rIdlvotqqxbgkewv-nqkclus">
+      <w:hyperlink w:history="1" r:id="rIdvmxzleeg5qzzudyav4fpu">
         <w:r>
           <w:rPr>
             <w:rStyle w:val="Hyperlink"/>
@@ -1372,7 +1372,7 @@
       <w:r>
         <w:t xml:space="preserve"> — modifié — </w:t>
       </w:r>
-      <w:hyperlink w:history="1" r:id="rIdpmtijrzkxlnwegunuwwgu">
+      <w:hyperlink w:history="1" r:id="rIdld-xig94af-tst7ewm32p">
         <w:r>
           <w:rPr>
             <w:rStyle w:val="Hyperlink"/>
@@ -1401,7 +1401,7 @@
       <w:r>
         <w:t xml:space="preserve"> — modifié — </w:t>
       </w:r>
-      <w:hyperlink w:history="1" r:id="rIdmexqr68nmmkhw5gxzrtq2">
+      <w:hyperlink w:history="1" r:id="rIdlisrhctsy3pvogj8rm15t">
         <w:r>
           <w:rPr>
             <w:rStyle w:val="Hyperlink"/>
@@ -1430,7 +1430,7 @@
       <w:r>
         <w:t xml:space="preserve"> — modifié — </w:t>
       </w:r>
-      <w:hyperlink w:history="1" r:id="rId22mpubfo8vmp0k9jtcotk">
+      <w:hyperlink w:history="1" r:id="rId3sd0l8acglpdgcynup_r1">
         <w:r>
           <w:rPr>
             <w:rStyle w:val="Hyperlink"/>
@@ -1459,7 +1459,7 @@
       <w:r>
         <w:t xml:space="preserve"> — modifié — </w:t>
       </w:r>
-      <w:hyperlink w:history="1" r:id="rIdylv5q5rd-ncfjikocwzob">
+      <w:hyperlink w:history="1" r:id="rIdbh-ghygl1itdtwcvz9rzy">
         <w:r>
           <w:rPr>
             <w:rStyle w:val="Hyperlink"/>
@@ -1496,7 +1496,7 @@
       <w:r>
         <w:t xml:space="preserve"> — modifié — </w:t>
       </w:r>
-      <w:hyperlink w:history="1" r:id="rId6skqn-vvyzpvtuewyaiwv">
+      <w:hyperlink w:history="1" r:id="rIdw2r1jpe-5n0egjp3imalf">
         <w:r>
           <w:rPr>
             <w:rStyle w:val="Hyperlink"/>
@@ -1525,7 +1525,7 @@
       <w:r>
         <w:t xml:space="preserve"> — modifié — </w:t>
       </w:r>
-      <w:hyperlink w:history="1" r:id="rIdbufzsgzci_snpjnektmxo">
+      <w:hyperlink w:history="1" r:id="rIdorup6qhc8uondiki2g2p4">
         <w:r>
           <w:rPr>
             <w:rStyle w:val="Hyperlink"/>
@@ -1554,7 +1554,7 @@
       <w:r>
         <w:t xml:space="preserve"> — modifié — </w:t>
       </w:r>
-      <w:hyperlink w:history="1" r:id="rIde1hrugdelxsotxt8iowzd">
+      <w:hyperlink w:history="1" r:id="rIdxkx68phuycoch1ep_ciil">
         <w:r>
           <w:rPr>
             <w:rStyle w:val="Hyperlink"/>

--- a/docs/developpement/phases/word/PHASE_14_MODE_FORMATION_FACTICE.docx
+++ b/docs/developpement/phases/word/PHASE_14_MODE_FORMATION_FACTICE.docx
@@ -18,9 +18,9 @@
         <w:shd w:fill="F6F3FF" w:color="auto" w:val="clear"/>
       </w:pPr>
       <w:r>
-        <w:t xml:space="preserve">FlaiX Expert · dossier de développement · généré le 2026-10-24 depuis le dépôt </w:t>
-      </w:r>
-      <w:hyperlink w:history="1" r:id="rIds3jrbv17trjkw0ripicpq">
+        <w:t xml:space="preserve">FlaiX Expert · dossier de développement · généré le 2026-10-25 depuis le dépôt </w:t>
+      </w:r>
+      <w:hyperlink w:history="1" r:id="rIdq548gsugyzjq5rjtpj2q6">
         <w:r>
           <w:rPr>
             <w:rStyle w:val="Hyperlink"/>
@@ -672,7 +672,7 @@
           <w:numId w:val="2"/>
         </w:numPr>
       </w:pPr>
-      <w:hyperlink w:history="1" r:id="rId3erx5we7hoiezolcmf6q1">
+      <w:hyperlink w:history="1" r:id="rId-dh01pimob_-igk2tl1nw">
         <w:r>
           <w:rPr>
             <w:rStyle w:val="Hyperlink"/>
@@ -692,7 +692,7 @@
           <w:numId w:val="2"/>
         </w:numPr>
       </w:pPr>
-      <w:hyperlink w:history="1" r:id="rId6g965mprxj7uvexx7lq4-">
+      <w:hyperlink w:history="1" r:id="rIdrerpamkaiysyj3qb38xvc">
         <w:r>
           <w:rPr>
             <w:rStyle w:val="Hyperlink"/>
@@ -712,7 +712,7 @@
           <w:numId w:val="2"/>
         </w:numPr>
       </w:pPr>
-      <w:hyperlink w:history="1" r:id="rIdhuw_3hvd1yyany7c-rlv-">
+      <w:hyperlink w:history="1" r:id="rIdya3-p3mvtglw3qq5mbbqa">
         <w:r>
           <w:rPr>
             <w:rStyle w:val="Hyperlink"/>
@@ -760,7 +760,7 @@
       <w:r>
         <w:t xml:space="preserve"> — créé — </w:t>
       </w:r>
-      <w:hyperlink w:history="1" r:id="rIddxvt8vcuvc0qjm7nkcfcb">
+      <w:hyperlink w:history="1" r:id="rIdvh37pn2l213hkltxvjv2d">
         <w:r>
           <w:rPr>
             <w:rStyle w:val="Hyperlink"/>
@@ -797,7 +797,7 @@
       <w:r>
         <w:t xml:space="preserve"> — créé — </w:t>
       </w:r>
-      <w:hyperlink w:history="1" r:id="rIdgdxcdl4m0-vvozgabkgkf">
+      <w:hyperlink w:history="1" r:id="rIdf5c4p2c5vbr9l0xuyxnb3">
         <w:r>
           <w:rPr>
             <w:rStyle w:val="Hyperlink"/>
@@ -834,7 +834,7 @@
       <w:r>
         <w:t xml:space="preserve"> — modifié — </w:t>
       </w:r>
-      <w:hyperlink w:history="1" r:id="rIdcfqdugueokcqlzce8zoo1">
+      <w:hyperlink w:history="1" r:id="rIdkg_9cpnsl1cpvndzokl6u">
         <w:r>
           <w:rPr>
             <w:rStyle w:val="Hyperlink"/>
@@ -863,7 +863,7 @@
       <w:r>
         <w:t xml:space="preserve"> — modifié — </w:t>
       </w:r>
-      <w:hyperlink w:history="1" r:id="rIdfoqcvuvv2kd6wjvxjoccf">
+      <w:hyperlink w:history="1" r:id="rIdjsgkmsspt0bfnpj3gde7-">
         <w:r>
           <w:rPr>
             <w:rStyle w:val="Hyperlink"/>
@@ -900,7 +900,7 @@
       <w:r>
         <w:t xml:space="preserve"> — modifié — </w:t>
       </w:r>
-      <w:hyperlink w:history="1" r:id="rIdtjte1c6qltilaakwgweg9">
+      <w:hyperlink w:history="1" r:id="rIdnukeyrozdiv3bmyccncqx">
         <w:r>
           <w:rPr>
             <w:rStyle w:val="Hyperlink"/>
@@ -929,7 +929,7 @@
       <w:r>
         <w:t xml:space="preserve"> — modifié — </w:t>
       </w:r>
-      <w:hyperlink w:history="1" r:id="rIdrmzhrmaanrtzr9haeqirl">
+      <w:hyperlink w:history="1" r:id="rIdlnkc4js7dunexzl5mj0vr">
         <w:r>
           <w:rPr>
             <w:rStyle w:val="Hyperlink"/>
@@ -958,7 +958,7 @@
       <w:r>
         <w:t xml:space="preserve"> — modifié — </w:t>
       </w:r>
-      <w:hyperlink w:history="1" r:id="rId5_yokzfhvpt3fowdsvxm2">
+      <w:hyperlink w:history="1" r:id="rIddrjroua8nhavedug_2no8">
         <w:r>
           <w:rPr>
             <w:rStyle w:val="Hyperlink"/>
@@ -987,7 +987,7 @@
       <w:r>
         <w:t xml:space="preserve"> — modifié — </w:t>
       </w:r>
-      <w:hyperlink w:history="1" r:id="rIdxfownfwsspj90nhexx-cz">
+      <w:hyperlink w:history="1" r:id="rIdalsj-i2aiu8vvja5uar0n">
         <w:r>
           <w:rPr>
             <w:rStyle w:val="Hyperlink"/>
@@ -1016,7 +1016,7 @@
       <w:r>
         <w:t xml:space="preserve"> — modifié — </w:t>
       </w:r>
-      <w:hyperlink w:history="1" r:id="rIdzlovag7y0dem0lfu4dh5a">
+      <w:hyperlink w:history="1" r:id="rId-zn8lej6c6kcopyszf8nt">
         <w:r>
           <w:rPr>
             <w:rStyle w:val="Hyperlink"/>
@@ -1045,7 +1045,7 @@
       <w:r>
         <w:t xml:space="preserve"> — créé — </w:t>
       </w:r>
-      <w:hyperlink w:history="1" r:id="rIdiqmazoil8sxxud94drog9">
+      <w:hyperlink w:history="1" r:id="rIdgok1cz1dnhfjvuhjeunax">
         <w:r>
           <w:rPr>
             <w:rStyle w:val="Hyperlink"/>
@@ -1074,7 +1074,7 @@
       <w:r>
         <w:t xml:space="preserve"> — modifié — </w:t>
       </w:r>
-      <w:hyperlink w:history="1" r:id="rIdagzhluqz-nbd3yfd8ebsp">
+      <w:hyperlink w:history="1" r:id="rIdtxwfjq19dqgorvw3ckwxj">
         <w:r>
           <w:rPr>
             <w:rStyle w:val="Hyperlink"/>
@@ -1111,7 +1111,7 @@
       <w:r>
         <w:t xml:space="preserve"> — modifié — </w:t>
       </w:r>
-      <w:hyperlink w:history="1" r:id="rIdbjgvpdnatmcr-hp72iuy_">
+      <w:hyperlink w:history="1" r:id="rIdjgxuc5vwxsckhsrvygbqg">
         <w:r>
           <w:rPr>
             <w:rStyle w:val="Hyperlink"/>
@@ -1140,7 +1140,7 @@
       <w:r>
         <w:t xml:space="preserve"> — modifié — </w:t>
       </w:r>
-      <w:hyperlink w:history="1" r:id="rIdidnc8hsfbc3utup9xcztl">
+      <w:hyperlink w:history="1" r:id="rId93cb6upyrzodtmesleoh0">
         <w:r>
           <w:rPr>
             <w:rStyle w:val="Hyperlink"/>
@@ -1169,7 +1169,7 @@
       <w:r>
         <w:t xml:space="preserve"> — créé — </w:t>
       </w:r>
-      <w:hyperlink w:history="1" r:id="rIdom2btz0kjmyvgpldozl25">
+      <w:hyperlink w:history="1" r:id="rIdzp3jvmsuelrvnc7ycsxmu">
         <w:r>
           <w:rPr>
             <w:rStyle w:val="Hyperlink"/>
@@ -1198,7 +1198,7 @@
       <w:r>
         <w:t xml:space="preserve"> — modifié — </w:t>
       </w:r>
-      <w:hyperlink w:history="1" r:id="rIdacl3bvtwuka8vektmgtpx">
+      <w:hyperlink w:history="1" r:id="rIdvkxwniqffdg8yg3n5_cyd">
         <w:r>
           <w:rPr>
             <w:rStyle w:val="Hyperlink"/>
@@ -1227,7 +1227,7 @@
       <w:r>
         <w:t xml:space="preserve"> — modifié — </w:t>
       </w:r>
-      <w:hyperlink w:history="1" r:id="rIdh3hwiaoyvrr4lbf53kant">
+      <w:hyperlink w:history="1" r:id="rIdiqu00sxq2e_upfv7rvgt6">
         <w:r>
           <w:rPr>
             <w:rStyle w:val="Hyperlink"/>
@@ -1256,7 +1256,7 @@
       <w:r>
         <w:t xml:space="preserve"> — modifié — </w:t>
       </w:r>
-      <w:hyperlink w:history="1" r:id="rIdpi_9gn5a4gewndw62sdbn">
+      <w:hyperlink w:history="1" r:id="rIdcgks0jwx0nw7y-h_njtem">
         <w:r>
           <w:rPr>
             <w:rStyle w:val="Hyperlink"/>
@@ -1285,7 +1285,7 @@
       <w:r>
         <w:t xml:space="preserve"> — modifié — </w:t>
       </w:r>
-      <w:hyperlink w:history="1" r:id="rIdh5mtdqw4sbopn3v9gdy2i">
+      <w:hyperlink w:history="1" r:id="rId-cfrfr7iezjmzms9_dyau">
         <w:r>
           <w:rPr>
             <w:rStyle w:val="Hyperlink"/>
@@ -1314,7 +1314,7 @@
       <w:r>
         <w:t xml:space="preserve"> — modifié — </w:t>
       </w:r>
-      <w:hyperlink w:history="1" r:id="rId5pqmrvd1pml6sljljilpr">
+      <w:hyperlink w:history="1" r:id="rIdcagdrqj3plgfyd5zcxsix">
         <w:r>
           <w:rPr>
             <w:rStyle w:val="Hyperlink"/>
@@ -1343,7 +1343,7 @@
       <w:r>
         <w:t xml:space="preserve"> — créé — </w:t>
       </w:r>
-      <w:hyperlink w:history="1" r:id="rIdvmxzleeg5qzzudyav4fpu">
+      <w:hyperlink w:history="1" r:id="rIdbugzfbxb9ffup36cmoc2i">
         <w:r>
           <w:rPr>
             <w:rStyle w:val="Hyperlink"/>
@@ -1372,7 +1372,7 @@
       <w:r>
         <w:t xml:space="preserve"> — modifié — </w:t>
       </w:r>
-      <w:hyperlink w:history="1" r:id="rIdld-xig94af-tst7ewm32p">
+      <w:hyperlink w:history="1" r:id="rIdeljwkgvlszg3rx9wm7bgo">
         <w:r>
           <w:rPr>
             <w:rStyle w:val="Hyperlink"/>
@@ -1401,7 +1401,7 @@
       <w:r>
         <w:t xml:space="preserve"> — modifié — </w:t>
       </w:r>
-      <w:hyperlink w:history="1" r:id="rIdlisrhctsy3pvogj8rm15t">
+      <w:hyperlink w:history="1" r:id="rIdmhxuxjiv4b67wfcxhrw3c">
         <w:r>
           <w:rPr>
             <w:rStyle w:val="Hyperlink"/>
@@ -1430,7 +1430,7 @@
       <w:r>
         <w:t xml:space="preserve"> — modifié — </w:t>
       </w:r>
-      <w:hyperlink w:history="1" r:id="rId3sd0l8acglpdgcynup_r1">
+      <w:hyperlink w:history="1" r:id="rId5ycy2wonlncex7xnru5x1">
         <w:r>
           <w:rPr>
             <w:rStyle w:val="Hyperlink"/>
@@ -1459,7 +1459,7 @@
       <w:r>
         <w:t xml:space="preserve"> — modifié — </w:t>
       </w:r>
-      <w:hyperlink w:history="1" r:id="rIdbh-ghygl1itdtwcvz9rzy">
+      <w:hyperlink w:history="1" r:id="rIdf40aiutipvwrjzkk6wgve">
         <w:r>
           <w:rPr>
             <w:rStyle w:val="Hyperlink"/>
@@ -1496,7 +1496,7 @@
       <w:r>
         <w:t xml:space="preserve"> — modifié — </w:t>
       </w:r>
-      <w:hyperlink w:history="1" r:id="rIdw2r1jpe-5n0egjp3imalf">
+      <w:hyperlink w:history="1" r:id="rIdeqxphxi3iqadcxzckz2ub">
         <w:r>
           <w:rPr>
             <w:rStyle w:val="Hyperlink"/>
@@ -1525,7 +1525,7 @@
       <w:r>
         <w:t xml:space="preserve"> — modifié — </w:t>
       </w:r>
-      <w:hyperlink w:history="1" r:id="rIdorup6qhc8uondiki2g2p4">
+      <w:hyperlink w:history="1" r:id="rIdxbxapdwiv459h2mus0uv8">
         <w:r>
           <w:rPr>
             <w:rStyle w:val="Hyperlink"/>
@@ -1554,7 +1554,7 @@
       <w:r>
         <w:t xml:space="preserve"> — modifié — </w:t>
       </w:r>
-      <w:hyperlink w:history="1" r:id="rIdxkx68phuycoch1ep_ciil">
+      <w:hyperlink w:history="1" r:id="rIdq-jzl6oatcauw4k1jr4md">
         <w:r>
           <w:rPr>
             <w:rStyle w:val="Hyperlink"/>

--- a/docs/developpement/phases/word/PHASE_14_MODE_FORMATION_FACTICE.docx
+++ b/docs/developpement/phases/word/PHASE_14_MODE_FORMATION_FACTICE.docx
@@ -20,7 +20,7 @@
       <w:r>
         <w:t xml:space="preserve">FlaiX Expert · dossier de développement · généré le 2026-10-25 depuis le dépôt </w:t>
       </w:r>
-      <w:hyperlink w:history="1" r:id="rIdq548gsugyzjq5rjtpj2q6">
+      <w:hyperlink w:history="1" r:id="rIdix3rfnvwhsioww1vaxq-y">
         <w:r>
           <w:rPr>
             <w:rStyle w:val="Hyperlink"/>
@@ -672,7 +672,7 @@
           <w:numId w:val="2"/>
         </w:numPr>
       </w:pPr>
-      <w:hyperlink w:history="1" r:id="rId-dh01pimob_-igk2tl1nw">
+      <w:hyperlink w:history="1" r:id="rIdh-1g-h1z5sc88m2knxhjb">
         <w:r>
           <w:rPr>
             <w:rStyle w:val="Hyperlink"/>
@@ -692,7 +692,7 @@
           <w:numId w:val="2"/>
         </w:numPr>
       </w:pPr>
-      <w:hyperlink w:history="1" r:id="rIdrerpamkaiysyj3qb38xvc">
+      <w:hyperlink w:history="1" r:id="rIdp5uwzcrtvfpo3hcqtx0sh">
         <w:r>
           <w:rPr>
             <w:rStyle w:val="Hyperlink"/>
@@ -712,7 +712,7 @@
           <w:numId w:val="2"/>
         </w:numPr>
       </w:pPr>
-      <w:hyperlink w:history="1" r:id="rIdya3-p3mvtglw3qq5mbbqa">
+      <w:hyperlink w:history="1" r:id="rIdgve3fmh4_qjtkk8wueqch">
         <w:r>
           <w:rPr>
             <w:rStyle w:val="Hyperlink"/>
@@ -760,7 +760,7 @@
       <w:r>
         <w:t xml:space="preserve"> — créé — </w:t>
       </w:r>
-      <w:hyperlink w:history="1" r:id="rIdvh37pn2l213hkltxvjv2d">
+      <w:hyperlink w:history="1" r:id="rIdtc3qoajpdgybtdj39gvgl">
         <w:r>
           <w:rPr>
             <w:rStyle w:val="Hyperlink"/>
@@ -797,7 +797,7 @@
       <w:r>
         <w:t xml:space="preserve"> — créé — </w:t>
       </w:r>
-      <w:hyperlink w:history="1" r:id="rIdf5c4p2c5vbr9l0xuyxnb3">
+      <w:hyperlink w:history="1" r:id="rIddelts1f0yqcclymqcdhax">
         <w:r>
           <w:rPr>
             <w:rStyle w:val="Hyperlink"/>
@@ -834,7 +834,7 @@
       <w:r>
         <w:t xml:space="preserve"> — modifié — </w:t>
       </w:r>
-      <w:hyperlink w:history="1" r:id="rIdkg_9cpnsl1cpvndzokl6u">
+      <w:hyperlink w:history="1" r:id="rIdibhhc95m9grotiukxl-91">
         <w:r>
           <w:rPr>
             <w:rStyle w:val="Hyperlink"/>
@@ -863,7 +863,7 @@
       <w:r>
         <w:t xml:space="preserve"> — modifié — </w:t>
       </w:r>
-      <w:hyperlink w:history="1" r:id="rIdjsgkmsspt0bfnpj3gde7-">
+      <w:hyperlink w:history="1" r:id="rIdsskfhzkgzwjxkaxgmhwxf">
         <w:r>
           <w:rPr>
             <w:rStyle w:val="Hyperlink"/>
@@ -900,7 +900,7 @@
       <w:r>
         <w:t xml:space="preserve"> — modifié — </w:t>
       </w:r>
-      <w:hyperlink w:history="1" r:id="rIdnukeyrozdiv3bmyccncqx">
+      <w:hyperlink w:history="1" r:id="rIdqvgiwormxorjxz1_isvi3">
         <w:r>
           <w:rPr>
             <w:rStyle w:val="Hyperlink"/>
@@ -929,7 +929,7 @@
       <w:r>
         <w:t xml:space="preserve"> — modifié — </w:t>
       </w:r>
-      <w:hyperlink w:history="1" r:id="rIdlnkc4js7dunexzl5mj0vr">
+      <w:hyperlink w:history="1" r:id="rIds7t-f6hpvs8unphus-oyy">
         <w:r>
           <w:rPr>
             <w:rStyle w:val="Hyperlink"/>
@@ -958,7 +958,7 @@
       <w:r>
         <w:t xml:space="preserve"> — modifié — </w:t>
       </w:r>
-      <w:hyperlink w:history="1" r:id="rIddrjroua8nhavedug_2no8">
+      <w:hyperlink w:history="1" r:id="rIdik9waubfbiecwez6iofzq">
         <w:r>
           <w:rPr>
             <w:rStyle w:val="Hyperlink"/>
@@ -987,7 +987,7 @@
       <w:r>
         <w:t xml:space="preserve"> — modifié — </w:t>
       </w:r>
-      <w:hyperlink w:history="1" r:id="rIdalsj-i2aiu8vvja5uar0n">
+      <w:hyperlink w:history="1" r:id="rIdxr3sle_ycw_0iu3esova-">
         <w:r>
           <w:rPr>
             <w:rStyle w:val="Hyperlink"/>
@@ -1016,7 +1016,7 @@
       <w:r>
         <w:t xml:space="preserve"> — modifié — </w:t>
       </w:r>
-      <w:hyperlink w:history="1" r:id="rId-zn8lej6c6kcopyszf8nt">
+      <w:hyperlink w:history="1" r:id="rIdux43fz7hryzqdhekbsxop">
         <w:r>
           <w:rPr>
             <w:rStyle w:val="Hyperlink"/>
@@ -1045,7 +1045,7 @@
       <w:r>
         <w:t xml:space="preserve"> — créé — </w:t>
       </w:r>
-      <w:hyperlink w:history="1" r:id="rIdgok1cz1dnhfjvuhjeunax">
+      <w:hyperlink w:history="1" r:id="rIdsxzpvx7aslbqa7wg0tdb0">
         <w:r>
           <w:rPr>
             <w:rStyle w:val="Hyperlink"/>
@@ -1074,7 +1074,7 @@
       <w:r>
         <w:t xml:space="preserve"> — modifié — </w:t>
       </w:r>
-      <w:hyperlink w:history="1" r:id="rIdtxwfjq19dqgorvw3ckwxj">
+      <w:hyperlink w:history="1" r:id="rIdrxgvjeafn2mowmqqmay1n">
         <w:r>
           <w:rPr>
             <w:rStyle w:val="Hyperlink"/>
@@ -1111,7 +1111,7 @@
       <w:r>
         <w:t xml:space="preserve"> — modifié — </w:t>
       </w:r>
-      <w:hyperlink w:history="1" r:id="rIdjgxuc5vwxsckhsrvygbqg">
+      <w:hyperlink w:history="1" r:id="rIdeesprewbk322pb9znnmlz">
         <w:r>
           <w:rPr>
             <w:rStyle w:val="Hyperlink"/>
@@ -1140,7 +1140,7 @@
       <w:r>
         <w:t xml:space="preserve"> — modifié — </w:t>
       </w:r>
-      <w:hyperlink w:history="1" r:id="rId93cb6upyrzodtmesleoh0">
+      <w:hyperlink w:history="1" r:id="rIdpse1zygatleykmukauvc4">
         <w:r>
           <w:rPr>
             <w:rStyle w:val="Hyperlink"/>
@@ -1169,7 +1169,7 @@
       <w:r>
         <w:t xml:space="preserve"> — créé — </w:t>
       </w:r>
-      <w:hyperlink w:history="1" r:id="rIdzp3jvmsuelrvnc7ycsxmu">
+      <w:hyperlink w:history="1" r:id="rIdfci3mmsfdpy2nxyuwuci3">
         <w:r>
           <w:rPr>
             <w:rStyle w:val="Hyperlink"/>
@@ -1198,7 +1198,7 @@
       <w:r>
         <w:t xml:space="preserve"> — modifié — </w:t>
       </w:r>
-      <w:hyperlink w:history="1" r:id="rIdvkxwniqffdg8yg3n5_cyd">
+      <w:hyperlink w:history="1" r:id="rIda9zvarmyqm2w6a2ypdkeg">
         <w:r>
           <w:rPr>
             <w:rStyle w:val="Hyperlink"/>
@@ -1227,7 +1227,7 @@
       <w:r>
         <w:t xml:space="preserve"> — modifié — </w:t>
       </w:r>
-      <w:hyperlink w:history="1" r:id="rIdiqu00sxq2e_upfv7rvgt6">
+      <w:hyperlink w:history="1" r:id="rIdbv_cmsmg4x29k3qnkia1-">
         <w:r>
           <w:rPr>
             <w:rStyle w:val="Hyperlink"/>
@@ -1256,7 +1256,7 @@
       <w:r>
         <w:t xml:space="preserve"> — modifié — </w:t>
       </w:r>
-      <w:hyperlink w:history="1" r:id="rIdcgks0jwx0nw7y-h_njtem">
+      <w:hyperlink w:history="1" r:id="rIdvp7fx_mwox0m-l737xuzl">
         <w:r>
           <w:rPr>
             <w:rStyle w:val="Hyperlink"/>
@@ -1285,7 +1285,7 @@
       <w:r>
         <w:t xml:space="preserve"> — modifié — </w:t>
       </w:r>
-      <w:hyperlink w:history="1" r:id="rId-cfrfr7iezjmzms9_dyau">
+      <w:hyperlink w:history="1" r:id="rIdcfj1bbp721invej5fd7-t">
         <w:r>
           <w:rPr>
             <w:rStyle w:val="Hyperlink"/>
@@ -1314,7 +1314,7 @@
       <w:r>
         <w:t xml:space="preserve"> — modifié — </w:t>
       </w:r>
-      <w:hyperlink w:history="1" r:id="rIdcagdrqj3plgfyd5zcxsix">
+      <w:hyperlink w:history="1" r:id="rIdn9jzslczvwq6zlj2fbmhj">
         <w:r>
           <w:rPr>
             <w:rStyle w:val="Hyperlink"/>
@@ -1343,7 +1343,7 @@
       <w:r>
         <w:t xml:space="preserve"> — créé — </w:t>
       </w:r>
-      <w:hyperlink w:history="1" r:id="rIdbugzfbxb9ffup36cmoc2i">
+      <w:hyperlink w:history="1" r:id="rIdokq1wxk0fpaakwdkv0y2e">
         <w:r>
           <w:rPr>
             <w:rStyle w:val="Hyperlink"/>
@@ -1372,7 +1372,7 @@
       <w:r>
         <w:t xml:space="preserve"> — modifié — </w:t>
       </w:r>
-      <w:hyperlink w:history="1" r:id="rIdeljwkgvlszg3rx9wm7bgo">
+      <w:hyperlink w:history="1" r:id="rIdf9qleni7j_mkc5dsennl9">
         <w:r>
           <w:rPr>
             <w:rStyle w:val="Hyperlink"/>
@@ -1401,7 +1401,7 @@
       <w:r>
         <w:t xml:space="preserve"> — modifié — </w:t>
       </w:r>
-      <w:hyperlink w:history="1" r:id="rIdmhxuxjiv4b67wfcxhrw3c">
+      <w:hyperlink w:history="1" r:id="rIdxidumiwesvbd-0otirdmg">
         <w:r>
           <w:rPr>
             <w:rStyle w:val="Hyperlink"/>
@@ -1430,7 +1430,7 @@
       <w:r>
         <w:t xml:space="preserve"> — modifié — </w:t>
       </w:r>
-      <w:hyperlink w:history="1" r:id="rId5ycy2wonlncex7xnru5x1">
+      <w:hyperlink w:history="1" r:id="rIdyj-6nmss8cgy57w8yqkkf">
         <w:r>
           <w:rPr>
             <w:rStyle w:val="Hyperlink"/>
@@ -1459,7 +1459,7 @@
       <w:r>
         <w:t xml:space="preserve"> — modifié — </w:t>
       </w:r>
-      <w:hyperlink w:history="1" r:id="rIdf40aiutipvwrjzkk6wgve">
+      <w:hyperlink w:history="1" r:id="rIdo-mofbxsb0zoyuchrwpqj">
         <w:r>
           <w:rPr>
             <w:rStyle w:val="Hyperlink"/>
@@ -1496,7 +1496,7 @@
       <w:r>
         <w:t xml:space="preserve"> — modifié — </w:t>
       </w:r>
-      <w:hyperlink w:history="1" r:id="rIdeqxphxi3iqadcxzckz2ub">
+      <w:hyperlink w:history="1" r:id="rIdnbvm425covhmznppbjr7l">
         <w:r>
           <w:rPr>
             <w:rStyle w:val="Hyperlink"/>
@@ -1525,7 +1525,7 @@
       <w:r>
         <w:t xml:space="preserve"> — modifié — </w:t>
       </w:r>
-      <w:hyperlink w:history="1" r:id="rIdxbxapdwiv459h2mus0uv8">
+      <w:hyperlink w:history="1" r:id="rId0ekryuj6fdfs4po1wiadi">
         <w:r>
           <w:rPr>
             <w:rStyle w:val="Hyperlink"/>
@@ -1554,7 +1554,7 @@
       <w:r>
         <w:t xml:space="preserve"> — modifié — </w:t>
       </w:r>
-      <w:hyperlink w:history="1" r:id="rIdq-jzl6oatcauw4k1jr4md">
+      <w:hyperlink w:history="1" r:id="rIdkxt4jray9xjottvuhstdr">
         <w:r>
           <w:rPr>
             <w:rStyle w:val="Hyperlink"/>

--- a/docs/developpement/phases/word/PHASE_14_MODE_FORMATION_FACTICE.docx
+++ b/docs/developpement/phases/word/PHASE_14_MODE_FORMATION_FACTICE.docx
@@ -20,7 +20,7 @@
       <w:r>
         <w:t xml:space="preserve">FlaiX Expert · dossier de développement · généré le 2026-10-25 depuis le dépôt </w:t>
       </w:r>
-      <w:hyperlink w:history="1" r:id="rIdix3rfnvwhsioww1vaxq-y">
+      <w:hyperlink w:history="1" r:id="rId85ppec6lovqmafryiogy1">
         <w:r>
           <w:rPr>
             <w:rStyle w:val="Hyperlink"/>
@@ -672,7 +672,7 @@
           <w:numId w:val="2"/>
         </w:numPr>
       </w:pPr>
-      <w:hyperlink w:history="1" r:id="rIdh-1g-h1z5sc88m2knxhjb">
+      <w:hyperlink w:history="1" r:id="rIduaicelynu65fbrkxrapoa">
         <w:r>
           <w:rPr>
             <w:rStyle w:val="Hyperlink"/>
@@ -692,7 +692,7 @@
           <w:numId w:val="2"/>
         </w:numPr>
       </w:pPr>
-      <w:hyperlink w:history="1" r:id="rIdp5uwzcrtvfpo3hcqtx0sh">
+      <w:hyperlink w:history="1" r:id="rIdpgdgmuf_alru_zmy1wqie">
         <w:r>
           <w:rPr>
             <w:rStyle w:val="Hyperlink"/>
@@ -712,7 +712,7 @@
           <w:numId w:val="2"/>
         </w:numPr>
       </w:pPr>
-      <w:hyperlink w:history="1" r:id="rIdgve3fmh4_qjtkk8wueqch">
+      <w:hyperlink w:history="1" r:id="rId_vlc0zawtola7vem5kbhn">
         <w:r>
           <w:rPr>
             <w:rStyle w:val="Hyperlink"/>
@@ -760,7 +760,7 @@
       <w:r>
         <w:t xml:space="preserve"> — créé — </w:t>
       </w:r>
-      <w:hyperlink w:history="1" r:id="rIdtc3qoajpdgybtdj39gvgl">
+      <w:hyperlink w:history="1" r:id="rIdrdajvtfssdjq5x2wuqp53">
         <w:r>
           <w:rPr>
             <w:rStyle w:val="Hyperlink"/>
@@ -797,7 +797,7 @@
       <w:r>
         <w:t xml:space="preserve"> — créé — </w:t>
       </w:r>
-      <w:hyperlink w:history="1" r:id="rIddelts1f0yqcclymqcdhax">
+      <w:hyperlink w:history="1" r:id="rId6-vgurolazlk7-vbxfhvm">
         <w:r>
           <w:rPr>
             <w:rStyle w:val="Hyperlink"/>
@@ -834,7 +834,7 @@
       <w:r>
         <w:t xml:space="preserve"> — modifié — </w:t>
       </w:r>
-      <w:hyperlink w:history="1" r:id="rIdibhhc95m9grotiukxl-91">
+      <w:hyperlink w:history="1" r:id="rIdxjybiocs90mj3me0cwfe9">
         <w:r>
           <w:rPr>
             <w:rStyle w:val="Hyperlink"/>
@@ -863,7 +863,7 @@
       <w:r>
         <w:t xml:space="preserve"> — modifié — </w:t>
       </w:r>
-      <w:hyperlink w:history="1" r:id="rIdsskfhzkgzwjxkaxgmhwxf">
+      <w:hyperlink w:history="1" r:id="rIdo9qqzsnwma3r_scigx0ow">
         <w:r>
           <w:rPr>
             <w:rStyle w:val="Hyperlink"/>
@@ -900,7 +900,7 @@
       <w:r>
         <w:t xml:space="preserve"> — modifié — </w:t>
       </w:r>
-      <w:hyperlink w:history="1" r:id="rIdqvgiwormxorjxz1_isvi3">
+      <w:hyperlink w:history="1" r:id="rId_fz1vqy7-_eals3zqa95h">
         <w:r>
           <w:rPr>
             <w:rStyle w:val="Hyperlink"/>
@@ -929,7 +929,7 @@
       <w:r>
         <w:t xml:space="preserve"> — modifié — </w:t>
       </w:r>
-      <w:hyperlink w:history="1" r:id="rIds7t-f6hpvs8unphus-oyy">
+      <w:hyperlink w:history="1" r:id="rIdxplpjrkdvfexbo-7h3bd1">
         <w:r>
           <w:rPr>
             <w:rStyle w:val="Hyperlink"/>
@@ -958,7 +958,7 @@
       <w:r>
         <w:t xml:space="preserve"> — modifié — </w:t>
       </w:r>
-      <w:hyperlink w:history="1" r:id="rIdik9waubfbiecwez6iofzq">
+      <w:hyperlink w:history="1" r:id="rId8vltzd9hut4gzce-aywi8">
         <w:r>
           <w:rPr>
             <w:rStyle w:val="Hyperlink"/>
@@ -987,7 +987,7 @@
       <w:r>
         <w:t xml:space="preserve"> — modifié — </w:t>
       </w:r>
-      <w:hyperlink w:history="1" r:id="rIdxr3sle_ycw_0iu3esova-">
+      <w:hyperlink w:history="1" r:id="rId41bfazcr1kvvop1und_s_">
         <w:r>
           <w:rPr>
             <w:rStyle w:val="Hyperlink"/>
@@ -1016,7 +1016,7 @@
       <w:r>
         <w:t xml:space="preserve"> — modifié — </w:t>
       </w:r>
-      <w:hyperlink w:history="1" r:id="rIdux43fz7hryzqdhekbsxop">
+      <w:hyperlink w:history="1" r:id="rIduaiqyes8kqr4mohswxvha">
         <w:r>
           <w:rPr>
             <w:rStyle w:val="Hyperlink"/>
@@ -1045,7 +1045,7 @@
       <w:r>
         <w:t xml:space="preserve"> — créé — </w:t>
       </w:r>
-      <w:hyperlink w:history="1" r:id="rIdsxzpvx7aslbqa7wg0tdb0">
+      <w:hyperlink w:history="1" r:id="rIdzytsddv0zvvbvvogfr0xh">
         <w:r>
           <w:rPr>
             <w:rStyle w:val="Hyperlink"/>
@@ -1074,7 +1074,7 @@
       <w:r>
         <w:t xml:space="preserve"> — modifié — </w:t>
       </w:r>
-      <w:hyperlink w:history="1" r:id="rIdrxgvjeafn2mowmqqmay1n">
+      <w:hyperlink w:history="1" r:id="rIdlvxffgbpqpkvrpmnwwcuj">
         <w:r>
           <w:rPr>
             <w:rStyle w:val="Hyperlink"/>
@@ -1111,7 +1111,7 @@
       <w:r>
         <w:t xml:space="preserve"> — modifié — </w:t>
       </w:r>
-      <w:hyperlink w:history="1" r:id="rIdeesprewbk322pb9znnmlz">
+      <w:hyperlink w:history="1" r:id="rIdd_l9c3gubgfew7-wa9ugd">
         <w:r>
           <w:rPr>
             <w:rStyle w:val="Hyperlink"/>
@@ -1140,7 +1140,7 @@
       <w:r>
         <w:t xml:space="preserve"> — modifié — </w:t>
       </w:r>
-      <w:hyperlink w:history="1" r:id="rIdpse1zygatleykmukauvc4">
+      <w:hyperlink w:history="1" r:id="rIdfhnujpkwphvrdpmhp3d3a">
         <w:r>
           <w:rPr>
             <w:rStyle w:val="Hyperlink"/>
@@ -1169,7 +1169,7 @@
       <w:r>
         <w:t xml:space="preserve"> — créé — </w:t>
       </w:r>
-      <w:hyperlink w:history="1" r:id="rIdfci3mmsfdpy2nxyuwuci3">
+      <w:hyperlink w:history="1" r:id="rIdvmfq4fapnqxnnin-jyik5">
         <w:r>
           <w:rPr>
             <w:rStyle w:val="Hyperlink"/>
@@ -1198,7 +1198,7 @@
       <w:r>
         <w:t xml:space="preserve"> — modifié — </w:t>
       </w:r>
-      <w:hyperlink w:history="1" r:id="rIda9zvarmyqm2w6a2ypdkeg">
+      <w:hyperlink w:history="1" r:id="rId2okpzchnlf5n0khmwufcr">
         <w:r>
           <w:rPr>
             <w:rStyle w:val="Hyperlink"/>
@@ -1227,7 +1227,7 @@
       <w:r>
         <w:t xml:space="preserve"> — modifié — </w:t>
       </w:r>
-      <w:hyperlink w:history="1" r:id="rIdbv_cmsmg4x29k3qnkia1-">
+      <w:hyperlink w:history="1" r:id="rIdzdpptuvrioec-ts_mjqa7">
         <w:r>
           <w:rPr>
             <w:rStyle w:val="Hyperlink"/>
@@ -1256,7 +1256,7 @@
       <w:r>
         <w:t xml:space="preserve"> — modifié — </w:t>
       </w:r>
-      <w:hyperlink w:history="1" r:id="rIdvp7fx_mwox0m-l737xuzl">
+      <w:hyperlink w:history="1" r:id="rId1mxd0q9lll_rfcwszb0mm">
         <w:r>
           <w:rPr>
             <w:rStyle w:val="Hyperlink"/>
@@ -1285,7 +1285,7 @@
       <w:r>
         <w:t xml:space="preserve"> — modifié — </w:t>
       </w:r>
-      <w:hyperlink w:history="1" r:id="rIdcfj1bbp721invej5fd7-t">
+      <w:hyperlink w:history="1" r:id="rIdrg6t6obopzpdevxr6jfmi">
         <w:r>
           <w:rPr>
             <w:rStyle w:val="Hyperlink"/>
@@ -1314,7 +1314,7 @@
       <w:r>
         <w:t xml:space="preserve"> — modifié — </w:t>
       </w:r>
-      <w:hyperlink w:history="1" r:id="rIdn9jzslczvwq6zlj2fbmhj">
+      <w:hyperlink w:history="1" r:id="rId-5ibxw98owws5zndp-2bj">
         <w:r>
           <w:rPr>
             <w:rStyle w:val="Hyperlink"/>
@@ -1343,7 +1343,7 @@
       <w:r>
         <w:t xml:space="preserve"> — créé — </w:t>
       </w:r>
-      <w:hyperlink w:history="1" r:id="rIdokq1wxk0fpaakwdkv0y2e">
+      <w:hyperlink w:history="1" r:id="rIdvymx6bjul-upatby5hnjm">
         <w:r>
           <w:rPr>
             <w:rStyle w:val="Hyperlink"/>
@@ -1372,7 +1372,7 @@
       <w:r>
         <w:t xml:space="preserve"> — modifié — </w:t>
       </w:r>
-      <w:hyperlink w:history="1" r:id="rIdf9qleni7j_mkc5dsennl9">
+      <w:hyperlink w:history="1" r:id="rIdkwi4ato1oovipmgvuetdf">
         <w:r>
           <w:rPr>
             <w:rStyle w:val="Hyperlink"/>
@@ -1401,7 +1401,7 @@
       <w:r>
         <w:t xml:space="preserve"> — modifié — </w:t>
       </w:r>
-      <w:hyperlink w:history="1" r:id="rIdxidumiwesvbd-0otirdmg">
+      <w:hyperlink w:history="1" r:id="rIdhoqxroi0b6rk-ljvldujd">
         <w:r>
           <w:rPr>
             <w:rStyle w:val="Hyperlink"/>
@@ -1430,7 +1430,7 @@
       <w:r>
         <w:t xml:space="preserve"> — modifié — </w:t>
       </w:r>
-      <w:hyperlink w:history="1" r:id="rIdyj-6nmss8cgy57w8yqkkf">
+      <w:hyperlink w:history="1" r:id="rIdabpg7tqrlgvujhsikcpun">
         <w:r>
           <w:rPr>
             <w:rStyle w:val="Hyperlink"/>
@@ -1459,7 +1459,7 @@
       <w:r>
         <w:t xml:space="preserve"> — modifié — </w:t>
       </w:r>
-      <w:hyperlink w:history="1" r:id="rIdo-mofbxsb0zoyuchrwpqj">
+      <w:hyperlink w:history="1" r:id="rIdryvqubo3qiycojqfea8yy">
         <w:r>
           <w:rPr>
             <w:rStyle w:val="Hyperlink"/>
@@ -1496,7 +1496,7 @@
       <w:r>
         <w:t xml:space="preserve"> — modifié — </w:t>
       </w:r>
-      <w:hyperlink w:history="1" r:id="rIdnbvm425covhmznppbjr7l">
+      <w:hyperlink w:history="1" r:id="rIdvgdj0z-besvykqzrw6l4u">
         <w:r>
           <w:rPr>
             <w:rStyle w:val="Hyperlink"/>
@@ -1525,7 +1525,7 @@
       <w:r>
         <w:t xml:space="preserve"> — modifié — </w:t>
       </w:r>
-      <w:hyperlink w:history="1" r:id="rId0ekryuj6fdfs4po1wiadi">
+      <w:hyperlink w:history="1" r:id="rIdmlxqo6zjqz0swdi_tlja3">
         <w:r>
           <w:rPr>
             <w:rStyle w:val="Hyperlink"/>
@@ -1554,7 +1554,7 @@
       <w:r>
         <w:t xml:space="preserve"> — modifié — </w:t>
       </w:r>
-      <w:hyperlink w:history="1" r:id="rIdkxt4jray9xjottvuhstdr">
+      <w:hyperlink w:history="1" r:id="rIdeff1yjy-rrema4z3egx0x">
         <w:r>
           <w:rPr>
             <w:rStyle w:val="Hyperlink"/>
